--- a/DocConv_User_Guide.docx
+++ b/DocConv_User_Guide.docx
@@ -43,7 +43,7 @@
           <w:color w:val="888888"/>
           <w:sz w:val="24"/>
         </w:rPr>
-        <w:t>Version 1.0  •  2025</w:t>
+        <w:t>Version 2.0  •  2025</w:t>
       </w:r>
     </w:p>
     <w:p>
@@ -58,7 +58,7 @@
         </w:rPr>
         <w:t>A production-grade microservice that converts documents and images to plain text.</w:t>
         <w:br/>
-        <w:t>Supports SQS, RabbitMQ, Kafka message buses, REST API, and 10 document formats.</w:t>
+        <w:t>Supports SQS, RabbitMQ, Kafka, Temporal.io durable workflows, REST API, and 10 document formats.</w:t>
       </w:r>
     </w:p>
     <w:p>
@@ -214,7 +214,7 @@
         <w:rPr>
           <w:sz w:val="22"/>
         </w:rPr>
-        <w:t>10. Document Converters</w:t>
+        <w:t>10. Temporal.io Durable Workflows</w:t>
       </w:r>
     </w:p>
     <w:p>
@@ -225,7 +225,7 @@
         <w:rPr>
           <w:sz w:val="22"/>
         </w:rPr>
-        <w:t>11. Image OCR</w:t>
+        <w:t xml:space="preserve">    10.1 Overview &amp; Architecture</w:t>
       </w:r>
     </w:p>
     <w:p>
@@ -236,7 +236,7 @@
         <w:rPr>
           <w:sz w:val="22"/>
         </w:rPr>
-        <w:t>12. File Fetchers (S3, URL, FTP)</w:t>
+        <w:t xml:space="preserve">    10.2 The DocumentConversionWorkflow</w:t>
       </w:r>
     </w:p>
     <w:p>
@@ -247,7 +247,7 @@
         <w:rPr>
           <w:sz w:val="22"/>
         </w:rPr>
-        <w:t>13. Output Storage (S3)</w:t>
+        <w:t xml:space="preserve">    10.3 Document-Type Child Workflows</w:t>
       </w:r>
     </w:p>
     <w:p>
@@ -258,7 +258,7 @@
         <w:rPr>
           <w:sz w:val="22"/>
         </w:rPr>
-        <w:t>14. Memory Efficiency &amp; Streaming</w:t>
+        <w:t xml:space="preserve">    10.4 Activities</w:t>
       </w:r>
     </w:p>
     <w:p>
@@ -269,7 +269,7 @@
         <w:rPr>
           <w:sz w:val="22"/>
         </w:rPr>
-        <w:t>15. Testing</w:t>
+        <w:t xml:space="preserve">    10.5 Batch Processing</w:t>
       </w:r>
     </w:p>
     <w:p>
@@ -280,7 +280,7 @@
         <w:rPr>
           <w:sz w:val="22"/>
         </w:rPr>
-        <w:t>16. Troubleshooting</w:t>
+        <w:t xml:space="preserve">    10.6 The Temporal Worker</w:t>
       </w:r>
     </w:p>
     <w:p>
@@ -291,144 +291,297 @@
         <w:rPr>
           <w:sz w:val="22"/>
         </w:rPr>
-        <w:t>17. curl Examples Cookbook</w:t>
+        <w:t xml:space="preserve">    10.7 Temporal Web UI</w:t>
       </w:r>
     </w:p>
     <w:p>
-      <w:r>
-        <w:br w:type="page"/>
+      <w:pPr>
+        <w:spacing w:after="40"/>
+      </w:pPr>
+      <w:r>
+        <w:rPr>
+          <w:sz w:val="22"/>
+        </w:rPr>
+        <w:t xml:space="preserve">    10.8 Workflow API Endpoints</w:t>
       </w:r>
     </w:p>
     <w:p>
       <w:pPr>
-        <w:pStyle w:val="Heading1"/>
-      </w:pPr>
-      <w:r>
-        <w:t>1. Overview</w:t>
+        <w:spacing w:after="40"/>
+      </w:pPr>
+      <w:r>
+        <w:rPr>
+          <w:sz w:val="22"/>
+        </w:rPr>
+        <w:t xml:space="preserve">    10.9 Execution Modes</w:t>
       </w:r>
     </w:p>
     <w:p>
-      <w:r>
-        <w:t>The Document Conversion Service is a containerized Python microservice that accepts conversion jobs from multiple sources – three message buses (Amazon SQS, RabbitMQ, Apache Kafka) and an optional REST API – and converts documents and images into plain text.  The extracted text is uploaded to an Amazon S3 bucket (or S3-compatible storage like LocalStack or MinIO).</w:t>
+      <w:pPr>
+        <w:spacing w:after="40"/>
+      </w:pPr>
+      <w:r>
+        <w:rPr>
+          <w:sz w:val="22"/>
+        </w:rPr>
+        <w:t xml:space="preserve">    10.10 Starting Workflows from Python</w:t>
       </w:r>
     </w:p>
     <w:p>
-      <w:r>
-        <w:t>Every component is independently toggleable via environment variables.  You can run the service as a pure queue consumer with no HTTP surface, or as an API-only service, or any combination.</w:t>
+      <w:pPr>
+        <w:spacing w:after="40"/>
+      </w:pPr>
+      <w:r>
+        <w:rPr>
+          <w:sz w:val="22"/>
+        </w:rPr>
+        <w:t>11. Document Converters</w:t>
       </w:r>
     </w:p>
     <w:p>
       <w:pPr>
-        <w:pStyle w:val="Heading3"/>
-      </w:pPr>
-      <w:r>
-        <w:t>Key Features</w:t>
+        <w:spacing w:after="40"/>
+      </w:pPr>
+      <w:r>
+        <w:rPr>
+          <w:sz w:val="22"/>
+        </w:rPr>
+        <w:t>12. Image OCR</w:t>
       </w:r>
     </w:p>
     <w:p>
       <w:pPr>
-        <w:pStyle w:val="ListBullet"/>
-      </w:pPr>
-      <w:r>
-        <w:t>10 document formats: PDF, DOCX, XLSX, PPTX, HTML, RTF, ODT, TXT, CSV, Image (OCR)</w:t>
+        <w:spacing w:after="40"/>
+      </w:pPr>
+      <w:r>
+        <w:rPr>
+          <w:sz w:val="22"/>
+        </w:rPr>
+        <w:t>13. File Fetchers (S3, URL, FTP)</w:t>
       </w:r>
     </w:p>
     <w:p>
       <w:pPr>
-        <w:pStyle w:val="ListBullet"/>
-      </w:pPr>
-      <w:r>
-        <w:t>3 message buses: SQS, RabbitMQ, Kafka – all using the same JSON message schema</w:t>
+        <w:spacing w:after="40"/>
+      </w:pPr>
+      <w:r>
+        <w:rPr>
+          <w:sz w:val="22"/>
+        </w:rPr>
+        <w:t>14. Output Storage (S3)</w:t>
       </w:r>
     </w:p>
     <w:p>
       <w:pPr>
-        <w:pStyle w:val="ListBullet"/>
-      </w:pPr>
-      <w:r>
-        <w:t>REST API with file upload and JSON job submission</w:t>
+        <w:spacing w:after="40"/>
+      </w:pPr>
+      <w:r>
+        <w:rPr>
+          <w:sz w:val="22"/>
+        </w:rPr>
+        <w:t>15. Memory Efficiency &amp; Streaming</w:t>
       </w:r>
     </w:p>
     <w:p>
       <w:pPr>
-        <w:pStyle w:val="ListBullet"/>
-      </w:pPr>
-      <w:r>
-        <w:t>Web-based API Test Console (built-in HTML UI)</w:t>
+        <w:spacing w:after="40"/>
+      </w:pPr>
+      <w:r>
+        <w:rPr>
+          <w:sz w:val="22"/>
+        </w:rPr>
+        <w:t>16. Testing</w:t>
       </w:r>
     </w:p>
     <w:p>
       <w:pPr>
-        <w:pStyle w:val="ListBullet"/>
-      </w:pPr>
-      <w:r>
-        <w:t>3 document sources: S3, HTTP/HTTPS URLs, FTP servers</w:t>
+        <w:spacing w:after="40"/>
+      </w:pPr>
+      <w:r>
+        <w:rPr>
+          <w:sz w:val="22"/>
+        </w:rPr>
+        <w:t>17. Troubleshooting</w:t>
       </w:r>
     </w:p>
     <w:p>
       <w:pPr>
-        <w:pStyle w:val="ListBullet"/>
-      </w:pPr>
-      <w:r>
-        <w:t>Authentication support: None, Basic, Bearer token</w:t>
+        <w:spacing w:after="40"/>
+      </w:pPr>
+      <w:r>
+        <w:rPr>
+          <w:sz w:val="22"/>
+        </w:rPr>
+        <w:t>18. curl Examples Cookbook</w:t>
       </w:r>
     </w:p>
     <w:p>
-      <w:pPr>
-        <w:pStyle w:val="ListBullet"/>
-      </w:pPr>
-      <w:r>
-        <w:t>Memory-efficient streaming via Python generators and temporary files</w:t>
+      <w:r>
+        <w:br w:type="page"/>
       </w:r>
     </w:p>
     <w:p>
       <w:pPr>
-        <w:pStyle w:val="ListBullet"/>
-      </w:pPr>
-      <w:r>
-        <w:t>PDF image extraction with OCR (Tesseract)</w:t>
+        <w:pStyle w:val="Heading1"/>
+      </w:pPr>
+      <w:r>
+        <w:t>1. Overview</w:t>
       </w:r>
     </w:p>
     <w:p>
-      <w:pPr>
-        <w:pStyle w:val="ListBullet"/>
-      </w:pPr>
-      <w:r>
-        <w:t>Full Docker Compose stack with LocalStack, RabbitMQ, Kafka, FTP</w:t>
+      <w:r>
+        <w:t>The Document Conversion Service is a containerized Python microservice that accepts conversion jobs from multiple sources – three message buses (Amazon SQS, RabbitMQ, Apache Kafka), Temporal.io durable workflows, and an optional REST API – and converts documents and images into plain text. The extracted text is uploaded to an Amazon S3 bucket (or S3-compatible storage like LocalStack or MinIO).</w:t>
       </w:r>
     </w:p>
     <w:p>
-      <w:pPr>
-        <w:pStyle w:val="ListBullet"/>
-      </w:pPr>
-      <w:r>
-        <w:t>Every component can be enabled/disabled via environment variables</w:t>
+      <w:r>
+        <w:t>Every component is independently toggleable via environment variables. You can run the service as a pure queue consumer, a Temporal workflow worker, an API-only service, or any combination.</w:t>
       </w:r>
     </w:p>
     <w:p>
-      <w:r>
-        <w:br w:type="page"/>
+      <w:pPr>
+        <w:pStyle w:val="Heading3"/>
+      </w:pPr>
+      <w:r>
+        <w:t>Key Features</w:t>
       </w:r>
     </w:p>
     <w:p>
       <w:pPr>
-        <w:pStyle w:val="Heading1"/>
-      </w:pPr>
-      <w:r>
-        <w:t>2. Architecture</w:t>
+        <w:pStyle w:val="ListBullet"/>
+      </w:pPr>
+      <w:r>
+        <w:t>10 document formats: PDF, DOCX, XLSX, PPTX, HTML, RTF, ODT, TXT, CSV, Image (OCR)</w:t>
       </w:r>
     </w:p>
     <w:p>
       <w:pPr>
-        <w:pStyle w:val="Heading3"/>
-      </w:pPr>
-      <w:r>
-        <w:t>System Diagram</w:t>
+        <w:pStyle w:val="ListBullet"/>
+      </w:pPr>
+      <w:r>
+        <w:t>3 message buses: SQS, RabbitMQ, Kafka – all using the same JSON message schema</w:t>
       </w:r>
     </w:p>
     <w:p>
-      <w:r>
-        <w:t>The service follows a pipeline pattern: Ingest → Fetch → Convert → Upload.</w:t>
+      <w:pPr>
+        <w:pStyle w:val="ListBullet"/>
+      </w:pPr>
+      <w:r>
+        <w:t>Temporal.io durable execution: automatic retries, crash recovery, queryable state, full audit trail</w:t>
+      </w:r>
+    </w:p>
+    <w:p>
+      <w:pPr>
+        <w:pStyle w:val="ListBullet"/>
+      </w:pPr>
+      <w:r>
+        <w:t>Per-document-type Temporal child workflows with specialized orchestration</w:t>
+      </w:r>
+    </w:p>
+    <w:p>
+      <w:pPr>
+        <w:pStyle w:val="ListBullet"/>
+      </w:pPr>
+      <w:r>
+        <w:t>Batch workflow: convert multiple documents in parallel via a single Temporal invocation</w:t>
+      </w:r>
+    </w:p>
+    <w:p>
+      <w:pPr>
+        <w:pStyle w:val="ListBullet"/>
+      </w:pPr>
+      <w:r>
+        <w:t>REST API with file upload, JSON job submission, and workflow status endpoints</w:t>
+      </w:r>
+    </w:p>
+    <w:p>
+      <w:pPr>
+        <w:pStyle w:val="ListBullet"/>
+      </w:pPr>
+      <w:r>
+        <w:t>Web-based API Test Console (built-in HTML UI) + Temporal Web UI on port 8088</w:t>
+      </w:r>
+    </w:p>
+    <w:p>
+      <w:pPr>
+        <w:pStyle w:val="ListBullet"/>
+      </w:pPr>
+      <w:r>
+        <w:t>3 document sources: S3, HTTP/HTTPS URLs, FTP servers</w:t>
+      </w:r>
+    </w:p>
+    <w:p>
+      <w:pPr>
+        <w:pStyle w:val="ListBullet"/>
+      </w:pPr>
+      <w:r>
+        <w:t>Authentication support: None, Basic, Bearer token</w:t>
+      </w:r>
+    </w:p>
+    <w:p>
+      <w:pPr>
+        <w:pStyle w:val="ListBullet"/>
+      </w:pPr>
+      <w:r>
+        <w:t>Memory-efficient streaming via Python generators and temporary files</w:t>
+      </w:r>
+    </w:p>
+    <w:p>
+      <w:pPr>
+        <w:pStyle w:val="ListBullet"/>
+      </w:pPr>
+      <w:r>
+        <w:t>PDF image extraction with OCR (Tesseract)</w:t>
+      </w:r>
+    </w:p>
+    <w:p>
+      <w:pPr>
+        <w:pStyle w:val="ListBullet"/>
+      </w:pPr>
+      <w:r>
+        <w:t>Full Docker Compose stack with LocalStack, RabbitMQ, Kafka, Temporal, FTP</w:t>
+      </w:r>
+    </w:p>
+    <w:p>
+      <w:pPr>
+        <w:pStyle w:val="ListBullet"/>
+      </w:pPr>
+      <w:r>
+        <w:t>Every component can be enabled/disabled via environment variables</w:t>
+      </w:r>
+    </w:p>
+    <w:p>
+      <w:pPr>
+        <w:pStyle w:val="ListBullet"/>
+      </w:pPr>
+      <w:r>
+        <w:t>Automatic fallback from Temporal to direct processing if Temporal is unavailable</w:t>
+      </w:r>
+    </w:p>
+    <w:p>
+      <w:r>
+        <w:br w:type="page"/>
+      </w:r>
+    </w:p>
+    <w:p>
+      <w:pPr>
+        <w:pStyle w:val="Heading1"/>
+      </w:pPr>
+      <w:r>
+        <w:t>2. Architecture</w:t>
+      </w:r>
+    </w:p>
+    <w:p>
+      <w:pPr>
+        <w:pStyle w:val="Heading3"/>
+      </w:pPr>
+      <w:r>
+        <w:t>System Diagram</w:t>
+      </w:r>
+    </w:p>
+    <w:p>
+      <w:r>
+        <w:t>The service follows a pipeline pattern: Ingest → Fetch → Convert → Upload. When Temporal is enabled, each step becomes a durable, retryable activity within a workflow.</w:t>
       </w:r>
     </w:p>
     <w:p>
@@ -443,55 +596,45 @@
           <w:color w:val="1E1E2E"/>
           <w:sz w:val="19"/>
         </w:rPr>
-        <w:t>┌──────────────┐  ┌──────────────┐  ┌──────────────┐  ┌──────────────┐</w:t>
+        <w:t>┌───────────┐ ┌───────────┐ ┌───────────┐ ┌───────────┐ ┌────────────────┐</w:t>
         <w:br/>
-        <w:t>│   SQS Queue  │  │  RabbitMQ Q  │  │  Kafka Topic │  │   REST API   │</w:t>
+        <w:t>│    SQS    │ │ RabbitMQ  │ │   Kafka   │ │ REST API  │ │  Temporal.io   │</w:t>
         <w:br/>
-        <w:t>│ (LocalStack) │  │              │  │              │  │  (FastAPI)   │</w:t>
+        <w:t>│  Queue    │ │  Queue    │ │  Topic    │ │ (FastAPI) │ │  Client SDK    │</w:t>
         <w:br/>
-        <w:t>└──────┬───────┘  └──────┬───────┘  └──────┬───────┘  └──────┬───────┘</w:t>
+        <w:t>└─────┬─────┘ └─────┬─────┘ └─────┬─────┘ └─────┬─────┘ └───────┬────────┘</w:t>
         <w:br/>
-        <w:t xml:space="preserve">       │                 │                 │                 │</w:t>
+        <w:t xml:space="preserve">      │             │             │             │               │</w:t>
         <w:br/>
-        <w:t xml:space="preserve">       └────────────────┬┘─────────────────┘                 │</w:t>
+        <w:t xml:space="preserve">      └─────────────┴──────┬──────┴─────────────┘               │</w:t>
         <w:br/>
-        <w:t xml:space="preserve">                        ▼                                    ▼</w:t>
+        <w:t xml:space="preserve">                           ▼                                    ▼</w:t>
         <w:br/>
-        <w:t xml:space="preserve">              ┌─────────────────────────────────────────────────┐</w:t>
+        <w:t xml:space="preserve">            ┌──────────────────────────────────────────────────────────┐</w:t>
         <w:br/>
-        <w:t xml:space="preserve">              │              Conversion Job Router               │</w:t>
+        <w:t xml:space="preserve">            │              Processor (routing layer)                    │</w:t>
         <w:br/>
-        <w:t xml:space="preserve">              └──────────────────┬──────────────────────────────┘</w:t>
+        <w:t xml:space="preserve">            │  USE_TEMPORAL_WORKFLOWS=true → Temporal Workflow          │</w:t>
         <w:br/>
-        <w:t xml:space="preserve">                                 ▼</w:t>
+        <w:t xml:space="preserve">            │  USE_TEMPORAL_WORKFLOWS=false → Direct Pipeline           │</w:t>
         <w:br/>
-        <w:t xml:space="preserve">              ┌──────────────────────────────────────┐</w:t>
+        <w:t xml:space="preserve">            └───────────────────────┬──────────────────────────────────┘</w:t>
         <w:br/>
-        <w:t xml:space="preserve">              │          Document Fetcher             │</w:t>
+        <w:t xml:space="preserve">                                    ▼</w:t>
         <w:br/>
-        <w:t xml:space="preserve">              │  S3  │  HTTP/URL  │  FTP  │  Local   │</w:t>
+        <w:t xml:space="preserve">           ┌─────────────────────────────────────────────────────┐</w:t>
         <w:br/>
-        <w:t xml:space="preserve">              └──────────────────┬───────────────────┘</w:t>
+        <w:t xml:space="preserve">           │        DocumentConversionWorkflow (Temporal)         │</w:t>
         <w:br/>
-        <w:t xml:space="preserve">                                 ▼  (tmp file on disk)</w:t>
+        <w:t xml:space="preserve">           │  Activity 1: Fetch   (S3 / URL / FTP → tmp file)    │</w:t>
         <w:br/>
-        <w:t xml:space="preserve">              ┌──────────────────────────────────────┐</w:t>
+        <w:t xml:space="preserve">           │  Child WF:   Convert (PDF / DOCX / XLSX / ... )     │</w:t>
         <w:br/>
-        <w:t xml:space="preserve">              │        Converter Dispatcher           │</w:t>
+        <w:t xml:space="preserve">           │  Activity 3: Upload  (tmp → S3 output bucket)       │</w:t>
         <w:br/>
-        <w:t xml:space="preserve">              │  PDF │ DOCX │ XLSX │ PPTX │ HTML ... │</w:t>
+        <w:t xml:space="preserve">           │  Activity 4: Cleanup (remove tmp files)              │</w:t>
         <w:br/>
-        <w:t xml:space="preserve">              └──────────────────┬───────────────────┘</w:t>
-        <w:br/>
-        <w:t xml:space="preserve">                                 ▼  (text chunks via yield)</w:t>
-        <w:br/>
-        <w:t xml:space="preserve">              ┌──────────────────────────────────────┐</w:t>
-        <w:br/>
-        <w:t xml:space="preserve">              │      S3 Output Storage                │</w:t>
-        <w:br/>
-        <w:t xml:space="preserve">              │  streams text → s3://output-bucket    │</w:t>
-        <w:br/>
-        <w:t xml:space="preserve">              └──────────────────────────────────────┘</w:t>
+        <w:t xml:space="preserve">           └─────────────────────────────────────────────────────┘</w:t>
       </w:r>
     </w:p>
     <w:p>
@@ -521,9 +664,6 @@
             <w:tcW w:type="dxa" w:w="2340"/>
           </w:tcPr>
           <w:p>
-            <w:pPr>
-              <w:jc w:val="left"/>
-            </w:pPr>
             <w:r>
               <w:rPr>
                 <w:b/>
@@ -538,9 +678,6 @@
             <w:tcW w:type="dxa" w:w="2340"/>
           </w:tcPr>
           <w:p>
-            <w:pPr>
-              <w:jc w:val="left"/>
-            </w:pPr>
             <w:r>
               <w:rPr>
                 <w:b/>
@@ -555,9 +692,6 @@
             <w:tcW w:type="dxa" w:w="2340"/>
           </w:tcPr>
           <w:p>
-            <w:pPr>
-              <w:jc w:val="left"/>
-            </w:pPr>
             <w:r>
               <w:rPr>
                 <w:b/>
@@ -572,9 +706,6 @@
             <w:tcW w:type="dxa" w:w="2340"/>
           </w:tcPr>
           <w:p>
-            <w:pPr>
-              <w:jc w:val="left"/>
-            </w:pPr>
             <w:r>
               <w:rPr>
                 <w:b/>
@@ -811,6 +942,222 @@
               <w:rPr>
                 <w:sz w:val="20"/>
               </w:rPr>
+              <w:t>temporal-postgresql</w:t>
+            </w:r>
+          </w:p>
+        </w:tc>
+        <w:tc>
+          <w:tcPr>
+            <w:tcW w:type="dxa" w:w="2340"/>
+          </w:tcPr>
+          <w:p>
+            <w:r>
+              <w:rPr>
+                <w:sz w:val="20"/>
+              </w:rPr>
+              <w:t>postgres:16-alpine</w:t>
+            </w:r>
+          </w:p>
+        </w:tc>
+        <w:tc>
+          <w:tcPr>
+            <w:tcW w:type="dxa" w:w="2340"/>
+          </w:tcPr>
+          <w:p>
+            <w:r>
+              <w:rPr>
+                <w:sz w:val="20"/>
+              </w:rPr>
+              <w:t>—</w:t>
+            </w:r>
+          </w:p>
+        </w:tc>
+        <w:tc>
+          <w:tcPr>
+            <w:tcW w:type="dxa" w:w="2340"/>
+          </w:tcPr>
+          <w:p>
+            <w:r>
+              <w:rPr>
+                <w:sz w:val="20"/>
+              </w:rPr>
+              <w:t>Temporal persistence DB</w:t>
+            </w:r>
+          </w:p>
+        </w:tc>
+      </w:tr>
+      <w:tr>
+        <w:tc>
+          <w:tcPr>
+            <w:tcW w:type="dxa" w:w="2340"/>
+          </w:tcPr>
+          <w:p>
+            <w:r>
+              <w:rPr>
+                <w:sz w:val="20"/>
+              </w:rPr>
+              <w:t>temporal-server</w:t>
+            </w:r>
+          </w:p>
+        </w:tc>
+        <w:tc>
+          <w:tcPr>
+            <w:tcW w:type="dxa" w:w="2340"/>
+          </w:tcPr>
+          <w:p>
+            <w:r>
+              <w:rPr>
+                <w:sz w:val="20"/>
+              </w:rPr>
+              <w:t>temporalio/auto-setup:1.24.2</w:t>
+            </w:r>
+          </w:p>
+        </w:tc>
+        <w:tc>
+          <w:tcPr>
+            <w:tcW w:type="dxa" w:w="2340"/>
+          </w:tcPr>
+          <w:p>
+            <w:r>
+              <w:rPr>
+                <w:sz w:val="20"/>
+              </w:rPr>
+              <w:t>7233</w:t>
+            </w:r>
+          </w:p>
+        </w:tc>
+        <w:tc>
+          <w:tcPr>
+            <w:tcW w:type="dxa" w:w="2340"/>
+          </w:tcPr>
+          <w:p>
+            <w:r>
+              <w:rPr>
+                <w:sz w:val="20"/>
+              </w:rPr>
+              <w:t>Temporal gRPC frontend</w:t>
+            </w:r>
+          </w:p>
+        </w:tc>
+      </w:tr>
+      <w:tr>
+        <w:tc>
+          <w:tcPr>
+            <w:tcW w:type="dxa" w:w="2340"/>
+          </w:tcPr>
+          <w:p>
+            <w:r>
+              <w:rPr>
+                <w:sz w:val="20"/>
+              </w:rPr>
+              <w:t>temporal-admin-tools</w:t>
+            </w:r>
+          </w:p>
+        </w:tc>
+        <w:tc>
+          <w:tcPr>
+            <w:tcW w:type="dxa" w:w="2340"/>
+          </w:tcPr>
+          <w:p>
+            <w:r>
+              <w:rPr>
+                <w:sz w:val="20"/>
+              </w:rPr>
+              <w:t>temporalio/admin-tools:1.24.2</w:t>
+            </w:r>
+          </w:p>
+        </w:tc>
+        <w:tc>
+          <w:tcPr>
+            <w:tcW w:type="dxa" w:w="2340"/>
+          </w:tcPr>
+          <w:p>
+            <w:r>
+              <w:rPr>
+                <w:sz w:val="20"/>
+              </w:rPr>
+              <w:t>—</w:t>
+            </w:r>
+          </w:p>
+        </w:tc>
+        <w:tc>
+          <w:tcPr>
+            <w:tcW w:type="dxa" w:w="2340"/>
+          </w:tcPr>
+          <w:p>
+            <w:r>
+              <w:rPr>
+                <w:sz w:val="20"/>
+              </w:rPr>
+              <w:t>Temporal CLI tools</w:t>
+            </w:r>
+          </w:p>
+        </w:tc>
+      </w:tr>
+      <w:tr>
+        <w:tc>
+          <w:tcPr>
+            <w:tcW w:type="dxa" w:w="2340"/>
+          </w:tcPr>
+          <w:p>
+            <w:r>
+              <w:rPr>
+                <w:sz w:val="20"/>
+              </w:rPr>
+              <w:t>temporal-ui</w:t>
+            </w:r>
+          </w:p>
+        </w:tc>
+        <w:tc>
+          <w:tcPr>
+            <w:tcW w:type="dxa" w:w="2340"/>
+          </w:tcPr>
+          <w:p>
+            <w:r>
+              <w:rPr>
+                <w:sz w:val="20"/>
+              </w:rPr>
+              <w:t>temporalio/ui:2.26.2</w:t>
+            </w:r>
+          </w:p>
+        </w:tc>
+        <w:tc>
+          <w:tcPr>
+            <w:tcW w:type="dxa" w:w="2340"/>
+          </w:tcPr>
+          <w:p>
+            <w:r>
+              <w:rPr>
+                <w:sz w:val="20"/>
+              </w:rPr>
+              <w:t>8088</w:t>
+            </w:r>
+          </w:p>
+        </w:tc>
+        <w:tc>
+          <w:tcPr>
+            <w:tcW w:type="dxa" w:w="2340"/>
+          </w:tcPr>
+          <w:p>
+            <w:r>
+              <w:rPr>
+                <w:sz w:val="20"/>
+              </w:rPr>
+              <w:t>Temporal Web UI</w:t>
+            </w:r>
+          </w:p>
+        </w:tc>
+      </w:tr>
+      <w:tr>
+        <w:tc>
+          <w:tcPr>
+            <w:tcW w:type="dxa" w:w="2340"/>
+          </w:tcPr>
+          <w:p>
+            <w:r>
+              <w:rPr>
+                <w:sz w:val="20"/>
+              </w:rPr>
               <w:t>ftp</w:t>
             </w:r>
           </w:p>
@@ -933,79 +1280,59 @@
         </w:rPr>
         <w:t>docconv-service/</w:t>
         <w:br/>
-        <w:t>├── docker-compose.yml        # Full infrastructure stack</w:t>
+        <w:t>├── docker-compose.yml          # Full stack (10 services)</w:t>
         <w:br/>
-        <w:t>├── Dockerfile                # App container image</w:t>
+        <w:t>├── Dockerfile</w:t>
         <w:br/>
-        <w:t>├── requirements.txt          # Python dependencies</w:t>
+        <w:t>├── requirements.txt</w:t>
         <w:br/>
-        <w:t>├── .env.example              # All configurable env vars</w:t>
+        <w:t>├── .env.example</w:t>
         <w:br/>
-        <w:t>├── config/settings.py        # Pydantic settings (single source of truth)</w:t>
+        <w:t>├── config/settings.py          # Pydantic settings</w:t>
         <w:br/>
         <w:t>├── app/</w:t>
         <w:br/>
-        <w:t>│   ├── main.py               # ★ Entry point – enables/disables components</w:t>
+        <w:t>│   ├── main.py                 # ★ Entry point</w:t>
         <w:br/>
-        <w:t>│   ├── models.py             # Pydantic models (ConversionJob, Result)</w:t>
+        <w:t>│   ├── models.py               # Pydantic models</w:t>
         <w:br/>
-        <w:t>│   ├── api.py                # FastAPI REST endpoints + test console</w:t>
+        <w:t>│   ├── api.py                  # FastAPI + workflow endpoints</w:t>
         <w:br/>
-        <w:t>│   ├── processor.py          # Pipeline: fetch → convert → upload</w:t>
+        <w:t>│   ├── processor.py            # Direct / Temporal routing</w:t>
         <w:br/>
-        <w:t>│   ├── storage.py            # S3 output uploader</w:t>
+        <w:t>│   ├── storage.py              # S3 output uploader</w:t>
         <w:br/>
-        <w:t>│   ├── static/index.html     # API Test Console (HTML UI)</w:t>
+        <w:t>│   ├── static/index.html       # API Test Console</w:t>
         <w:br/>
-        <w:t>│   ├── bus/</w:t>
+        <w:t>│   ├── bus/                    # SQS, RabbitMQ, Kafka listeners</w:t>
         <w:br/>
-        <w:t>│   │   ├── sqs_listener.py</w:t>
+        <w:t>│   ├── fetchers/              # S3, URL, FTP download</w:t>
         <w:br/>
-        <w:t>│   │   ├── rabbitmq_listener.py</w:t>
+        <w:t>│   ├── converters/            # One module per document type</w:t>
         <w:br/>
-        <w:t>│   │   └── kafka_listener.py</w:t>
+        <w:t>│   └── workflows/             # ★ Temporal.io integration</w:t>
         <w:br/>
-        <w:t>│   ├── fetchers/</w:t>
+        <w:t>│       ├── dataclasses.py     #   Serializable I/O types</w:t>
         <w:br/>
-        <w:t>│   │   ├── dispatch.py       # Routes by location_type</w:t>
+        <w:t>│       ├── activities.py      #   12 Temporal activities</w:t>
         <w:br/>
-        <w:t>│   │   ├── s3_fetcher.py</w:t>
+        <w:t>│       ├── document_workflows.py # 9 child workflows</w:t>
         <w:br/>
-        <w:t>│   │   ├── url_fetcher.py</w:t>
+        <w:t>│       ├── conversion_workflow.py # Main + Batch workflow</w:t>
         <w:br/>
-        <w:t>│   │   └── ftp_fetcher.py</w:t>
+        <w:t>│       ├── worker.py          #   Worker thread</w:t>
         <w:br/>
-        <w:t>│   └── converters/</w:t>
-        <w:br/>
-        <w:t>│       ├── dispatch.py       # Routes by document_type</w:t>
-        <w:br/>
-        <w:t>│       ├── pdf_converter.py  # PDF text + embedded image OCR</w:t>
-        <w:br/>
-        <w:t>│       ├── docx_converter.py</w:t>
-        <w:br/>
-        <w:t>│       ├── xlsx_converter.py # Also handles CSV</w:t>
-        <w:br/>
-        <w:t>│       ├── pptx_converter.py</w:t>
-        <w:br/>
-        <w:t>│       ├── html_converter.py</w:t>
-        <w:br/>
-        <w:t>│       ├── rtf_converter.py</w:t>
-        <w:br/>
-        <w:t>│       ├── odt_converter.py</w:t>
-        <w:br/>
-        <w:t>│       ├── text_converter.py</w:t>
-        <w:br/>
-        <w:t>│       └── image_converter.py</w:t>
+        <w:t>│       └── client.py          #   Start workflows from code</w:t>
         <w:br/>
         <w:t>├── scripts/</w:t>
         <w:br/>
-        <w:t>│   ├── init-localstack.sh    # Creates SQS queue + S3 buckets</w:t>
+        <w:t>│   ├── init-localstack.sh</w:t>
         <w:br/>
-        <w:t>│   └── demo.py               # Send test jobs via every channel</w:t>
+        <w:t>│   └── demo.py</w:t>
         <w:br/>
         <w:t>└── tests/</w:t>
         <w:br/>
-        <w:t xml:space="preserve">    └── test_full_flow.py     # Integration test suite (41 tests)</w:t>
+        <w:t xml:space="preserve">    └── test_full_flow.py      # 48 integration tests</w:t>
       </w:r>
     </w:p>
     <w:p>
@@ -1039,9 +1366,6 @@
             <w:tcW w:type="dxa" w:w="3120"/>
           </w:tcPr>
           <w:p>
-            <w:pPr>
-              <w:jc w:val="left"/>
-            </w:pPr>
             <w:r>
               <w:rPr>
                 <w:b/>
@@ -1056,9 +1380,6 @@
             <w:tcW w:type="dxa" w:w="3120"/>
           </w:tcPr>
           <w:p>
-            <w:pPr>
-              <w:jc w:val="left"/>
-            </w:pPr>
             <w:r>
               <w:rPr>
                 <w:b/>
@@ -1073,9 +1394,6 @@
             <w:tcW w:type="dxa" w:w="3120"/>
           </w:tcPr>
           <w:p>
-            <w:pPr>
-              <w:jc w:val="left"/>
-            </w:pPr>
             <w:r>
               <w:rPr>
                 <w:b/>
@@ -1191,7 +1509,7 @@
               <w:rPr>
                 <w:sz w:val="20"/>
               </w:rPr>
-              <w:t>~3 GB</w:t>
+              <w:t>~4 GB</w:t>
             </w:r>
           </w:p>
         </w:tc>
@@ -1204,7 +1522,7 @@
               <w:rPr>
                 <w:sz w:val="20"/>
               </w:rPr>
-              <w:t>For container images</w:t>
+              <w:t>For container images (including Temporal)</w:t>
             </w:r>
           </w:p>
         </w:tc>
@@ -1232,7 +1550,7 @@
               <w:rPr>
                 <w:sz w:val="20"/>
               </w:rPr>
-              <w:t>4 GB minimum</w:t>
+              <w:t>8 GB recommended</w:t>
             </w:r>
           </w:p>
         </w:tc>
@@ -1245,7 +1563,7 @@
               <w:rPr>
                 <w:sz w:val="20"/>
               </w:rPr>
-              <w:t>8 GB recommended for Kafka + LocalStack</w:t>
+              <w:t>Kafka + Temporal + LocalStack need headroom</w:t>
             </w:r>
           </w:p>
         </w:tc>
@@ -1286,7 +1604,7 @@
               <w:rPr>
                 <w:sz w:val="20"/>
               </w:rPr>
-              <w:t>Only needed for running demo.py or tests locally</w:t>
+              <w:t>Only for running demo.py or tests locally</w:t>
             </w:r>
           </w:p>
         </w:tc>
@@ -1305,7 +1623,7 @@
         <w:t xml:space="preserve">Note: </w:t>
       </w:r>
       <w:r>
-        <w:t>All service dependencies (Tesseract, Poppler, etc.) are installed inside the Docker image.  You do not need to install them on your host.</w:t>
+        <w:t>All service dependencies are installed inside the Docker image.</w:t>
       </w:r>
     </w:p>
     <w:p>
@@ -1389,7 +1707,7 @@
     </w:p>
     <w:p>
       <w:r>
-        <w:t>This builds the app image, pulls infrastructure images, starts all 6 containers, and initializes LocalStack with the SQS queue and S3 buckets.</w:t>
+        <w:t>Builds the app, pulls all infrastructure images (LocalStack, RabbitMQ, Kafka, Temporal), and starts 10 containers.</w:t>
       </w:r>
     </w:p>
     <w:p>
@@ -1417,7 +1735,7 @@
     </w:p>
     <w:p>
       <w:r>
-        <w:t>All services should show "healthy" or "running" status.</w:t>
+        <w:t>All services should show 'healthy' or 'running'. Temporal may take 30-40 seconds.</w:t>
       </w:r>
     </w:p>
     <w:p>
@@ -1430,7 +1748,7 @@
     </w:p>
     <w:p>
       <w:r>
-        <w:t>Open your browser to http://localhost:8080 to access the built-in API test console.</w:t>
+        <w:t>Open http://localhost:8080 in your browser.</w:t>
       </w:r>
     </w:p>
     <w:p>
@@ -1438,7 +1756,20 @@
         <w:pStyle w:val="Heading3"/>
       </w:pPr>
       <w:r>
-        <w:t>Step 6: Watch logs</w:t>
+        <w:t>Step 6: Open the Temporal Web UI</w:t>
+      </w:r>
+    </w:p>
+    <w:p>
+      <w:r>
+        <w:t>Open http://localhost:8088 to view workflows, activities, and execution history.</w:t>
+      </w:r>
+    </w:p>
+    <w:p>
+      <w:pPr>
+        <w:pStyle w:val="Heading3"/>
+      </w:pPr>
+      <w:r>
+        <w:t>Step 7: Watch logs</w:t>
       </w:r>
     </w:p>
     <w:p>
@@ -1461,7 +1792,7 @@
         <w:pStyle w:val="Heading3"/>
       </w:pPr>
       <w:r>
-        <w:t>Step 7: Run the demo script (optional)</w:t>
+        <w:t>Step 8: Run the demo script (optional)</w:t>
       </w:r>
     </w:p>
     <w:p>
@@ -1486,7 +1817,7 @@
         <w:pStyle w:val="Heading3"/>
       </w:pPr>
       <w:r>
-        <w:t>Step 8: Stop the stack</w:t>
+        <w:t>Step 9: Stop the stack</w:t>
       </w:r>
     </w:p>
     <w:p>
@@ -1501,9 +1832,9 @@
           <w:color w:val="1E1E2E"/>
           <w:sz w:val="19"/>
         </w:rPr>
-        <w:t>docker compose down          # Stop containers</w:t>
+        <w:t>docker compose down          # Stop</w:t>
         <w:br/>
-        <w:t>docker compose down -v       # Stop and remove volumes</w:t>
+        <w:t>docker compose down -v       # Stop + remove volumes</w:t>
       </w:r>
     </w:p>
     <w:p>
@@ -1521,7 +1852,7 @@
     </w:p>
     <w:p>
       <w:r>
-        <w:t>All configuration is via environment variables.  Every variable has a sensible default. Copy .env.example to .env for local overrides.</w:t>
+        <w:t>All configuration is via environment variables. Copy .env.example to .env for local overrides.</w:t>
       </w:r>
     </w:p>
     <w:p>
@@ -1550,9 +1881,6 @@
             <w:tcW w:type="dxa" w:w="3120"/>
           </w:tcPr>
           <w:p>
-            <w:pPr>
-              <w:jc w:val="left"/>
-            </w:pPr>
             <w:r>
               <w:rPr>
                 <w:b/>
@@ -1567,9 +1895,6 @@
             <w:tcW w:type="dxa" w:w="3120"/>
           </w:tcPr>
           <w:p>
-            <w:pPr>
-              <w:jc w:val="left"/>
-            </w:pPr>
             <w:r>
               <w:rPr>
                 <w:b/>
@@ -1584,9 +1909,6 @@
             <w:tcW w:type="dxa" w:w="3120"/>
           </w:tcPr>
           <w:p>
-            <w:pPr>
-              <w:jc w:val="left"/>
-            </w:pPr>
             <w:r>
               <w:rPr>
                 <w:b/>
@@ -1633,7 +1955,7 @@
               <w:rPr>
                 <w:sz w:val="20"/>
               </w:rPr>
-              <w:t>Start the FastAPI HTTP server on port 8080</w:t>
+              <w:t>Start the FastAPI HTTP server</w:t>
             </w:r>
           </w:p>
         </w:tc>
@@ -1674,7 +1996,7 @@
               <w:rPr>
                 <w:sz w:val="20"/>
               </w:rPr>
-              <w:t>Start the SQS long-poll listener thread</w:t>
+              <w:t>Start the SQS listener thread</w:t>
             </w:r>
           </w:p>
         </w:tc>
@@ -1761,11 +2083,93 @@
           </w:p>
         </w:tc>
       </w:tr>
+      <w:tr>
+        <w:tc>
+          <w:tcPr>
+            <w:tcW w:type="dxa" w:w="3120"/>
+          </w:tcPr>
+          <w:p>
+            <w:r>
+              <w:rPr>
+                <w:sz w:val="20"/>
+              </w:rPr>
+              <w:t>ENABLE_TEMPORAL</w:t>
+            </w:r>
+          </w:p>
+        </w:tc>
+        <w:tc>
+          <w:tcPr>
+            <w:tcW w:type="dxa" w:w="3120"/>
+          </w:tcPr>
+          <w:p>
+            <w:r>
+              <w:rPr>
+                <w:sz w:val="20"/>
+              </w:rPr>
+              <w:t>true</w:t>
+            </w:r>
+          </w:p>
+        </w:tc>
+        <w:tc>
+          <w:tcPr>
+            <w:tcW w:type="dxa" w:w="3120"/>
+          </w:tcPr>
+          <w:p>
+            <w:r>
+              <w:rPr>
+                <w:sz w:val="20"/>
+              </w:rPr>
+              <w:t>Start the Temporal worker thread</w:t>
+            </w:r>
+          </w:p>
+        </w:tc>
+      </w:tr>
+      <w:tr>
+        <w:tc>
+          <w:tcPr>
+            <w:tcW w:type="dxa" w:w="3120"/>
+          </w:tcPr>
+          <w:p>
+            <w:r>
+              <w:rPr>
+                <w:sz w:val="20"/>
+              </w:rPr>
+              <w:t>USE_TEMPORAL_WORKFLOWS</w:t>
+            </w:r>
+          </w:p>
+        </w:tc>
+        <w:tc>
+          <w:tcPr>
+            <w:tcW w:type="dxa" w:w="3120"/>
+          </w:tcPr>
+          <w:p>
+            <w:r>
+              <w:rPr>
+                <w:sz w:val="20"/>
+              </w:rPr>
+              <w:t>true</w:t>
+            </w:r>
+          </w:p>
+        </w:tc>
+        <w:tc>
+          <w:tcPr>
+            <w:tcW w:type="dxa" w:w="3120"/>
+          </w:tcPr>
+          <w:p>
+            <w:r>
+              <w:rPr>
+                <w:sz w:val="20"/>
+              </w:rPr>
+              <w:t>Route all jobs through Temporal (vs direct pipeline)</w:t>
+            </w:r>
+          </w:p>
+        </w:tc>
+      </w:tr>
     </w:tbl>
     <w:p/>
     <w:p>
       <w:r>
-        <w:t>Set any flag to "false" to completely disable that component at startup.</w:t>
+        <w:t>Set any flag to "false" to disable that component. When USE_TEMPORAL_WORKFLOWS is false, jobs still process successfully via the direct pipeline even if ENABLE_TEMPORAL is true (the worker runs but isn't invoked).</w:t>
       </w:r>
     </w:p>
     <w:p>
@@ -1794,9 +2198,6 @@
             <w:tcW w:type="dxa" w:w="3120"/>
           </w:tcPr>
           <w:p>
-            <w:pPr>
-              <w:jc w:val="left"/>
-            </w:pPr>
             <w:r>
               <w:rPr>
                 <w:b/>
@@ -1811,9 +2212,6 @@
             <w:tcW w:type="dxa" w:w="3120"/>
           </w:tcPr>
           <w:p>
-            <w:pPr>
-              <w:jc w:val="left"/>
-            </w:pPr>
             <w:r>
               <w:rPr>
                 <w:b/>
@@ -1828,9 +2226,6 @@
             <w:tcW w:type="dxa" w:w="3120"/>
           </w:tcPr>
           <w:p>
-            <w:pPr>
-              <w:jc w:val="left"/>
-            </w:pPr>
             <w:r>
               <w:rPr>
                 <w:b/>
@@ -1877,7 +2272,7 @@
               <w:rPr>
                 <w:sz w:val="20"/>
               </w:rPr>
-              <w:t>SQS endpoint (LocalStack or real AWS)</w:t>
+              <w:t>SQS endpoint</w:t>
             </w:r>
           </w:p>
         </w:tc>
@@ -1918,7 +2313,7 @@
               <w:rPr>
                 <w:sz w:val="20"/>
               </w:rPr>
-              <w:t>Name of the SQS queue to poll</w:t>
+              <w:t>Queue to poll</w:t>
             </w:r>
           </w:p>
         </w:tc>
@@ -1959,7 +2354,7 @@
               <w:rPr>
                 <w:sz w:val="20"/>
               </w:rPr>
-              <w:t>Long-poll wait time in seconds</w:t>
+              <w:t>Long-poll wait (seconds)</w:t>
             </w:r>
           </w:p>
         </w:tc>
@@ -1992,9 +2387,6 @@
             <w:tcW w:type="dxa" w:w="3120"/>
           </w:tcPr>
           <w:p>
-            <w:pPr>
-              <w:jc w:val="left"/>
-            </w:pPr>
             <w:r>
               <w:rPr>
                 <w:b/>
@@ -2009,9 +2401,6 @@
             <w:tcW w:type="dxa" w:w="3120"/>
           </w:tcPr>
           <w:p>
-            <w:pPr>
-              <w:jc w:val="left"/>
-            </w:pPr>
             <w:r>
               <w:rPr>
                 <w:b/>
@@ -2026,9 +2415,6 @@
             <w:tcW w:type="dxa" w:w="3120"/>
           </w:tcPr>
           <w:p>
-            <w:pPr>
-              <w:jc w:val="left"/>
-            </w:pPr>
             <w:r>
               <w:rPr>
                 <w:b/>
@@ -2075,7 +2461,7 @@
               <w:rPr>
                 <w:sz w:val="20"/>
               </w:rPr>
-              <w:t>S3 endpoint for output uploads</w:t>
+              <w:t>S3 endpoint for uploads</w:t>
             </w:r>
           </w:p>
         </w:tc>
@@ -2116,7 +2502,7 @@
               <w:rPr>
                 <w:sz w:val="20"/>
               </w:rPr>
-              <w:t>Default bucket for converted text</w:t>
+              <w:t>Default output bucket</w:t>
             </w:r>
           </w:p>
         </w:tc>
@@ -2149,9 +2535,6 @@
             <w:tcW w:type="dxa" w:w="3120"/>
           </w:tcPr>
           <w:p>
-            <w:pPr>
-              <w:jc w:val="left"/>
-            </w:pPr>
             <w:r>
               <w:rPr>
                 <w:b/>
@@ -2166,9 +2549,6 @@
             <w:tcW w:type="dxa" w:w="3120"/>
           </w:tcPr>
           <w:p>
-            <w:pPr>
-              <w:jc w:val="left"/>
-            </w:pPr>
             <w:r>
               <w:rPr>
                 <w:b/>
@@ -2183,9 +2563,6 @@
             <w:tcW w:type="dxa" w:w="3120"/>
           </w:tcPr>
           <w:p>
-            <w:pPr>
-              <w:jc w:val="left"/>
-            </w:pPr>
             <w:r>
               <w:rPr>
                 <w:b/>
@@ -2232,7 +2609,7 @@
               <w:rPr>
                 <w:sz w:val="20"/>
               </w:rPr>
-              <w:t>RabbitMQ server hostname</w:t>
+              <w:t>Server hostname</w:t>
             </w:r>
           </w:p>
         </w:tc>
@@ -2314,7 +2691,7 @@
               <w:rPr>
                 <w:sz w:val="20"/>
               </w:rPr>
-              <w:t>Authentication username</w:t>
+              <w:t>Username</w:t>
             </w:r>
           </w:p>
         </w:tc>
@@ -2355,7 +2732,7 @@
               <w:rPr>
                 <w:sz w:val="20"/>
               </w:rPr>
-              <w:t>Authentication password</w:t>
+              <w:t>Password</w:t>
             </w:r>
           </w:p>
         </w:tc>
@@ -2396,7 +2773,7 @@
               <w:rPr>
                 <w:sz w:val="20"/>
               </w:rPr>
-              <w:t>Queue name to consume</w:t>
+              <w:t>Queue name</w:t>
             </w:r>
           </w:p>
         </w:tc>
@@ -2429,9 +2806,6 @@
             <w:tcW w:type="dxa" w:w="3120"/>
           </w:tcPr>
           <w:p>
-            <w:pPr>
-              <w:jc w:val="left"/>
-            </w:pPr>
             <w:r>
               <w:rPr>
                 <w:b/>
@@ -2446,9 +2820,6 @@
             <w:tcW w:type="dxa" w:w="3120"/>
           </w:tcPr>
           <w:p>
-            <w:pPr>
-              <w:jc w:val="left"/>
-            </w:pPr>
             <w:r>
               <w:rPr>
                 <w:b/>
@@ -2463,9 +2834,6 @@
             <w:tcW w:type="dxa" w:w="3120"/>
           </w:tcPr>
           <w:p>
-            <w:pPr>
-              <w:jc w:val="left"/>
-            </w:pPr>
             <w:r>
               <w:rPr>
                 <w:b/>
@@ -2512,7 +2880,7 @@
               <w:rPr>
                 <w:sz w:val="20"/>
               </w:rPr>
-              <w:t>Kafka broker address</w:t>
+              <w:t>Broker address</w:t>
             </w:r>
           </w:p>
         </w:tc>
@@ -2553,7 +2921,7 @@
               <w:rPr>
                 <w:sz w:val="20"/>
               </w:rPr>
-              <w:t>Topic to subscribe to</w:t>
+              <w:t>Topic to subscribe</w:t>
             </w:r>
           </w:p>
         </w:tc>
@@ -2606,7 +2974,7 @@
         <w:pStyle w:val="Heading3"/>
       </w:pPr>
       <w:r>
-        <w:t>AWS Credentials</w:t>
+        <w:t>Temporal.io Settings</w:t>
       </w:r>
     </w:p>
     <w:tbl>
@@ -2627,9 +2995,6 @@
             <w:tcW w:type="dxa" w:w="3120"/>
           </w:tcPr>
           <w:p>
-            <w:pPr>
-              <w:jc w:val="left"/>
-            </w:pPr>
             <w:r>
               <w:rPr>
                 <w:b/>
@@ -2644,9 +3009,6 @@
             <w:tcW w:type="dxa" w:w="3120"/>
           </w:tcPr>
           <w:p>
-            <w:pPr>
-              <w:jc w:val="left"/>
-            </w:pPr>
             <w:r>
               <w:rPr>
                 <w:b/>
@@ -2661,9 +3023,318 @@
             <w:tcW w:type="dxa" w:w="3120"/>
           </w:tcPr>
           <w:p>
-            <w:pPr>
-              <w:jc w:val="left"/>
-            </w:pPr>
+            <w:r>
+              <w:rPr>
+                <w:b/>
+                <w:sz w:val="20"/>
+              </w:rPr>
+              <w:t>Description</w:t>
+            </w:r>
+          </w:p>
+        </w:tc>
+      </w:tr>
+      <w:tr>
+        <w:tc>
+          <w:tcPr>
+            <w:tcW w:type="dxa" w:w="3120"/>
+          </w:tcPr>
+          <w:p>
+            <w:r>
+              <w:rPr>
+                <w:sz w:val="20"/>
+              </w:rPr>
+              <w:t>TEMPORAL_HOST</w:t>
+            </w:r>
+          </w:p>
+        </w:tc>
+        <w:tc>
+          <w:tcPr>
+            <w:tcW w:type="dxa" w:w="3120"/>
+          </w:tcPr>
+          <w:p>
+            <w:r>
+              <w:rPr>
+                <w:sz w:val="20"/>
+              </w:rPr>
+              <w:t>temporal-server:7233</w:t>
+            </w:r>
+          </w:p>
+        </w:tc>
+        <w:tc>
+          <w:tcPr>
+            <w:tcW w:type="dxa" w:w="3120"/>
+          </w:tcPr>
+          <w:p>
+            <w:r>
+              <w:rPr>
+                <w:sz w:val="20"/>
+              </w:rPr>
+              <w:t>Temporal gRPC endpoint</w:t>
+            </w:r>
+          </w:p>
+        </w:tc>
+      </w:tr>
+      <w:tr>
+        <w:tc>
+          <w:tcPr>
+            <w:tcW w:type="dxa" w:w="3120"/>
+          </w:tcPr>
+          <w:p>
+            <w:r>
+              <w:rPr>
+                <w:sz w:val="20"/>
+              </w:rPr>
+              <w:t>TEMPORAL_NAMESPACE</w:t>
+            </w:r>
+          </w:p>
+        </w:tc>
+        <w:tc>
+          <w:tcPr>
+            <w:tcW w:type="dxa" w:w="3120"/>
+          </w:tcPr>
+          <w:p>
+            <w:r>
+              <w:rPr>
+                <w:sz w:val="20"/>
+              </w:rPr>
+              <w:t>default</w:t>
+            </w:r>
+          </w:p>
+        </w:tc>
+        <w:tc>
+          <w:tcPr>
+            <w:tcW w:type="dxa" w:w="3120"/>
+          </w:tcPr>
+          <w:p>
+            <w:r>
+              <w:rPr>
+                <w:sz w:val="20"/>
+              </w:rPr>
+              <w:t>Temporal namespace</w:t>
+            </w:r>
+          </w:p>
+        </w:tc>
+      </w:tr>
+      <w:tr>
+        <w:tc>
+          <w:tcPr>
+            <w:tcW w:type="dxa" w:w="3120"/>
+          </w:tcPr>
+          <w:p>
+            <w:r>
+              <w:rPr>
+                <w:sz w:val="20"/>
+              </w:rPr>
+              <w:t>TEMPORAL_TASK_QUEUE</w:t>
+            </w:r>
+          </w:p>
+        </w:tc>
+        <w:tc>
+          <w:tcPr>
+            <w:tcW w:type="dxa" w:w="3120"/>
+          </w:tcPr>
+          <w:p>
+            <w:r>
+              <w:rPr>
+                <w:sz w:val="20"/>
+              </w:rPr>
+              <w:t>docconv-tasks</w:t>
+            </w:r>
+          </w:p>
+        </w:tc>
+        <w:tc>
+          <w:tcPr>
+            <w:tcW w:type="dxa" w:w="3120"/>
+          </w:tcPr>
+          <w:p>
+            <w:r>
+              <w:rPr>
+                <w:sz w:val="20"/>
+              </w:rPr>
+              <w:t>Worker task queue name</w:t>
+            </w:r>
+          </w:p>
+        </w:tc>
+      </w:tr>
+      <w:tr>
+        <w:tc>
+          <w:tcPr>
+            <w:tcW w:type="dxa" w:w="3120"/>
+          </w:tcPr>
+          <w:p>
+            <w:r>
+              <w:rPr>
+                <w:sz w:val="20"/>
+              </w:rPr>
+              <w:t>TEMPORAL_WORKFLOW_TIMEOUT</w:t>
+            </w:r>
+          </w:p>
+        </w:tc>
+        <w:tc>
+          <w:tcPr>
+            <w:tcW w:type="dxa" w:w="3120"/>
+          </w:tcPr>
+          <w:p>
+            <w:r>
+              <w:rPr>
+                <w:sz w:val="20"/>
+              </w:rPr>
+              <w:t>3600</w:t>
+            </w:r>
+          </w:p>
+        </w:tc>
+        <w:tc>
+          <w:tcPr>
+            <w:tcW w:type="dxa" w:w="3120"/>
+          </w:tcPr>
+          <w:p>
+            <w:r>
+              <w:rPr>
+                <w:sz w:val="20"/>
+              </w:rPr>
+              <w:t>Max workflow duration (seconds)</w:t>
+            </w:r>
+          </w:p>
+        </w:tc>
+      </w:tr>
+      <w:tr>
+        <w:tc>
+          <w:tcPr>
+            <w:tcW w:type="dxa" w:w="3120"/>
+          </w:tcPr>
+          <w:p>
+            <w:r>
+              <w:rPr>
+                <w:sz w:val="20"/>
+              </w:rPr>
+              <w:t>TEMPORAL_ACTIVITY_TIMEOUT</w:t>
+            </w:r>
+          </w:p>
+        </w:tc>
+        <w:tc>
+          <w:tcPr>
+            <w:tcW w:type="dxa" w:w="3120"/>
+          </w:tcPr>
+          <w:p>
+            <w:r>
+              <w:rPr>
+                <w:sz w:val="20"/>
+              </w:rPr>
+              <w:t>600</w:t>
+            </w:r>
+          </w:p>
+        </w:tc>
+        <w:tc>
+          <w:tcPr>
+            <w:tcW w:type="dxa" w:w="3120"/>
+          </w:tcPr>
+          <w:p>
+            <w:r>
+              <w:rPr>
+                <w:sz w:val="20"/>
+              </w:rPr>
+              <w:t>Max single activity duration (seconds)</w:t>
+            </w:r>
+          </w:p>
+        </w:tc>
+      </w:tr>
+      <w:tr>
+        <w:tc>
+          <w:tcPr>
+            <w:tcW w:type="dxa" w:w="3120"/>
+          </w:tcPr>
+          <w:p>
+            <w:r>
+              <w:rPr>
+                <w:sz w:val="20"/>
+              </w:rPr>
+              <w:t>TEMPORAL_RETRY_MAX_ATTEMPTS</w:t>
+            </w:r>
+          </w:p>
+        </w:tc>
+        <w:tc>
+          <w:tcPr>
+            <w:tcW w:type="dxa" w:w="3120"/>
+          </w:tcPr>
+          <w:p>
+            <w:r>
+              <w:rPr>
+                <w:sz w:val="20"/>
+              </w:rPr>
+              <w:t>3</w:t>
+            </w:r>
+          </w:p>
+        </w:tc>
+        <w:tc>
+          <w:tcPr>
+            <w:tcW w:type="dxa" w:w="3120"/>
+          </w:tcPr>
+          <w:p>
+            <w:r>
+              <w:rPr>
+                <w:sz w:val="20"/>
+              </w:rPr>
+              <w:t>Retry attempts per activity on failure</w:t>
+            </w:r>
+          </w:p>
+        </w:tc>
+      </w:tr>
+    </w:tbl>
+    <w:p/>
+    <w:p>
+      <w:pPr>
+        <w:pStyle w:val="Heading3"/>
+      </w:pPr>
+      <w:r>
+        <w:t>AWS Credentials</w:t>
+      </w:r>
+    </w:p>
+    <w:tbl>
+      <w:tblPr>
+        <w:tblStyle w:val="LightGrid-Accent1"/>
+        <w:tblW w:type="auto" w:w="0"/>
+        <w:jc w:val="left"/>
+        <w:tblLook w:firstColumn="1" w:firstRow="1" w:lastColumn="0" w:lastRow="0" w:noHBand="0" w:noVBand="1" w:val="04A0"/>
+      </w:tblPr>
+      <w:tblGrid>
+        <w:gridCol w:w="3120"/>
+        <w:gridCol w:w="3120"/>
+        <w:gridCol w:w="3120"/>
+      </w:tblGrid>
+      <w:tr>
+        <w:tc>
+          <w:tcPr>
+            <w:tcW w:type="dxa" w:w="3120"/>
+          </w:tcPr>
+          <w:p>
+            <w:r>
+              <w:rPr>
+                <w:b/>
+                <w:sz w:val="20"/>
+              </w:rPr>
+              <w:t>Variable</w:t>
+            </w:r>
+          </w:p>
+        </w:tc>
+        <w:tc>
+          <w:tcPr>
+            <w:tcW w:type="dxa" w:w="3120"/>
+          </w:tcPr>
+          <w:p>
+            <w:r>
+              <w:rPr>
+                <w:b/>
+                <w:sz w:val="20"/>
+              </w:rPr>
+              <w:t>Default</w:t>
+            </w:r>
+          </w:p>
+        </w:tc>
+        <w:tc>
+          <w:tcPr>
+            <w:tcW w:type="dxa" w:w="3120"/>
+          </w:tcPr>
+          <w:p>
             <w:r>
               <w:rPr>
                 <w:b/>
@@ -2710,7 +3381,7 @@
               <w:rPr>
                 <w:sz w:val="20"/>
               </w:rPr>
-              <w:t>Used by boto3 for SQS and S3</w:t>
+              <w:t>Used by boto3</w:t>
             </w:r>
           </w:p>
         </w:tc>
@@ -2751,7 +3422,7 @@
               <w:rPr>
                 <w:sz w:val="20"/>
               </w:rPr>
-              <w:t>Used by boto3 for SQS and S3</w:t>
+              <w:t>Used by boto3</w:t>
             </w:r>
           </w:p>
         </w:tc>
@@ -2825,9 +3496,6 @@
             <w:tcW w:type="dxa" w:w="3120"/>
           </w:tcPr>
           <w:p>
-            <w:pPr>
-              <w:jc w:val="left"/>
-            </w:pPr>
             <w:r>
               <w:rPr>
                 <w:b/>
@@ -2842,9 +3510,6 @@
             <w:tcW w:type="dxa" w:w="3120"/>
           </w:tcPr>
           <w:p>
-            <w:pPr>
-              <w:jc w:val="left"/>
-            </w:pPr>
             <w:r>
               <w:rPr>
                 <w:b/>
@@ -2859,9 +3524,6 @@
             <w:tcW w:type="dxa" w:w="3120"/>
           </w:tcPr>
           <w:p>
-            <w:pPr>
-              <w:jc w:val="left"/>
-            </w:pPr>
             <w:r>
               <w:rPr>
                 <w:b/>
@@ -2908,7 +3570,7 @@
               <w:rPr>
                 <w:sz w:val="20"/>
               </w:rPr>
-              <w:t>Read/write chunk size in bytes (64 KB)</w:t>
+              <w:t>Read/write chunk size (64 KB)</w:t>
             </w:r>
           </w:p>
         </w:tc>
@@ -2949,7 +3611,7 @@
               <w:rPr>
                 <w:sz w:val="20"/>
               </w:rPr>
-              <w:t>Directory for temporary files</w:t>
+              <w:t>Temporary file directory</w:t>
             </w:r>
           </w:p>
         </w:tc>
@@ -2990,7 +3652,7 @@
               <w:rPr>
                 <w:sz w:val="20"/>
               </w:rPr>
-              <w:t>Python logging level (DEBUG, INFO, WARNING, ERROR)</w:t>
+              <w:t>Logging level</w:t>
             </w:r>
           </w:p>
         </w:tc>
@@ -3031,7 +3693,7 @@
               <w:rPr>
                 <w:sz w:val="20"/>
               </w:rPr>
-              <w:t>Port for the FastAPI HTTP server</w:t>
+              <w:t>HTTP server port</w:t>
             </w:r>
           </w:p>
         </w:tc>
@@ -3053,7 +3715,7 @@
     </w:p>
     <w:p>
       <w:r>
-        <w:t>Every message bus and the REST API accept the same JSON schema.  Fields are required or optional depending on the location_type.</w:t>
+        <w:t>Every bus, the REST API, and Temporal workflows accept the same JSON schema.</w:t>
       </w:r>
     </w:p>
     <w:p>
@@ -3084,41 +3746,27 @@
         <w:br/>
         <w:t xml:space="preserve">  "location_type": "s3",</w:t>
         <w:br/>
-        <w:t xml:space="preserve">  </w:t>
-        <w:br/>
         <w:t xml:space="preserve">  "s3_bucket": "my-bucket",</w:t>
         <w:br/>
         <w:t xml:space="preserve">  "s3_key": "path/to/file.pdf",</w:t>
         <w:br/>
         <w:t xml:space="preserve">  "s3_endpoint_url": null,</w:t>
         <w:br/>
-        <w:t xml:space="preserve">  </w:t>
-        <w:br/>
         <w:t xml:space="preserve">  "url": "https://example.com/doc.pdf",</w:t>
-        <w:br/>
-        <w:t xml:space="preserve">  </w:t>
         <w:br/>
         <w:t xml:space="preserve">  "ftp_host": "ftp.example.com",</w:t>
         <w:br/>
         <w:t xml:space="preserve">  "ftp_port": 21,</w:t>
         <w:br/>
-        <w:t xml:space="preserve">  "ftp_path": "/path/to/file.pdf",</w:t>
+        <w:t xml:space="preserve">  "ftp_path": "/path/to/file",</w:t>
         <w:br/>
-        <w:t xml:space="preserve">  "ftp_user": "username",</w:t>
-        <w:br/>
-        <w:t xml:space="preserve">  "ftp_pass": "password",</w:t>
-        <w:br/>
-        <w:t xml:space="preserve">  </w:t>
+        <w:t xml:space="preserve">  "ftp_user": "user",  "ftp_pass": "pass",</w:t>
         <w:br/>
         <w:t xml:space="preserve">  "auth_type": "none",</w:t>
         <w:br/>
-        <w:t xml:space="preserve">  "auth_username": null,</w:t>
-        <w:br/>
-        <w:t xml:space="preserve">  "auth_password": null,</w:t>
+        <w:t xml:space="preserve">  "auth_username": null,  "auth_password": null,</w:t>
         <w:br/>
         <w:t xml:space="preserve">  "auth_token": null,</w:t>
-        <w:br/>
-        <w:t xml:space="preserve">  </w:t>
         <w:br/>
         <w:t xml:space="preserve">  "output_s3_bucket": null,</w:t>
         <w:br/>
@@ -3127,586 +3775,6 @@
         <w:t>}</w:t>
       </w:r>
     </w:p>
-    <w:p>
-      <w:pPr>
-        <w:pStyle w:val="Heading3"/>
-      </w:pPr>
-      <w:r>
-        <w:t>Required Fields by Location Type</w:t>
-      </w:r>
-    </w:p>
-    <w:tbl>
-      <w:tblPr>
-        <w:tblStyle w:val="LightGrid-Accent1"/>
-        <w:tblW w:type="auto" w:w="0"/>
-        <w:jc w:val="left"/>
-        <w:tblLook w:firstColumn="1" w:firstRow="1" w:lastColumn="0" w:lastRow="0" w:noHBand="0" w:noVBand="1" w:val="04A0"/>
-      </w:tblPr>
-      <w:tblGrid>
-        <w:gridCol w:w="1872"/>
-        <w:gridCol w:w="1872"/>
-        <w:gridCol w:w="1872"/>
-        <w:gridCol w:w="1872"/>
-        <w:gridCol w:w="1872"/>
-      </w:tblGrid>
-      <w:tr>
-        <w:tc>
-          <w:tcPr>
-            <w:tcW w:type="dxa" w:w="1872"/>
-          </w:tcPr>
-          <w:p>
-            <w:pPr>
-              <w:jc w:val="left"/>
-            </w:pPr>
-            <w:r>
-              <w:rPr>
-                <w:b/>
-                <w:sz w:val="20"/>
-              </w:rPr>
-              <w:t>Field</w:t>
-            </w:r>
-          </w:p>
-        </w:tc>
-        <w:tc>
-          <w:tcPr>
-            <w:tcW w:type="dxa" w:w="1872"/>
-          </w:tcPr>
-          <w:p>
-            <w:pPr>
-              <w:jc w:val="left"/>
-            </w:pPr>
-            <w:r>
-              <w:rPr>
-                <w:b/>
-                <w:sz w:val="20"/>
-              </w:rPr>
-              <w:t>S3</w:t>
-            </w:r>
-          </w:p>
-        </w:tc>
-        <w:tc>
-          <w:tcPr>
-            <w:tcW w:type="dxa" w:w="1872"/>
-          </w:tcPr>
-          <w:p>
-            <w:pPr>
-              <w:jc w:val="left"/>
-            </w:pPr>
-            <w:r>
-              <w:rPr>
-                <w:b/>
-                <w:sz w:val="20"/>
-              </w:rPr>
-              <w:t>URL</w:t>
-            </w:r>
-          </w:p>
-        </w:tc>
-        <w:tc>
-          <w:tcPr>
-            <w:tcW w:type="dxa" w:w="1872"/>
-          </w:tcPr>
-          <w:p>
-            <w:pPr>
-              <w:jc w:val="left"/>
-            </w:pPr>
-            <w:r>
-              <w:rPr>
-                <w:b/>
-                <w:sz w:val="20"/>
-              </w:rPr>
-              <w:t>FTP</w:t>
-            </w:r>
-          </w:p>
-        </w:tc>
-        <w:tc>
-          <w:tcPr>
-            <w:tcW w:type="dxa" w:w="1872"/>
-          </w:tcPr>
-          <w:p>
-            <w:pPr>
-              <w:jc w:val="left"/>
-            </w:pPr>
-            <w:r>
-              <w:rPr>
-                <w:b/>
-                <w:sz w:val="20"/>
-              </w:rPr>
-              <w:t>Local (API)</w:t>
-            </w:r>
-          </w:p>
-        </w:tc>
-      </w:tr>
-      <w:tr>
-        <w:tc>
-          <w:tcPr>
-            <w:tcW w:type="dxa" w:w="1872"/>
-          </w:tcPr>
-          <w:p>
-            <w:r>
-              <w:rPr>
-                <w:sz w:val="20"/>
-              </w:rPr>
-              <w:t>document_type</w:t>
-            </w:r>
-          </w:p>
-        </w:tc>
-        <w:tc>
-          <w:tcPr>
-            <w:tcW w:type="dxa" w:w="1872"/>
-          </w:tcPr>
-          <w:p>
-            <w:r>
-              <w:rPr>
-                <w:sz w:val="20"/>
-              </w:rPr>
-              <w:t>Required</w:t>
-            </w:r>
-          </w:p>
-        </w:tc>
-        <w:tc>
-          <w:tcPr>
-            <w:tcW w:type="dxa" w:w="1872"/>
-          </w:tcPr>
-          <w:p>
-            <w:r>
-              <w:rPr>
-                <w:sz w:val="20"/>
-              </w:rPr>
-              <w:t>Required</w:t>
-            </w:r>
-          </w:p>
-        </w:tc>
-        <w:tc>
-          <w:tcPr>
-            <w:tcW w:type="dxa" w:w="1872"/>
-          </w:tcPr>
-          <w:p>
-            <w:r>
-              <w:rPr>
-                <w:sz w:val="20"/>
-              </w:rPr>
-              <w:t>Required</w:t>
-            </w:r>
-          </w:p>
-        </w:tc>
-        <w:tc>
-          <w:tcPr>
-            <w:tcW w:type="dxa" w:w="1872"/>
-          </w:tcPr>
-          <w:p>
-            <w:r>
-              <w:rPr>
-                <w:sz w:val="20"/>
-              </w:rPr>
-              <w:t>Required</w:t>
-            </w:r>
-          </w:p>
-        </w:tc>
-      </w:tr>
-      <w:tr>
-        <w:tc>
-          <w:tcPr>
-            <w:tcW w:type="dxa" w:w="1872"/>
-          </w:tcPr>
-          <w:p>
-            <w:r>
-              <w:rPr>
-                <w:sz w:val="20"/>
-              </w:rPr>
-              <w:t>location_type</w:t>
-            </w:r>
-          </w:p>
-        </w:tc>
-        <w:tc>
-          <w:tcPr>
-            <w:tcW w:type="dxa" w:w="1872"/>
-          </w:tcPr>
-          <w:p>
-            <w:r>
-              <w:rPr>
-                <w:sz w:val="20"/>
-              </w:rPr>
-              <w:t>Required</w:t>
-            </w:r>
-          </w:p>
-        </w:tc>
-        <w:tc>
-          <w:tcPr>
-            <w:tcW w:type="dxa" w:w="1872"/>
-          </w:tcPr>
-          <w:p>
-            <w:r>
-              <w:rPr>
-                <w:sz w:val="20"/>
-              </w:rPr>
-              <w:t>Required</w:t>
-            </w:r>
-          </w:p>
-        </w:tc>
-        <w:tc>
-          <w:tcPr>
-            <w:tcW w:type="dxa" w:w="1872"/>
-          </w:tcPr>
-          <w:p>
-            <w:r>
-              <w:rPr>
-                <w:sz w:val="20"/>
-              </w:rPr>
-              <w:t>Required</w:t>
-            </w:r>
-          </w:p>
-        </w:tc>
-        <w:tc>
-          <w:tcPr>
-            <w:tcW w:type="dxa" w:w="1872"/>
-          </w:tcPr>
-          <w:p>
-            <w:r>
-              <w:rPr>
-                <w:sz w:val="20"/>
-              </w:rPr>
-              <w:t>Set automatically</w:t>
-            </w:r>
-          </w:p>
-        </w:tc>
-      </w:tr>
-      <w:tr>
-        <w:tc>
-          <w:tcPr>
-            <w:tcW w:type="dxa" w:w="1872"/>
-          </w:tcPr>
-          <w:p>
-            <w:r>
-              <w:rPr>
-                <w:sz w:val="20"/>
-              </w:rPr>
-              <w:t>s3_bucket</w:t>
-            </w:r>
-          </w:p>
-        </w:tc>
-        <w:tc>
-          <w:tcPr>
-            <w:tcW w:type="dxa" w:w="1872"/>
-          </w:tcPr>
-          <w:p>
-            <w:r>
-              <w:rPr>
-                <w:sz w:val="20"/>
-              </w:rPr>
-              <w:t>Required</w:t>
-            </w:r>
-          </w:p>
-        </w:tc>
-        <w:tc>
-          <w:tcPr>
-            <w:tcW w:type="dxa" w:w="1872"/>
-          </w:tcPr>
-          <w:p>
-            <w:r>
-              <w:rPr>
-                <w:sz w:val="20"/>
-              </w:rPr>
-              <w:t>—</w:t>
-            </w:r>
-          </w:p>
-        </w:tc>
-        <w:tc>
-          <w:tcPr>
-            <w:tcW w:type="dxa" w:w="1872"/>
-          </w:tcPr>
-          <w:p>
-            <w:r>
-              <w:rPr>
-                <w:sz w:val="20"/>
-              </w:rPr>
-              <w:t>—</w:t>
-            </w:r>
-          </w:p>
-        </w:tc>
-        <w:tc>
-          <w:tcPr>
-            <w:tcW w:type="dxa" w:w="1872"/>
-          </w:tcPr>
-          <w:p>
-            <w:r>
-              <w:rPr>
-                <w:sz w:val="20"/>
-              </w:rPr>
-              <w:t>—</w:t>
-            </w:r>
-          </w:p>
-        </w:tc>
-      </w:tr>
-      <w:tr>
-        <w:tc>
-          <w:tcPr>
-            <w:tcW w:type="dxa" w:w="1872"/>
-          </w:tcPr>
-          <w:p>
-            <w:r>
-              <w:rPr>
-                <w:sz w:val="20"/>
-              </w:rPr>
-              <w:t>s3_key</w:t>
-            </w:r>
-          </w:p>
-        </w:tc>
-        <w:tc>
-          <w:tcPr>
-            <w:tcW w:type="dxa" w:w="1872"/>
-          </w:tcPr>
-          <w:p>
-            <w:r>
-              <w:rPr>
-                <w:sz w:val="20"/>
-              </w:rPr>
-              <w:t>Required</w:t>
-            </w:r>
-          </w:p>
-        </w:tc>
-        <w:tc>
-          <w:tcPr>
-            <w:tcW w:type="dxa" w:w="1872"/>
-          </w:tcPr>
-          <w:p>
-            <w:r>
-              <w:rPr>
-                <w:sz w:val="20"/>
-              </w:rPr>
-              <w:t>—</w:t>
-            </w:r>
-          </w:p>
-        </w:tc>
-        <w:tc>
-          <w:tcPr>
-            <w:tcW w:type="dxa" w:w="1872"/>
-          </w:tcPr>
-          <w:p>
-            <w:r>
-              <w:rPr>
-                <w:sz w:val="20"/>
-              </w:rPr>
-              <w:t>—</w:t>
-            </w:r>
-          </w:p>
-        </w:tc>
-        <w:tc>
-          <w:tcPr>
-            <w:tcW w:type="dxa" w:w="1872"/>
-          </w:tcPr>
-          <w:p>
-            <w:r>
-              <w:rPr>
-                <w:sz w:val="20"/>
-              </w:rPr>
-              <w:t>—</w:t>
-            </w:r>
-          </w:p>
-        </w:tc>
-      </w:tr>
-      <w:tr>
-        <w:tc>
-          <w:tcPr>
-            <w:tcW w:type="dxa" w:w="1872"/>
-          </w:tcPr>
-          <w:p>
-            <w:r>
-              <w:rPr>
-                <w:sz w:val="20"/>
-              </w:rPr>
-              <w:t>url</w:t>
-            </w:r>
-          </w:p>
-        </w:tc>
-        <w:tc>
-          <w:tcPr>
-            <w:tcW w:type="dxa" w:w="1872"/>
-          </w:tcPr>
-          <w:p>
-            <w:r>
-              <w:rPr>
-                <w:sz w:val="20"/>
-              </w:rPr>
-              <w:t>—</w:t>
-            </w:r>
-          </w:p>
-        </w:tc>
-        <w:tc>
-          <w:tcPr>
-            <w:tcW w:type="dxa" w:w="1872"/>
-          </w:tcPr>
-          <w:p>
-            <w:r>
-              <w:rPr>
-                <w:sz w:val="20"/>
-              </w:rPr>
-              <w:t>Required</w:t>
-            </w:r>
-          </w:p>
-        </w:tc>
-        <w:tc>
-          <w:tcPr>
-            <w:tcW w:type="dxa" w:w="1872"/>
-          </w:tcPr>
-          <w:p>
-            <w:r>
-              <w:rPr>
-                <w:sz w:val="20"/>
-              </w:rPr>
-              <w:t>—</w:t>
-            </w:r>
-          </w:p>
-        </w:tc>
-        <w:tc>
-          <w:tcPr>
-            <w:tcW w:type="dxa" w:w="1872"/>
-          </w:tcPr>
-          <w:p>
-            <w:r>
-              <w:rPr>
-                <w:sz w:val="20"/>
-              </w:rPr>
-              <w:t>—</w:t>
-            </w:r>
-          </w:p>
-        </w:tc>
-      </w:tr>
-      <w:tr>
-        <w:tc>
-          <w:tcPr>
-            <w:tcW w:type="dxa" w:w="1872"/>
-          </w:tcPr>
-          <w:p>
-            <w:r>
-              <w:rPr>
-                <w:sz w:val="20"/>
-              </w:rPr>
-              <w:t>ftp_host</w:t>
-            </w:r>
-          </w:p>
-        </w:tc>
-        <w:tc>
-          <w:tcPr>
-            <w:tcW w:type="dxa" w:w="1872"/>
-          </w:tcPr>
-          <w:p>
-            <w:r>
-              <w:rPr>
-                <w:sz w:val="20"/>
-              </w:rPr>
-              <w:t>—</w:t>
-            </w:r>
-          </w:p>
-        </w:tc>
-        <w:tc>
-          <w:tcPr>
-            <w:tcW w:type="dxa" w:w="1872"/>
-          </w:tcPr>
-          <w:p>
-            <w:r>
-              <w:rPr>
-                <w:sz w:val="20"/>
-              </w:rPr>
-              <w:t>—</w:t>
-            </w:r>
-          </w:p>
-        </w:tc>
-        <w:tc>
-          <w:tcPr>
-            <w:tcW w:type="dxa" w:w="1872"/>
-          </w:tcPr>
-          <w:p>
-            <w:r>
-              <w:rPr>
-                <w:sz w:val="20"/>
-              </w:rPr>
-              <w:t>Required</w:t>
-            </w:r>
-          </w:p>
-        </w:tc>
-        <w:tc>
-          <w:tcPr>
-            <w:tcW w:type="dxa" w:w="1872"/>
-          </w:tcPr>
-          <w:p>
-            <w:r>
-              <w:rPr>
-                <w:sz w:val="20"/>
-              </w:rPr>
-              <w:t>—</w:t>
-            </w:r>
-          </w:p>
-        </w:tc>
-      </w:tr>
-      <w:tr>
-        <w:tc>
-          <w:tcPr>
-            <w:tcW w:type="dxa" w:w="1872"/>
-          </w:tcPr>
-          <w:p>
-            <w:r>
-              <w:rPr>
-                <w:sz w:val="20"/>
-              </w:rPr>
-              <w:t>ftp_path</w:t>
-            </w:r>
-          </w:p>
-        </w:tc>
-        <w:tc>
-          <w:tcPr>
-            <w:tcW w:type="dxa" w:w="1872"/>
-          </w:tcPr>
-          <w:p>
-            <w:r>
-              <w:rPr>
-                <w:sz w:val="20"/>
-              </w:rPr>
-              <w:t>—</w:t>
-            </w:r>
-          </w:p>
-        </w:tc>
-        <w:tc>
-          <w:tcPr>
-            <w:tcW w:type="dxa" w:w="1872"/>
-          </w:tcPr>
-          <w:p>
-            <w:r>
-              <w:rPr>
-                <w:sz w:val="20"/>
-              </w:rPr>
-              <w:t>—</w:t>
-            </w:r>
-          </w:p>
-        </w:tc>
-        <w:tc>
-          <w:tcPr>
-            <w:tcW w:type="dxa" w:w="1872"/>
-          </w:tcPr>
-          <w:p>
-            <w:r>
-              <w:rPr>
-                <w:sz w:val="20"/>
-              </w:rPr>
-              <w:t>Required</w:t>
-            </w:r>
-          </w:p>
-        </w:tc>
-        <w:tc>
-          <w:tcPr>
-            <w:tcW w:type="dxa" w:w="1872"/>
-          </w:tcPr>
-          <w:p>
-            <w:r>
-              <w:rPr>
-                <w:sz w:val="20"/>
-              </w:rPr>
-              <w:t>—</w:t>
-            </w:r>
-          </w:p>
-        </w:tc>
-      </w:tr>
-    </w:tbl>
-    <w:p/>
     <w:p>
       <w:pPr>
         <w:pStyle w:val="Heading3"/>
@@ -3733,9 +3801,6 @@
             <w:tcW w:type="dxa" w:w="3120"/>
           </w:tcPr>
           <w:p>
-            <w:pPr>
-              <w:jc w:val="left"/>
-            </w:pPr>
             <w:r>
               <w:rPr>
                 <w:b/>
@@ -3750,9 +3815,6 @@
             <w:tcW w:type="dxa" w:w="3120"/>
           </w:tcPr>
           <w:p>
-            <w:pPr>
-              <w:jc w:val="left"/>
-            </w:pPr>
             <w:r>
               <w:rPr>
                 <w:b/>
@@ -3767,15 +3829,12 @@
             <w:tcW w:type="dxa" w:w="3120"/>
           </w:tcPr>
           <w:p>
-            <w:pPr>
-              <w:jc w:val="left"/>
-            </w:pPr>
             <w:r>
               <w:rPr>
                 <w:b/>
                 <w:sz w:val="20"/>
               </w:rPr>
-              <w:t>Converter Module</w:t>
+              <w:t>Converter / Child Workflow</w:t>
             </w:r>
           </w:p>
         </w:tc>
@@ -3803,7 +3862,7 @@
               <w:rPr>
                 <w:sz w:val="20"/>
               </w:rPr>
-              <w:t>PDF documents (with embedded image OCR)</w:t>
+              <w:t>PDF with embedded image OCR</w:t>
             </w:r>
           </w:p>
         </w:tc>
@@ -3816,7 +3875,7 @@
               <w:rPr>
                 <w:sz w:val="20"/>
               </w:rPr>
-              <w:t>pdf_converter.py</w:t>
+              <w:t>pdf_converter / PDFConversionWorkflow</w:t>
             </w:r>
           </w:p>
         </w:tc>
@@ -3844,7 +3903,7 @@
               <w:rPr>
                 <w:sz w:val="20"/>
               </w:rPr>
-              <w:t>Microsoft Word documents</w:t>
+              <w:t>Microsoft Word</w:t>
             </w:r>
           </w:p>
         </w:tc>
@@ -3857,7 +3916,7 @@
               <w:rPr>
                 <w:sz w:val="20"/>
               </w:rPr>
-              <w:t>docx_converter.py</w:t>
+              <w:t>docx_converter / DOCXConversionWorkflow</w:t>
             </w:r>
           </w:p>
         </w:tc>
@@ -3885,7 +3944,7 @@
               <w:rPr>
                 <w:sz w:val="20"/>
               </w:rPr>
-              <w:t>Microsoft Excel spreadsheets</w:t>
+              <w:t>Microsoft Excel</w:t>
             </w:r>
           </w:p>
         </w:tc>
@@ -3898,7 +3957,7 @@
               <w:rPr>
                 <w:sz w:val="20"/>
               </w:rPr>
-              <w:t>xlsx_converter.py</w:t>
+              <w:t>xlsx_converter / XLSXConversionWorkflow</w:t>
             </w:r>
           </w:p>
         </w:tc>
@@ -3926,7 +3985,7 @@
               <w:rPr>
                 <w:sz w:val="20"/>
               </w:rPr>
-              <w:t>Microsoft PowerPoint presentations</w:t>
+              <w:t>Microsoft PowerPoint</w:t>
             </w:r>
           </w:p>
         </w:tc>
@@ -3939,7 +3998,7 @@
               <w:rPr>
                 <w:sz w:val="20"/>
               </w:rPr>
-              <w:t>pptx_converter.py</w:t>
+              <w:t>pptx_converter / PPTXConversionWorkflow</w:t>
             </w:r>
           </w:p>
         </w:tc>
@@ -3980,7 +4039,7 @@
               <w:rPr>
                 <w:sz w:val="20"/>
               </w:rPr>
-              <w:t>html_converter.py</w:t>
+              <w:t>html_converter / HTMLConversionWorkflow</w:t>
             </w:r>
           </w:p>
         </w:tc>
@@ -4021,7 +4080,7 @@
               <w:rPr>
                 <w:sz w:val="20"/>
               </w:rPr>
-              <w:t>rtf_converter.py</w:t>
+              <w:t>rtf_converter / RTFConversionWorkflow</w:t>
             </w:r>
           </w:p>
         </w:tc>
@@ -4049,7 +4108,7 @@
               <w:rPr>
                 <w:sz w:val="20"/>
               </w:rPr>
-              <w:t>OpenDocument Text (LibreOffice)</w:t>
+              <w:t>OpenDocument Text</w:t>
             </w:r>
           </w:p>
         </w:tc>
@@ -4062,7 +4121,7 @@
               <w:rPr>
                 <w:sz w:val="20"/>
               </w:rPr>
-              <w:t>odt_converter.py</w:t>
+              <w:t>odt_converter / ODTConversionWorkflow</w:t>
             </w:r>
           </w:p>
         </w:tc>
@@ -4090,7 +4149,7 @@
               <w:rPr>
                 <w:sz w:val="20"/>
               </w:rPr>
-              <w:t>Plain text (with encoding detection)</w:t>
+              <w:t>Plain text (encoding detection)</w:t>
             </w:r>
           </w:p>
         </w:tc>
@@ -4103,7 +4162,7 @@
               <w:rPr>
                 <w:sz w:val="20"/>
               </w:rPr>
-              <w:t>text_converter.py</w:t>
+              <w:t>text_converter / TXTConversionWorkflow</w:t>
             </w:r>
           </w:p>
         </w:tc>
@@ -4144,7 +4203,7 @@
               <w:rPr>
                 <w:sz w:val="20"/>
               </w:rPr>
-              <w:t>xlsx_converter.py</w:t>
+              <w:t>xlsx_converter / XLSXConversionWorkflow</w:t>
             </w:r>
           </w:p>
         </w:tc>
@@ -4172,7 +4231,7 @@
               <w:rPr>
                 <w:sz w:val="20"/>
               </w:rPr>
-              <w:t>Images – JPEG, PNG, TIFF, BMP, WEBP (OCR)</w:t>
+              <w:t>JPEG/PNG/TIFF/BMP/WEBP (OCR)</w:t>
             </w:r>
           </w:p>
         </w:tc>
@@ -4185,7 +4244,7 @@
               <w:rPr>
                 <w:sz w:val="20"/>
               </w:rPr>
-              <w:t>image_converter.py</w:t>
+              <w:t>image_converter / ImageConversionWorkflow</w:t>
             </w:r>
           </w:p>
         </w:tc>
@@ -4207,7 +4266,7 @@
     </w:p>
     <w:p>
       <w:r>
-        <w:t>Base URL: http://localhost:8080  (configurable via API_PORT)</w:t>
+        <w:t>Base URL: http://localhost:8080</w:t>
       </w:r>
     </w:p>
     <w:p>
@@ -4220,7 +4279,7 @@
     </w:p>
     <w:p>
       <w:r>
-        <w:t>Returns the API Test Console HTML page.  Open in a browser to use the interactive UI.</w:t>
+        <w:t>Returns the API Test Console HTML page.</w:t>
       </w:r>
     </w:p>
     <w:p>
@@ -4233,7 +4292,7 @@
     </w:p>
     <w:p>
       <w:r>
-        <w:t>Returns the service status and enabled components.</w:t>
+        <w:t>Returns service status and all enabled components.</w:t>
       </w:r>
     </w:p>
     <w:p>
@@ -4268,19 +4327,15 @@
           <w:color w:val="1E1E2E"/>
           <w:sz w:val="19"/>
         </w:rPr>
-        <w:t>{</w:t>
+        <w:t>{"status":"ok","api_enabled":true,"sqs_enabled":true,</w:t>
         <w:br/>
-        <w:t xml:space="preserve">  "status": "ok",</w:t>
+        <w:t xml:space="preserve"> "rabbitmq_enabled":true,"kafka_enabled":true,</w:t>
         <w:br/>
-        <w:t xml:space="preserve">  "api_enabled": true,</w:t>
+        <w:t xml:space="preserve"> "temporal_enabled":true,"temporal_workflows_active":true,</w:t>
         <w:br/>
-        <w:t xml:space="preserve">  "sqs_enabled": true,</w:t>
+        <w:t xml:space="preserve"> "temporal_host":"temporal-server:7233",</w:t>
         <w:br/>
-        <w:t xml:space="preserve">  "rabbitmq_enabled": true,</w:t>
-        <w:br/>
-        <w:t xml:space="preserve">  "kafka_enabled": true</w:t>
-        <w:br/>
-        <w:t>}</w:t>
+        <w:t xml:space="preserve"> "temporal_task_queue":"docconv-tasks"}</w:t>
       </w:r>
     </w:p>
     <w:p>
@@ -4293,7 +4348,7 @@
     </w:p>
     <w:p>
       <w:r>
-        <w:t>Submit a conversion job.  The service fetches the document from the remote source, converts it, and uploads the text to S3.</w:t>
+        <w:t>Submit a remote-source conversion job.</w:t>
       </w:r>
     </w:p>
     <w:p>
@@ -4312,15 +4367,9 @@
         <w:br/>
         <w:t xml:space="preserve">  -H "Content-Type: application/json" \</w:t>
         <w:br/>
-        <w:t xml:space="preserve">  -d '{</w:t>
+        <w:t xml:space="preserve">  -d '{"document_type":"html","location_type":"url",</w:t>
         <w:br/>
-        <w:t xml:space="preserve">    "document_type": "html",</w:t>
-        <w:br/>
-        <w:t xml:space="preserve">    "location_type": "url",</w:t>
-        <w:br/>
-        <w:t xml:space="preserve">    "url": "https://example.com"</w:t>
-        <w:br/>
-        <w:t xml:space="preserve">  }'</w:t>
+        <w:t xml:space="preserve">       "url":"https://example.com"}'</w:t>
       </w:r>
     </w:p>
     <w:p>
@@ -4340,21 +4389,13 @@
           <w:color w:val="1E1E2E"/>
           <w:sz w:val="19"/>
         </w:rPr>
-        <w:t>{</w:t>
+        <w:t>{"job_id":"a1b2c3d4e5f6","success":true,</w:t>
         <w:br/>
-        <w:t xml:space="preserve">  "job_id": "a1b2c3d4e5f6",</w:t>
+        <w:t xml:space="preserve"> "output_bucket":"docconv-output",</w:t>
         <w:br/>
-        <w:t xml:space="preserve">  "success": true,</w:t>
+        <w:t xml:space="preserve"> "output_key":"converted/a1b2c3d4e5f6.txt",</w:t>
         <w:br/>
-        <w:t xml:space="preserve">  "output_bucket": "docconv-output",</w:t>
-        <w:br/>
-        <w:t xml:space="preserve">  "output_key": "converted/a1b2c3d4e5f6.txt",</w:t>
-        <w:br/>
-        <w:t xml:space="preserve">  "error": null,</w:t>
-        <w:br/>
-        <w:t xml:space="preserve">  "characters_extracted": 1256</w:t>
-        <w:br/>
-        <w:t>}</w:t>
+        <w:t xml:space="preserve"> "characters_extracted":1256}</w:t>
       </w:r>
     </w:p>
     <w:p>
@@ -4367,7 +4408,7 @@
     </w:p>
     <w:p>
       <w:r>
-        <w:t>Upload a file directly for conversion (multipart form data).</w:t>
+        <w:t>Upload a file directly (multipart form).</w:t>
       </w:r>
     </w:p>
     <w:p>
@@ -4384,161 +4425,20 @@
         </w:rPr>
         <w:t>curl -X POST http://localhost:8080/convert/upload \</w:t>
         <w:br/>
-        <w:t xml:space="preserve">  -F "file=@report.pdf" \</w:t>
-        <w:br/>
-        <w:t xml:space="preserve">  -F "document_type=pdf"</w:t>
+        <w:t xml:space="preserve">  -F "file=@report.pdf" -F "document_type=pdf"</w:t>
       </w:r>
     </w:p>
     <w:p>
-      <w:r>
-        <w:t>Optional form fields: output_s3_bucket, output_s3_key.</w:t>
+      <w:pPr>
+        <w:pStyle w:val="Heading3"/>
+      </w:pPr>
+      <w:r>
+        <w:t>GET /workflow/{id}/status</w:t>
       </w:r>
     </w:p>
     <w:p>
-      <w:pPr>
-        <w:pStyle w:val="Heading3"/>
-      </w:pPr>
-      <w:r>
-        <w:t>GET /docs</w:t>
-      </w:r>
-    </w:p>
-    <w:p>
-      <w:r>
-        <w:t>FastAPI auto-generated Swagger/OpenAPI documentation.</w:t>
-      </w:r>
-    </w:p>
-    <w:p>
-      <w:pPr>
-        <w:pStyle w:val="Heading3"/>
-      </w:pPr>
-      <w:r>
-        <w:t>Disabling the API</w:t>
-      </w:r>
-    </w:p>
-    <w:p>
-      <w:r>
-        <w:t>Set ENABLE_API=false to run the service without an HTTP endpoint.  The process will still consume from enabled message buses.</w:t>
-      </w:r>
-    </w:p>
-    <w:p>
-      <w:pPr>
-        <w:pStyle w:val="Heading1"/>
-      </w:pPr>
-      <w:r>
-        <w:t>8. Using the API Test Console</w:t>
-      </w:r>
-    </w:p>
-    <w:p>
-      <w:r>
-        <w:t>The service includes a built-in web UI for testing all API endpoints.  Open http://localhost:8080 in your browser after starting the Docker stack.</w:t>
-      </w:r>
-    </w:p>
-    <w:p>
-      <w:pPr>
-        <w:pStyle w:val="Heading3"/>
-      </w:pPr>
-      <w:r>
-        <w:t>Test Console Features</w:t>
-      </w:r>
-    </w:p>
-    <w:p>
-      <w:pPr>
-        <w:pStyle w:val="ListBullet"/>
-      </w:pPr>
-      <w:r>
-        <w:t>Health Check tab – verify connectivity and see which components are enabled</w:t>
-      </w:r>
-    </w:p>
-    <w:p>
-      <w:pPr>
-        <w:pStyle w:val="ListBullet"/>
-      </w:pPr>
-      <w:r>
-        <w:t>Upload tab – drag-and-drop or click to upload files for conversion, with auto-detection of document type from the file extension</w:t>
-      </w:r>
-    </w:p>
-    <w:p>
-      <w:pPr>
-        <w:pStyle w:val="ListBullet"/>
-      </w:pPr>
-      <w:r>
-        <w:t>Job tab – build and send JSON conversion jobs with S3, URL, or FTP sources, with a live JSON preview panel</w:t>
-      </w:r>
-    </w:p>
-    <w:p>
-      <w:pPr>
-        <w:pStyle w:val="ListBullet"/>
-      </w:pPr>
-      <w:r>
-        <w:t>Schema tab – reference for the full message schema and all supported values</w:t>
-      </w:r>
-    </w:p>
-    <w:p>
-      <w:pPr>
-        <w:pStyle w:val="ListBullet"/>
-      </w:pPr>
-      <w:r>
-        <w:t>Request history – logs every request with method, path, status code, and response time</w:t>
-      </w:r>
-    </w:p>
-    <w:p>
-      <w:pPr>
-        <w:pStyle w:val="ListBullet"/>
-      </w:pPr>
-      <w:r>
-        <w:t>Syntax-highlighted JSON responses with result summary cards</w:t>
-      </w:r>
-    </w:p>
-    <w:p>
-      <w:pPr>
-        <w:pStyle w:val="Heading3"/>
-      </w:pPr>
-      <w:r>
-        <w:t>Configuration</w:t>
-      </w:r>
-    </w:p>
-    <w:p>
-      <w:r>
-        <w:t>The Base URL field at the top defaults to http://localhost:8080.  Change it if your service is running on a different host or port.  Click 'Test Connection' to verify.</w:t>
-      </w:r>
-    </w:p>
-    <w:p>
-      <w:r>
-        <w:br w:type="page"/>
-      </w:r>
-    </w:p>
-    <w:p>
-      <w:pPr>
-        <w:pStyle w:val="Heading1"/>
-      </w:pPr>
-      <w:r>
-        <w:t>9. Message Bus Integration</w:t>
-      </w:r>
-    </w:p>
-    <w:p>
-      <w:r>
-        <w:t>The service can consume jobs from SQS, RabbitMQ, and Kafka simultaneously.  Each listener runs in its own daemon thread and can be independently enabled or disabled.</w:t>
-      </w:r>
-    </w:p>
-    <w:p>
-      <w:pPr>
-        <w:pStyle w:val="Heading2"/>
-      </w:pPr>
-      <w:r>
-        <w:t>9.1  Amazon SQS</w:t>
-      </w:r>
-    </w:p>
-    <w:p>
-      <w:r>
-        <w:t>The SQS listener long-polls the configured queue.  In the Docker Compose stack, LocalStack provides a local SQS emulation.  For production, point SQS_ENDPOINT_URL to the real AWS endpoint (or remove it to use the default).</w:t>
-      </w:r>
-    </w:p>
-    <w:p>
-      <w:pPr>
-        <w:pStyle w:val="Heading3"/>
-      </w:pPr>
-      <w:r>
-        <w:t>Sending a test message via AWS CLI</w:t>
+      <w:r>
+        <w:t>Query status of a Temporal workflow.</w:t>
       </w:r>
     </w:p>
     <w:p>
@@ -4553,29 +4453,214 @@
           <w:color w:val="1E1E2E"/>
           <w:sz w:val="19"/>
         </w:rPr>
-        <w:t>aws --endpoint-url=http://localhost:4566 sqs send-message \</w:t>
-        <w:br/>
-        <w:t xml:space="preserve">  --queue-url http://localhost:4566/000000000000/docconv-jobs \</w:t>
-        <w:br/>
-        <w:t xml:space="preserve">  --message-body '{</w:t>
-        <w:br/>
-        <w:t xml:space="preserve">    "document_type": "txt",</w:t>
-        <w:br/>
-        <w:t xml:space="preserve">    "location_type": "s3",</w:t>
-        <w:br/>
-        <w:t xml:space="preserve">    "s3_bucket": "docconv-input",</w:t>
-        <w:br/>
-        <w:t xml:space="preserve">    "s3_key": "test.txt"</w:t>
-        <w:br/>
-        <w:t xml:space="preserve">  }'</w:t>
+        <w:t>curl http://localhost:8080/workflow/docconv-a1b2c3d4e5f6/status</w:t>
       </w:r>
     </w:p>
     <w:p>
+      <w:r>
+        <w:t>Response:</w:t>
+      </w:r>
+    </w:p>
+    <w:p>
+      <w:pPr>
+        <w:spacing w:before="80" w:after="80"/>
+        <w:ind w:left="283"/>
+        <w:shd w:fill="F0F2F5" w:val="clear"/>
+      </w:pPr>
+      <w:r>
+        <w:rPr>
+          <w:rFonts w:ascii="Consolas" w:hAnsi="Consolas"/>
+          <w:color w:val="1E1E2E"/>
+          <w:sz w:val="19"/>
+        </w:rPr>
+        <w:t>{"workflow_id":"docconv-a1b2c3d4e5f6",</w:t>
+        <w:br/>
+        <w:t xml:space="preserve"> "status":"COMPLETED","custom_status":"COMPLETED",</w:t>
+        <w:br/>
+        <w:t xml:space="preserve"> "current_step":"DONE","task_queue":"docconv-tasks"}</w:t>
+      </w:r>
+    </w:p>
+    <w:p>
       <w:pPr>
         <w:pStyle w:val="Heading3"/>
       </w:pPr>
       <w:r>
-        <w:t>Sending via Python (boto3)</w:t>
+        <w:t>POST /workflow/{id}/cancel</w:t>
+      </w:r>
+    </w:p>
+    <w:p>
+      <w:r>
+        <w:t>Send a cancellation signal to a running workflow.</w:t>
+      </w:r>
+    </w:p>
+    <w:p>
+      <w:pPr>
+        <w:spacing w:before="80" w:after="80"/>
+        <w:ind w:left="283"/>
+        <w:shd w:fill="F0F2F5" w:val="clear"/>
+      </w:pPr>
+      <w:r>
+        <w:rPr>
+          <w:rFonts w:ascii="Consolas" w:hAnsi="Consolas"/>
+          <w:color w:val="1E1E2E"/>
+          <w:sz w:val="19"/>
+        </w:rPr>
+        <w:t>curl -X POST http://localhost:8080/workflow/docconv-abc123/cancel</w:t>
+      </w:r>
+    </w:p>
+    <w:p>
+      <w:r>
+        <w:t>Response:</w:t>
+      </w:r>
+    </w:p>
+    <w:p>
+      <w:pPr>
+        <w:spacing w:before="80" w:after="80"/>
+        <w:ind w:left="283"/>
+        <w:shd w:fill="F0F2F5" w:val="clear"/>
+      </w:pPr>
+      <w:r>
+        <w:rPr>
+          <w:rFonts w:ascii="Consolas" w:hAnsi="Consolas"/>
+          <w:color w:val="1E1E2E"/>
+          <w:sz w:val="19"/>
+        </w:rPr>
+        <w:t>{"workflow_id":"docconv-abc123",</w:t>
+        <w:br/>
+        <w:t xml:space="preserve"> "message":"Cancellation signal sent"}</w:t>
+      </w:r>
+    </w:p>
+    <w:p>
+      <w:pPr>
+        <w:pStyle w:val="Heading3"/>
+      </w:pPr>
+      <w:r>
+        <w:t>GET /workflows/recent</w:t>
+      </w:r>
+    </w:p>
+    <w:p>
+      <w:r>
+        <w:t>List recent workflows from Temporal.</w:t>
+      </w:r>
+    </w:p>
+    <w:p>
+      <w:pPr>
+        <w:spacing w:before="80" w:after="80"/>
+        <w:ind w:left="283"/>
+        <w:shd w:fill="F0F2F5" w:val="clear"/>
+      </w:pPr>
+      <w:r>
+        <w:rPr>
+          <w:rFonts w:ascii="Consolas" w:hAnsi="Consolas"/>
+          <w:color w:val="1E1E2E"/>
+          <w:sz w:val="19"/>
+        </w:rPr>
+        <w:t>curl http://localhost:8080/workflows/recent?limit=5</w:t>
+      </w:r>
+    </w:p>
+    <w:p>
+      <w:pPr>
+        <w:pStyle w:val="Heading3"/>
+      </w:pPr>
+      <w:r>
+        <w:t>GET /docs</w:t>
+      </w:r>
+    </w:p>
+    <w:p>
+      <w:r>
+        <w:t>FastAPI auto-generated Swagger/OpenAPI docs.</w:t>
+      </w:r>
+    </w:p>
+    <w:p>
+      <w:pPr>
+        <w:pStyle w:val="Heading1"/>
+      </w:pPr>
+      <w:r>
+        <w:t>8. Using the API Test Console</w:t>
+      </w:r>
+    </w:p>
+    <w:p>
+      <w:r>
+        <w:t>Open http://localhost:8080 for the built-in web UI.</w:t>
+      </w:r>
+    </w:p>
+    <w:p>
+      <w:pPr>
+        <w:pStyle w:val="ListBullet"/>
+      </w:pPr>
+      <w:r>
+        <w:t>Health Check tab – verify connectivity and see all enabled components (including Temporal status)</w:t>
+      </w:r>
+    </w:p>
+    <w:p>
+      <w:pPr>
+        <w:pStyle w:val="ListBullet"/>
+      </w:pPr>
+      <w:r>
+        <w:t>Upload tab – drag-and-drop files with auto-detection of document type</w:t>
+      </w:r>
+    </w:p>
+    <w:p>
+      <w:pPr>
+        <w:pStyle w:val="ListBullet"/>
+      </w:pPr>
+      <w:r>
+        <w:t>Job tab – build JSON jobs for S3/URL/FTP sources with live preview</w:t>
+      </w:r>
+    </w:p>
+    <w:p>
+      <w:pPr>
+        <w:pStyle w:val="ListBullet"/>
+      </w:pPr>
+      <w:r>
+        <w:t>Schema tab – full message reference with supported values</w:t>
+      </w:r>
+    </w:p>
+    <w:p>
+      <w:pPr>
+        <w:pStyle w:val="ListBullet"/>
+      </w:pPr>
+      <w:r>
+        <w:t>Request history – logs every request with method, status code, and timing</w:t>
+      </w:r>
+    </w:p>
+    <w:p>
+      <w:r>
+        <w:br w:type="page"/>
+      </w:r>
+    </w:p>
+    <w:p>
+      <w:pPr>
+        <w:pStyle w:val="Heading1"/>
+      </w:pPr>
+      <w:r>
+        <w:t>9. Message Bus Integration</w:t>
+      </w:r>
+    </w:p>
+    <w:p>
+      <w:r>
+        <w:t>Each listener runs in its own daemon thread. When USE_TEMPORAL_WORKFLOWS is enabled, messages received from any bus are routed through a Temporal workflow for durable execution.</w:t>
+      </w:r>
+    </w:p>
+    <w:p>
+      <w:pPr>
+        <w:pStyle w:val="Heading2"/>
+      </w:pPr>
+      <w:r>
+        <w:t>9.1  Amazon SQS</w:t>
+      </w:r>
+    </w:p>
+    <w:p>
+      <w:r>
+        <w:t>Long-polls the configured SQS queue. Uses LocalStack locally; point to real AWS in production.</w:t>
+      </w:r>
+    </w:p>
+    <w:p>
+      <w:pPr>
+        <w:pStyle w:val="Heading3"/>
+      </w:pPr>
+      <w:r>
+        <w:t>Sending via Python</w:t>
       </w:r>
     </w:p>
     <w:p>
@@ -4592,31 +4677,17 @@
         </w:rPr>
         <w:t>import boto3, json</w:t>
         <w:br/>
-        <w:t>sqs = boto3.client("sqs",</w:t>
+        <w:t>sqs = boto3.client("sqs", endpoint_url="http://localhost:4566",</w:t>
         <w:br/>
-        <w:t xml:space="preserve">    endpoint_url="http://localhost:4566",</w:t>
+        <w:t xml:space="preserve">    aws_access_key_id="test", aws_secret_access_key="test", region_name="us-east-1")</w:t>
         <w:br/>
-        <w:t xml:space="preserve">    aws_access_key_id="test",</w:t>
+        <w:t>url = sqs.get_queue_url(QueueName="docconv-jobs")["QueueUrl"]</w:t>
         <w:br/>
-        <w:t xml:space="preserve">    aws_secret_access_key="test",</w:t>
+        <w:t>sqs.send_message(QueueUrl=url, MessageBody=json.dumps(</w:t>
         <w:br/>
-        <w:t xml:space="preserve">    region_name="us-east-1")</w:t>
+        <w:t xml:space="preserve">    {"document_type":"pdf","location_type":"s3",</w:t>
         <w:br/>
-        <w:t>queue_url = sqs.get_queue_url(QueueName="docconv-jobs")["QueueUrl"]</w:t>
-        <w:br/>
-        <w:t>sqs.send_message(</w:t>
-        <w:br/>
-        <w:t xml:space="preserve">    QueueUrl=queue_url,</w:t>
-        <w:br/>
-        <w:t xml:space="preserve">    MessageBody=json.dumps({</w:t>
-        <w:br/>
-        <w:t xml:space="preserve">        "document_type": "html",</w:t>
-        <w:br/>
-        <w:t xml:space="preserve">        "location_type": "url",</w:t>
-        <w:br/>
-        <w:t xml:space="preserve">        "url": "https://example.com"</w:t>
-        <w:br/>
-        <w:t xml:space="preserve">    }))</w:t>
+        <w:t xml:space="preserve">     "s3_bucket":"docconv-input","s3_key":"test.pdf"}))</w:t>
       </w:r>
     </w:p>
     <w:p>
@@ -4629,7 +4700,7 @@
     </w:p>
     <w:p>
       <w:r>
-        <w:t>The RabbitMQ listener connects via AMQP and consumes from the configured queue. The management UI is available at http://localhost:15672 (user: docconv, pass: docconv).</w:t>
+        <w:t>Connects via AMQP. Management UI at http://localhost:15672 (docconv/docconv).</w:t>
       </w:r>
     </w:p>
     <w:p>
@@ -4637,7 +4708,7 @@
         <w:pStyle w:val="Heading3"/>
       </w:pPr>
       <w:r>
-        <w:t>Sending via Python (pika)</w:t>
+        <w:t>Sending via Python</w:t>
       </w:r>
     </w:p>
     <w:p>
@@ -4654,25 +4725,17 @@
         </w:rPr>
         <w:t>import pika, json</w:t>
         <w:br/>
-        <w:t>creds = pika.PlainCredentials("docconv", "docconv")</w:t>
+        <w:t>creds = pika.PlainCredentials("docconv","docconv")</w:t>
         <w:br/>
-        <w:t>conn = pika.BlockingConnection(</w:t>
+        <w:t>conn = pika.BlockingConnection(pika.ConnectionParameters("localhost",5672,credentials=creds))</w:t>
         <w:br/>
-        <w:t xml:space="preserve">    pika.ConnectionParameters("localhost", 5672, credentials=creds))</w:t>
+        <w:t>ch = conn.channel(); ch.queue_declare(queue="docconv-jobs",durable=True)</w:t>
         <w:br/>
-        <w:t>ch = conn.channel()</w:t>
+        <w:t>ch.basic_publish(exchange="",routing_key="docconv-jobs",</w:t>
         <w:br/>
-        <w:t>ch.queue_declare(queue="docconv-jobs", durable=True)</w:t>
+        <w:t xml:space="preserve">    body=json.dumps({"document_type":"html","location_type":"url",</w:t>
         <w:br/>
-        <w:t>ch.basic_publish(</w:t>
-        <w:br/>
-        <w:t xml:space="preserve">    exchange="",</w:t>
-        <w:br/>
-        <w:t xml:space="preserve">    routing_key="docconv-jobs",</w:t>
-        <w:br/>
-        <w:t xml:space="preserve">    body=json.dumps({"document_type":"pdf","location_type":"url",</w:t>
-        <w:br/>
-        <w:t xml:space="preserve">                     "url":"https://example.com/doc.pdf"}),</w:t>
+        <w:t xml:space="preserve">                     "url":"https://example.com"}),</w:t>
         <w:br/>
         <w:t xml:space="preserve">    properties=pika.BasicProperties(delivery_mode=2))</w:t>
         <w:br/>
@@ -4689,7 +4752,7 @@
     </w:p>
     <w:p>
       <w:r>
-        <w:t>The Kafka listener subscribes to the configured topic using the confluent-kafka consumer. Auto-topic creation is enabled in the Docker Compose stack.</w:t>
+        <w:t>Subscribes to the configured topic. Auto-topic creation is enabled.</w:t>
       </w:r>
     </w:p>
     <w:p>
@@ -4697,7 +4760,7 @@
         <w:pStyle w:val="Heading3"/>
       </w:pPr>
       <w:r>
-        <w:t>Sending via Python (confluent-kafka)</w:t>
+        <w:t>Sending via Python</w:t>
       </w:r>
     </w:p>
     <w:p>
@@ -4716,29 +4779,46 @@
         <w:br/>
         <w:t>import json</w:t>
         <w:br/>
-        <w:t>producer = Producer({"bootstrap.servers": "localhost:9092"})</w:t>
+        <w:t>p = Producer({"bootstrap.servers":"localhost:9092"})</w:t>
         <w:br/>
-        <w:t>producer.produce("docconv-jobs",</w:t>
+        <w:t>p.produce("docconv-jobs",value=json.dumps(</w:t>
         <w:br/>
-        <w:t xml:space="preserve">    value=json.dumps({</w:t>
+        <w:t xml:space="preserve">    {"document_type":"docx","location_type":"url",</w:t>
         <w:br/>
-        <w:t xml:space="preserve">        "document_type": "docx",</w:t>
+        <w:t xml:space="preserve">     "url":"https://example.com/doc.docx"}).encode("utf-8"))</w:t>
         <w:br/>
-        <w:t xml:space="preserve">        "location_type": "url",</w:t>
-        <w:br/>
-        <w:t xml:space="preserve">        "url": "https://example.com/report.docx"</w:t>
-        <w:br/>
-        <w:t xml:space="preserve">    }).encode("utf-8"))</w:t>
-        <w:br/>
-        <w:t>producer.flush()</w:t>
+        <w:t>p.flush()</w:t>
       </w:r>
     </w:p>
     <w:p>
-      <w:pPr>
-        <w:pStyle w:val="Heading3"/>
-      </w:pPr>
-      <w:r>
-        <w:t>Sending via Kafka CLI</w:t>
+      <w:r>
+        <w:br w:type="page"/>
+      </w:r>
+    </w:p>
+    <w:p>
+      <w:pPr>
+        <w:pStyle w:val="Heading1"/>
+      </w:pPr>
+      <w:r>
+        <w:t>10. Temporal.io Durable Workflows</w:t>
+      </w:r>
+    </w:p>
+    <w:p>
+      <w:pPr>
+        <w:pStyle w:val="Heading2"/>
+      </w:pPr>
+      <w:r>
+        <w:t>10.1  Overview &amp; Architecture</w:t>
+      </w:r>
+    </w:p>
+    <w:p>
+      <w:r>
+        <w:t>Temporal.io is an open-source durable execution system that guarantees workflows run to completion even if the worker process crashes, restarts, or the server reboots. When enabled, every document conversion job is executed as a Temporal workflow, giving you automatic retries, queryable state, cancellation signals, a full audit trail, and crash recovery – for free.</w:t>
+      </w:r>
+    </w:p>
+    <w:p>
+      <w:r>
+        <w:t>The integration uses a three-tier design: a top-level DocumentConversionWorkflow orchestrates the pipeline, delegates conversion to one of 9 document-type-specific child workflows, and each child workflow invokes a dedicated Temporal activity. Every step is independently retryable with exponential backoff.</w:t>
       </w:r>
     </w:p>
     <w:p>
@@ -4753,419 +4833,46 @@
           <w:color w:val="1E1E2E"/>
           <w:sz w:val="19"/>
         </w:rPr>
-        <w:t>echo '{"document_type":"txt","location_type":"url","url":"https://example.com"}' | \</w:t>
+        <w:t>DocumentConversionWorkflow (top-level)</w:t>
         <w:br/>
-        <w:t xml:space="preserve">  docker exec -i docconv-kafka kafka-console-producer \</w:t>
+        <w:t xml:space="preserve">  │</w:t>
         <w:br/>
-        <w:t xml:space="preserve">    --bootstrap-server localhost:29092 \</w:t>
+        <w:t xml:space="preserve">  ├─ Activity: fetch_document     (S3 / URL / FTP → tmp file)</w:t>
         <w:br/>
-        <w:t xml:space="preserve">    --topic docconv-jobs</w:t>
+        <w:t xml:space="preserve">  │</w:t>
+        <w:br/>
+        <w:t xml:space="preserve">  ├─ Child WF: PDFConversionWorkflow</w:t>
+        <w:br/>
+        <w:t xml:space="preserve">  │    └─ Activity: convert_pdf   (pdfplumber + OCR → text)</w:t>
+        <w:br/>
+        <w:t xml:space="preserve">  │   OR</w:t>
+        <w:br/>
+        <w:t xml:space="preserve">  ├─ Child WF: DOCXConversionWorkflow</w:t>
+        <w:br/>
+        <w:t xml:space="preserve">  │    └─ Activity: convert_docx  (python-docx → text)</w:t>
+        <w:br/>
+        <w:t xml:space="preserve">  │   OR ... (one child WF per document type)</w:t>
+        <w:br/>
+        <w:t xml:space="preserve">  │</w:t>
+        <w:br/>
+        <w:t xml:space="preserve">  ├─ Activity: upload_text        (text → S3 output bucket)</w:t>
+        <w:br/>
+        <w:t xml:space="preserve">  │</w:t>
+        <w:br/>
+        <w:t xml:space="preserve">  └─ Activity: cleanup_temp_files (remove tmp files)</w:t>
       </w:r>
     </w:p>
     <w:p>
-      <w:r>
-        <w:br w:type="page"/>
+      <w:pPr>
+        <w:pStyle w:val="Heading2"/>
+      </w:pPr>
+      <w:r>
+        <w:t>10.2  The DocumentConversionWorkflow</w:t>
       </w:r>
     </w:p>
     <w:p>
-      <w:pPr>
-        <w:pStyle w:val="Heading1"/>
-      </w:pPr>
-      <w:r>
-        <w:t>10. Document Converters</w:t>
-      </w:r>
-    </w:p>
-    <w:p>
-      <w:r>
-        <w:t>Each converter is a standalone Python module exposing a convert_to_text(file_path) function that returns a generator of text chunks.  This design keeps memory usage constant regardless of document size.</w:t>
-      </w:r>
-    </w:p>
-    <w:p>
-      <w:pPr>
-        <w:pStyle w:val="Heading3"/>
-      </w:pPr>
-      <w:r>
-        <w:t>PDF (pdf_converter.py)</w:t>
-      </w:r>
-    </w:p>
-    <w:p>
-      <w:r>
-        <w:t>Extracts selectable text via pdfplumber page-by-page. If a page has no selectable text, it falls back to full-page OCR by rendering the page as an image with Poppler's pdf2image and running Tesseract. Additionally, embedded images on every page are extracted and OCR'd separately, with results tagged as [IMAGE TEXT].</w:t>
-      </w:r>
-    </w:p>
-    <w:p>
-      <w:pPr>
-        <w:pStyle w:val="Heading3"/>
-      </w:pPr>
-      <w:r>
-        <w:t>DOCX (docx_converter.py)</w:t>
-      </w:r>
-    </w:p>
-    <w:p>
-      <w:r>
-        <w:t>Reads paragraphs in batches of 50 using python-docx.  Also extracts all table content with cell delimiters.  Yields text in chunks.</w:t>
-      </w:r>
-    </w:p>
-    <w:p>
-      <w:pPr>
-        <w:pStyle w:val="Heading3"/>
-      </w:pPr>
-      <w:r>
-        <w:t>XLSX / CSV (xlsx_converter.py)</w:t>
-      </w:r>
-    </w:p>
-    <w:p>
-      <w:r>
-        <w:t>For XLSX: reads each sheet with openpyxl in read-only mode, yielding rows in batches of 200 with pipe-delimited cells.  For CSV: uses the csv stdlib module with the same batching strategy.</w:t>
-      </w:r>
-    </w:p>
-    <w:p>
-      <w:pPr>
-        <w:pStyle w:val="Heading3"/>
-      </w:pPr>
-      <w:r>
-        <w:t>PPTX (pptx_converter.py)</w:t>
-      </w:r>
-    </w:p>
-    <w:p>
-      <w:r>
-        <w:t>Reads each slide using python-pptx.  Extracts text from all shapes (text frames and tables) plus speaker notes.  Yields one slide at a time.</w:t>
-      </w:r>
-    </w:p>
-    <w:p>
-      <w:pPr>
-        <w:pStyle w:val="Heading3"/>
-      </w:pPr>
-      <w:r>
-        <w:t>HTML (html_converter.py)</w:t>
-      </w:r>
-    </w:p>
-    <w:p>
-      <w:r>
-        <w:t>Strips script/style/noscript tags using BeautifulSoup + lxml.  Extracts visible text with newline separators.  Yields in configurable chunk sizes.</w:t>
-      </w:r>
-    </w:p>
-    <w:p>
-      <w:pPr>
-        <w:pStyle w:val="Heading3"/>
-      </w:pPr>
-      <w:r>
-        <w:t>RTF (rtf_converter.py)</w:t>
-      </w:r>
-    </w:p>
-    <w:p>
-      <w:r>
-        <w:t>Strips RTF control words using the striprtf library.  Yields plain text in chunks.</w:t>
-      </w:r>
-    </w:p>
-    <w:p>
-      <w:pPr>
-        <w:pStyle w:val="Heading3"/>
-      </w:pPr>
-      <w:r>
-        <w:t>ODT (odt_converter.py)</w:t>
-      </w:r>
-    </w:p>
-    <w:p>
-      <w:r>
-        <w:t>Reads OpenDocument Text paragraphs via odfpy.  Yields in batches of 50 paragraphs.</w:t>
-      </w:r>
-    </w:p>
-    <w:p>
-      <w:pPr>
-        <w:pStyle w:val="Heading3"/>
-      </w:pPr>
-      <w:r>
-        <w:t>TXT (text_converter.py)</w:t>
-      </w:r>
-    </w:p>
-    <w:p>
-      <w:r>
-        <w:t>Detects encoding via chardet, then reads and yields text in CHUNK_SIZE chunks. Handles UTF-8, Latin-1, Windows-1252, and other encodings.</w:t>
-      </w:r>
-    </w:p>
-    <w:p>
-      <w:pPr>
-        <w:pStyle w:val="Heading1"/>
-      </w:pPr>
-      <w:r>
-        <w:t>11. Image OCR</w:t>
-      </w:r>
-    </w:p>
-    <w:p>
-      <w:r>
-        <w:t>The image converter (image_converter.py) handles JPEG, PNG, TIFF (including multi-frame), BMP, and WEBP formats.  It uses Pillow to open the image and Tesseract for OCR.</w:t>
-      </w:r>
-    </w:p>
-    <w:p>
-      <w:pPr>
-        <w:pStyle w:val="Heading3"/>
-      </w:pPr>
-      <w:r>
-        <w:t>Processing Steps</w:t>
-      </w:r>
-    </w:p>
-    <w:p>
-      <w:pPr>
-        <w:pStyle w:val="ListBullet"/>
-      </w:pPr>
-      <w:r>
-        <w:t>Open the image with Pillow</w:t>
-      </w:r>
-    </w:p>
-    <w:p>
-      <w:pPr>
-        <w:pStyle w:val="ListBullet"/>
-      </w:pPr>
-      <w:r>
-        <w:t>For multi-frame TIFFs, iterate through each frame</w:t>
-      </w:r>
-    </w:p>
-    <w:p>
-      <w:pPr>
-        <w:pStyle w:val="ListBullet"/>
-      </w:pPr>
-      <w:r>
-        <w:t>Down-scale if either dimension exceeds 4000px (prevents OOM)</w:t>
-      </w:r>
-    </w:p>
-    <w:p>
-      <w:pPr>
-        <w:pStyle w:val="ListBullet"/>
-      </w:pPr>
-      <w:r>
-        <w:t>Convert to RGB if needed (handles RGBA, palette modes)</w:t>
-      </w:r>
-    </w:p>
-    <w:p>
-      <w:pPr>
-        <w:pStyle w:val="ListBullet"/>
-      </w:pPr>
-      <w:r>
-        <w:t>Run Tesseract OCR and yield the extracted text</w:t>
-      </w:r>
-    </w:p>
-    <w:p>
-      <w:pPr>
-        <w:pStyle w:val="Heading3"/>
-      </w:pPr>
-      <w:r>
-        <w:t>PDF Image Extraction</w:t>
-      </w:r>
-    </w:p>
-    <w:p>
-      <w:r>
-        <w:t>The PDF converter additionally extracts images embedded in each page using pdfplumber's image detection.  Each image is cropped from the page, rendered at 200 DPI, and OCR'd.  Results are tagged with [IMAGE TEXT] prefix.</w:t>
-      </w:r>
-    </w:p>
-    <w:p>
-      <w:r>
-        <w:br w:type="page"/>
-      </w:r>
-    </w:p>
-    <w:p>
-      <w:pPr>
-        <w:pStyle w:val="Heading1"/>
-      </w:pPr>
-      <w:r>
-        <w:t>12. File Fetchers (S3, URL, FTP)</w:t>
-      </w:r>
-    </w:p>
-    <w:p>
-      <w:r>
-        <w:t>Each fetcher downloads a document to a local temporary file using chunked streaming. All fetchers use Python generators with yield to ensure the tmp file is cleaned up after processing, even if an error occurs.</w:t>
-      </w:r>
-    </w:p>
-    <w:p>
-      <w:pPr>
-        <w:pStyle w:val="Heading3"/>
-      </w:pPr>
-      <w:r>
-        <w:t>S3 Fetcher (s3_fetcher.py)</w:t>
-      </w:r>
-    </w:p>
-    <w:p>
-      <w:pPr>
-        <w:pStyle w:val="ListBullet"/>
-      </w:pPr>
-      <w:r>
-        <w:t>Uses boto3 to get the S3 object</w:t>
-      </w:r>
-    </w:p>
-    <w:p>
-      <w:pPr>
-        <w:pStyle w:val="ListBullet"/>
-      </w:pPr>
-      <w:r>
-        <w:t>Reads the response body in CHUNK_SIZE chunks</w:t>
-      </w:r>
-    </w:p>
-    <w:p>
-      <w:pPr>
-        <w:pStyle w:val="ListBullet"/>
-      </w:pPr>
-      <w:r>
-        <w:t>Writes to a NamedTemporaryFile in TMP_DIR</w:t>
-      </w:r>
-    </w:p>
-    <w:p>
-      <w:pPr>
-        <w:pStyle w:val="ListBullet"/>
-      </w:pPr>
-      <w:r>
-        <w:t>Supports custom endpoint URLs for LocalStack/MinIO</w:t>
-      </w:r>
-    </w:p>
-    <w:p>
-      <w:pPr>
-        <w:pStyle w:val="Heading3"/>
-      </w:pPr>
-      <w:r>
-        <w:t>URL Fetcher (url_fetcher.py)</w:t>
-      </w:r>
-    </w:p>
-    <w:p>
-      <w:pPr>
-        <w:pStyle w:val="ListBullet"/>
-      </w:pPr>
-      <w:r>
-        <w:t>Uses requests with stream=True for chunked download</w:t>
-      </w:r>
-    </w:p>
-    <w:p>
-      <w:pPr>
-        <w:pStyle w:val="ListBullet"/>
-      </w:pPr>
-      <w:r>
-        <w:t>Supports auth_type=none, basic (username/password), and bearer (token)</w:t>
-      </w:r>
-    </w:p>
-    <w:p>
-      <w:pPr>
-        <w:pStyle w:val="ListBullet"/>
-      </w:pPr>
-      <w:r>
-        <w:t>Timeout set to 120 seconds</w:t>
-      </w:r>
-    </w:p>
-    <w:p>
-      <w:pPr>
-        <w:pStyle w:val="Heading3"/>
-      </w:pPr>
-      <w:r>
-        <w:t>FTP Fetcher (ftp_fetcher.py)</w:t>
-      </w:r>
-    </w:p>
-    <w:p>
-      <w:pPr>
-        <w:pStyle w:val="ListBullet"/>
-      </w:pPr>
-      <w:r>
-        <w:t>Uses stdlib ftplib with retrbinary for binary download</w:t>
-      </w:r>
-    </w:p>
-    <w:p>
-      <w:pPr>
-        <w:pStyle w:val="ListBullet"/>
-      </w:pPr>
-      <w:r>
-        <w:t>Supports anonymous and authenticated access</w:t>
-      </w:r>
-    </w:p>
-    <w:p>
-      <w:pPr>
-        <w:pStyle w:val="ListBullet"/>
-      </w:pPr>
-      <w:r>
-        <w:t>Reads in CHUNK_SIZE blocks</w:t>
-      </w:r>
-    </w:p>
-    <w:p>
-      <w:pPr>
-        <w:pStyle w:val="Heading1"/>
-      </w:pPr>
-      <w:r>
-        <w:t>13. Output Storage (S3)</w:t>
-      </w:r>
-    </w:p>
-    <w:p>
-      <w:r>
-        <w:t>Converted text is uploaded to the S3 output bucket.  The upload process writes yielded text chunks to a local tmp file first, then uploads the complete file to S3. This approach avoids buffering large text strings in memory and handles S3 upload retries gracefully.</w:t>
-      </w:r>
-    </w:p>
-    <w:p>
-      <w:pPr>
-        <w:pStyle w:val="Heading3"/>
-      </w:pPr>
-      <w:r>
-        <w:t>Default Output Path</w:t>
-      </w:r>
-    </w:p>
-    <w:p>
-      <w:pPr>
-        <w:spacing w:before="80" w:after="80"/>
-        <w:ind w:left="283"/>
-        <w:shd w:fill="F0F2F5" w:val="clear"/>
-      </w:pPr>
-      <w:r>
-        <w:rPr>
-          <w:rFonts w:ascii="Consolas" w:hAnsi="Consolas"/>
-          <w:color w:val="1E1E2E"/>
-          <w:sz w:val="19"/>
-        </w:rPr>
-        <w:t>s3://{S3_OUTPUT_BUCKET}/converted/{job_id}.txt</w:t>
-      </w:r>
-    </w:p>
-    <w:p>
-      <w:r>
-        <w:t>Override with output_s3_bucket and output_s3_key in the job message.</w:t>
-      </w:r>
-    </w:p>
-    <w:p>
-      <w:pPr>
-        <w:pStyle w:val="Heading3"/>
-      </w:pPr>
-      <w:r>
-        <w:t>Checking Output</w:t>
-      </w:r>
-    </w:p>
-    <w:p>
-      <w:pPr>
-        <w:spacing w:before="80" w:after="80"/>
-        <w:ind w:left="283"/>
-        <w:shd w:fill="F0F2F5" w:val="clear"/>
-      </w:pPr>
-      <w:r>
-        <w:rPr>
-          <w:rFonts w:ascii="Consolas" w:hAnsi="Consolas"/>
-          <w:color w:val="1E1E2E"/>
-          <w:sz w:val="19"/>
-        </w:rPr>
-        <w:t># List converted files</w:t>
-        <w:br/>
-        <w:t>aws --endpoint-url=http://localhost:4566 s3 ls \</w:t>
-        <w:br/>
-        <w:t xml:space="preserve">  s3://docconv-output/converted/ --recursive</w:t>
-        <w:br/>
-        <w:br/>
-        <w:t># View a converted file</w:t>
-        <w:br/>
-        <w:t>aws --endpoint-url=http://localhost:4566 s3 cp \</w:t>
-        <w:br/>
-        <w:t xml:space="preserve">  s3://docconv-output/converted/a1b2c3d4e5f6.txt -</w:t>
-      </w:r>
-    </w:p>
-    <w:p>
-      <w:pPr>
-        <w:pStyle w:val="Heading1"/>
-      </w:pPr>
-      <w:r>
-        <w:t>14. Memory Efficiency &amp; Streaming</w:t>
-      </w:r>
-    </w:p>
-    <w:p>
-      <w:r>
-        <w:t>The service is designed for low memory usage when processing large documents.</w:t>
+      <w:r>
+        <w:t>The main workflow (conversion_workflow.py) orchestrates 4 sequential steps: Fetch, Convert, Upload, Cleanup. It provides three Temporal features that make it observable and controllable:</w:t>
       </w:r>
     </w:p>
     <w:p>
@@ -5176,10 +4883,10 @@
         <w:rPr>
           <w:b/>
         </w:rPr>
-        <w:t xml:space="preserve">Fetchers: </w:t>
-      </w:r>
-      <w:r>
-        <w:t xml:space="preserve">Fetchers: </w:t>
+        <w:t xml:space="preserve">Queryable state: </w:t>
+      </w:r>
+      <w:r>
+        <w:t xml:space="preserve">Queryable state: </w:t>
       </w:r>
     </w:p>
     <w:p>
@@ -5187,7 +4894,7 @@
         <w:pStyle w:val="ListBullet"/>
       </w:pPr>
       <w:r>
-        <w:t>Stream remote files to disk in CHUNK_SIZE chunks using Python generators (yield).  The file is written to TMP_DIR and auto-deleted after processing.</w:t>
+        <w:t>Use the "get_status" query to check the current phase (FETCHING, CONVERTING_PDF, UPLOADING, COMPLETED, FAILED). Use "get_step" for the specific sub-step.</w:t>
       </w:r>
     </w:p>
     <w:p>
@@ -5198,10 +4905,10 @@
         <w:rPr>
           <w:b/>
         </w:rPr>
-        <w:t xml:space="preserve">Converters: </w:t>
-      </w:r>
-      <w:r>
-        <w:t xml:space="preserve">Converters: </w:t>
+        <w:t xml:space="preserve">Cancellation signal: </w:t>
+      </w:r>
+      <w:r>
+        <w:t xml:space="preserve">Cancellation signal: </w:t>
       </w:r>
     </w:p>
     <w:p>
@@ -5209,7 +4916,7 @@
         <w:pStyle w:val="ListBullet"/>
       </w:pPr>
       <w:r>
-        <w:t>Yield text one page/chunk at a time.  They never build the full text string in memory.  PDF pages are processed and discarded individually.</w:t>
+        <w:t>Send the "cancel" signal to gracefully stop a running workflow. The workflow checks for cancellation between each step and returns a CANCELLED result.</w:t>
       </w:r>
     </w:p>
     <w:p>
@@ -5220,10 +4927,10 @@
         <w:rPr>
           <w:b/>
         </w:rPr>
-        <w:t xml:space="preserve">Upload: </w:t>
-      </w:r>
-      <w:r>
-        <w:t xml:space="preserve">Upload: </w:t>
+        <w:t xml:space="preserve">Automatic fallback: </w:t>
+      </w:r>
+      <w:r>
+        <w:t xml:space="preserve">Automatic fallback: </w:t>
       </w:r>
     </w:p>
     <w:p>
@@ -5231,99 +4938,25 @@
         <w:pStyle w:val="ListBullet"/>
       </w:pPr>
       <w:r>
-        <w:t>Writes yielded chunks to a tmp file, then uploads that file to S3.  No full-text buffering in RAM.</w:t>
+        <w:t>If a Temporal workflow fails to start (e.g. server unreachable), the processor automatically falls back to the direct (inline) pipeline so jobs never get stuck.</w:t>
       </w:r>
     </w:p>
     <w:p>
-      <w:pPr>
-        <w:pStyle w:val="ListBullet"/>
-      </w:pPr>
-      <w:r>
-        <w:rPr>
-          <w:b/>
-        </w:rPr>
-        <w:t xml:space="preserve">PDF images: </w:t>
-      </w:r>
-      <w:r>
-        <w:t xml:space="preserve">PDF images: </w:t>
+      <w:r>
+        <w:t>Workflow ID format: docconv-{job_id} (e.g. docconv-a1b2c3d4e5f6)</w:t>
       </w:r>
     </w:p>
     <w:p>
       <w:pPr>
-        <w:pStyle w:val="ListBullet"/>
-      </w:pPr>
-      <w:r>
-        <w:t>Rendered to tmp PNG files for OCR, deleted immediately after each page is processed.</w:t>
+        <w:pStyle w:val="Heading2"/>
+      </w:pPr>
+      <w:r>
+        <w:t>10.3  Document-Type Child Workflows</w:t>
       </w:r>
     </w:p>
     <w:p>
-      <w:pPr>
-        <w:pStyle w:val="ListBullet"/>
-      </w:pPr>
-      <w:r>
-        <w:rPr>
-          <w:b/>
-        </w:rPr>
-        <w:t xml:space="preserve">API uploads: </w:t>
-      </w:r>
-      <w:r>
-        <w:t xml:space="preserve">API uploads: </w:t>
-      </w:r>
-    </w:p>
-    <w:p>
-      <w:pPr>
-        <w:pStyle w:val="ListBullet"/>
-      </w:pPr>
-      <w:r>
-        <w:t>Streamed to disk in chunks from the HTTP request body, never held in memory.</w:t>
-      </w:r>
-    </w:p>
-    <w:p>
-      <w:r>
-        <w:br w:type="page"/>
-      </w:r>
-    </w:p>
-    <w:p>
-      <w:pPr>
-        <w:pStyle w:val="Heading1"/>
-      </w:pPr>
-      <w:r>
-        <w:t>15. Testing</w:t>
-      </w:r>
-    </w:p>
-    <w:p>
-      <w:pPr>
-        <w:pStyle w:val="Heading3"/>
-      </w:pPr>
-      <w:r>
-        <w:t>Running the Integration Test Suite</w:t>
-      </w:r>
-    </w:p>
-    <w:p>
-      <w:pPr>
-        <w:spacing w:before="80" w:after="80"/>
-        <w:ind w:left="283"/>
-        <w:shd w:fill="F0F2F5" w:val="clear"/>
-      </w:pPr>
-      <w:r>
-        <w:rPr>
-          <w:rFonts w:ascii="Consolas" w:hAnsi="Consolas"/>
-          <w:color w:val="1E1E2E"/>
-          <w:sz w:val="19"/>
-        </w:rPr>
-        <w:t>cd docconv-service</w:t>
-        <w:br/>
-        <w:t>pip install -r requirements.txt reportlab httpx</w:t>
-        <w:br/>
-        <w:t>python -m tests.test_full_flow</w:t>
-      </w:r>
-    </w:p>
-    <w:p>
-      <w:pPr>
-        <w:pStyle w:val="Heading3"/>
-      </w:pPr>
-      <w:r>
-        <w:t>What the Tests Cover (41 tests)</w:t>
+      <w:r>
+        <w:t>Each document type has a dedicated child workflow that wraps a single conversion activity. This gives per-type visibility in the Temporal UI and allows type-specific retry policies or timeout tuning.</w:t>
       </w:r>
     </w:p>
     <w:tbl>
@@ -5344,9 +4977,1818 @@
             <w:tcW w:type="dxa" w:w="3120"/>
           </w:tcPr>
           <w:p>
-            <w:pPr>
-              <w:jc w:val="left"/>
-            </w:pPr>
+            <w:r>
+              <w:rPr>
+                <w:b/>
+                <w:sz w:val="20"/>
+              </w:rPr>
+              <w:t>Document Type</w:t>
+            </w:r>
+          </w:p>
+        </w:tc>
+        <w:tc>
+          <w:tcPr>
+            <w:tcW w:type="dxa" w:w="3120"/>
+          </w:tcPr>
+          <w:p>
+            <w:r>
+              <w:rPr>
+                <w:b/>
+                <w:sz w:val="20"/>
+              </w:rPr>
+              <w:t>Child Workflow</w:t>
+            </w:r>
+          </w:p>
+        </w:tc>
+        <w:tc>
+          <w:tcPr>
+            <w:tcW w:type="dxa" w:w="3120"/>
+          </w:tcPr>
+          <w:p>
+            <w:r>
+              <w:rPr>
+                <w:b/>
+                <w:sz w:val="20"/>
+              </w:rPr>
+              <w:t>Activity Name</w:t>
+            </w:r>
+          </w:p>
+        </w:tc>
+      </w:tr>
+      <w:tr>
+        <w:tc>
+          <w:tcPr>
+            <w:tcW w:type="dxa" w:w="3120"/>
+          </w:tcPr>
+          <w:p>
+            <w:r>
+              <w:rPr>
+                <w:sz w:val="20"/>
+              </w:rPr>
+              <w:t>PDF</w:t>
+            </w:r>
+          </w:p>
+        </w:tc>
+        <w:tc>
+          <w:tcPr>
+            <w:tcW w:type="dxa" w:w="3120"/>
+          </w:tcPr>
+          <w:p>
+            <w:r>
+              <w:rPr>
+                <w:sz w:val="20"/>
+              </w:rPr>
+              <w:t>PDFConversionWorkflow</w:t>
+            </w:r>
+          </w:p>
+        </w:tc>
+        <w:tc>
+          <w:tcPr>
+            <w:tcW w:type="dxa" w:w="3120"/>
+          </w:tcPr>
+          <w:p>
+            <w:r>
+              <w:rPr>
+                <w:sz w:val="20"/>
+              </w:rPr>
+              <w:t>convert_pdf</w:t>
+            </w:r>
+          </w:p>
+        </w:tc>
+      </w:tr>
+      <w:tr>
+        <w:tc>
+          <w:tcPr>
+            <w:tcW w:type="dxa" w:w="3120"/>
+          </w:tcPr>
+          <w:p>
+            <w:r>
+              <w:rPr>
+                <w:sz w:val="20"/>
+              </w:rPr>
+              <w:t>DOCX</w:t>
+            </w:r>
+          </w:p>
+        </w:tc>
+        <w:tc>
+          <w:tcPr>
+            <w:tcW w:type="dxa" w:w="3120"/>
+          </w:tcPr>
+          <w:p>
+            <w:r>
+              <w:rPr>
+                <w:sz w:val="20"/>
+              </w:rPr>
+              <w:t>DOCXConversionWorkflow</w:t>
+            </w:r>
+          </w:p>
+        </w:tc>
+        <w:tc>
+          <w:tcPr>
+            <w:tcW w:type="dxa" w:w="3120"/>
+          </w:tcPr>
+          <w:p>
+            <w:r>
+              <w:rPr>
+                <w:sz w:val="20"/>
+              </w:rPr>
+              <w:t>convert_docx</w:t>
+            </w:r>
+          </w:p>
+        </w:tc>
+      </w:tr>
+      <w:tr>
+        <w:tc>
+          <w:tcPr>
+            <w:tcW w:type="dxa" w:w="3120"/>
+          </w:tcPr>
+          <w:p>
+            <w:r>
+              <w:rPr>
+                <w:sz w:val="20"/>
+              </w:rPr>
+              <w:t>XLSX / CSV</w:t>
+            </w:r>
+          </w:p>
+        </w:tc>
+        <w:tc>
+          <w:tcPr>
+            <w:tcW w:type="dxa" w:w="3120"/>
+          </w:tcPr>
+          <w:p>
+            <w:r>
+              <w:rPr>
+                <w:sz w:val="20"/>
+              </w:rPr>
+              <w:t>XLSXConversionWorkflow</w:t>
+            </w:r>
+          </w:p>
+        </w:tc>
+        <w:tc>
+          <w:tcPr>
+            <w:tcW w:type="dxa" w:w="3120"/>
+          </w:tcPr>
+          <w:p>
+            <w:r>
+              <w:rPr>
+                <w:sz w:val="20"/>
+              </w:rPr>
+              <w:t>convert_xlsx</w:t>
+            </w:r>
+          </w:p>
+        </w:tc>
+      </w:tr>
+      <w:tr>
+        <w:tc>
+          <w:tcPr>
+            <w:tcW w:type="dxa" w:w="3120"/>
+          </w:tcPr>
+          <w:p>
+            <w:r>
+              <w:rPr>
+                <w:sz w:val="20"/>
+              </w:rPr>
+              <w:t>PPTX</w:t>
+            </w:r>
+          </w:p>
+        </w:tc>
+        <w:tc>
+          <w:tcPr>
+            <w:tcW w:type="dxa" w:w="3120"/>
+          </w:tcPr>
+          <w:p>
+            <w:r>
+              <w:rPr>
+                <w:sz w:val="20"/>
+              </w:rPr>
+              <w:t>PPTXConversionWorkflow</w:t>
+            </w:r>
+          </w:p>
+        </w:tc>
+        <w:tc>
+          <w:tcPr>
+            <w:tcW w:type="dxa" w:w="3120"/>
+          </w:tcPr>
+          <w:p>
+            <w:r>
+              <w:rPr>
+                <w:sz w:val="20"/>
+              </w:rPr>
+              <w:t>convert_pptx</w:t>
+            </w:r>
+          </w:p>
+        </w:tc>
+      </w:tr>
+      <w:tr>
+        <w:tc>
+          <w:tcPr>
+            <w:tcW w:type="dxa" w:w="3120"/>
+          </w:tcPr>
+          <w:p>
+            <w:r>
+              <w:rPr>
+                <w:sz w:val="20"/>
+              </w:rPr>
+              <w:t>HTML</w:t>
+            </w:r>
+          </w:p>
+        </w:tc>
+        <w:tc>
+          <w:tcPr>
+            <w:tcW w:type="dxa" w:w="3120"/>
+          </w:tcPr>
+          <w:p>
+            <w:r>
+              <w:rPr>
+                <w:sz w:val="20"/>
+              </w:rPr>
+              <w:t>HTMLConversionWorkflow</w:t>
+            </w:r>
+          </w:p>
+        </w:tc>
+        <w:tc>
+          <w:tcPr>
+            <w:tcW w:type="dxa" w:w="3120"/>
+          </w:tcPr>
+          <w:p>
+            <w:r>
+              <w:rPr>
+                <w:sz w:val="20"/>
+              </w:rPr>
+              <w:t>convert_html</w:t>
+            </w:r>
+          </w:p>
+        </w:tc>
+      </w:tr>
+      <w:tr>
+        <w:tc>
+          <w:tcPr>
+            <w:tcW w:type="dxa" w:w="3120"/>
+          </w:tcPr>
+          <w:p>
+            <w:r>
+              <w:rPr>
+                <w:sz w:val="20"/>
+              </w:rPr>
+              <w:t>RTF</w:t>
+            </w:r>
+          </w:p>
+        </w:tc>
+        <w:tc>
+          <w:tcPr>
+            <w:tcW w:type="dxa" w:w="3120"/>
+          </w:tcPr>
+          <w:p>
+            <w:r>
+              <w:rPr>
+                <w:sz w:val="20"/>
+              </w:rPr>
+              <w:t>RTFConversionWorkflow</w:t>
+            </w:r>
+          </w:p>
+        </w:tc>
+        <w:tc>
+          <w:tcPr>
+            <w:tcW w:type="dxa" w:w="3120"/>
+          </w:tcPr>
+          <w:p>
+            <w:r>
+              <w:rPr>
+                <w:sz w:val="20"/>
+              </w:rPr>
+              <w:t>convert_rtf</w:t>
+            </w:r>
+          </w:p>
+        </w:tc>
+      </w:tr>
+      <w:tr>
+        <w:tc>
+          <w:tcPr>
+            <w:tcW w:type="dxa" w:w="3120"/>
+          </w:tcPr>
+          <w:p>
+            <w:r>
+              <w:rPr>
+                <w:sz w:val="20"/>
+              </w:rPr>
+              <w:t>ODT</w:t>
+            </w:r>
+          </w:p>
+        </w:tc>
+        <w:tc>
+          <w:tcPr>
+            <w:tcW w:type="dxa" w:w="3120"/>
+          </w:tcPr>
+          <w:p>
+            <w:r>
+              <w:rPr>
+                <w:sz w:val="20"/>
+              </w:rPr>
+              <w:t>ODTConversionWorkflow</w:t>
+            </w:r>
+          </w:p>
+        </w:tc>
+        <w:tc>
+          <w:tcPr>
+            <w:tcW w:type="dxa" w:w="3120"/>
+          </w:tcPr>
+          <w:p>
+            <w:r>
+              <w:rPr>
+                <w:sz w:val="20"/>
+              </w:rPr>
+              <w:t>convert_odt</w:t>
+            </w:r>
+          </w:p>
+        </w:tc>
+      </w:tr>
+      <w:tr>
+        <w:tc>
+          <w:tcPr>
+            <w:tcW w:type="dxa" w:w="3120"/>
+          </w:tcPr>
+          <w:p>
+            <w:r>
+              <w:rPr>
+                <w:sz w:val="20"/>
+              </w:rPr>
+              <w:t>TXT</w:t>
+            </w:r>
+          </w:p>
+        </w:tc>
+        <w:tc>
+          <w:tcPr>
+            <w:tcW w:type="dxa" w:w="3120"/>
+          </w:tcPr>
+          <w:p>
+            <w:r>
+              <w:rPr>
+                <w:sz w:val="20"/>
+              </w:rPr>
+              <w:t>TXTConversionWorkflow</w:t>
+            </w:r>
+          </w:p>
+        </w:tc>
+        <w:tc>
+          <w:tcPr>
+            <w:tcW w:type="dxa" w:w="3120"/>
+          </w:tcPr>
+          <w:p>
+            <w:r>
+              <w:rPr>
+                <w:sz w:val="20"/>
+              </w:rPr>
+              <w:t>convert_txt</w:t>
+            </w:r>
+          </w:p>
+        </w:tc>
+      </w:tr>
+      <w:tr>
+        <w:tc>
+          <w:tcPr>
+            <w:tcW w:type="dxa" w:w="3120"/>
+          </w:tcPr>
+          <w:p>
+            <w:r>
+              <w:rPr>
+                <w:sz w:val="20"/>
+              </w:rPr>
+              <w:t>Image (OCR)</w:t>
+            </w:r>
+          </w:p>
+        </w:tc>
+        <w:tc>
+          <w:tcPr>
+            <w:tcW w:type="dxa" w:w="3120"/>
+          </w:tcPr>
+          <w:p>
+            <w:r>
+              <w:rPr>
+                <w:sz w:val="20"/>
+              </w:rPr>
+              <w:t>ImageConversionWorkflow</w:t>
+            </w:r>
+          </w:p>
+        </w:tc>
+        <w:tc>
+          <w:tcPr>
+            <w:tcW w:type="dxa" w:w="3120"/>
+          </w:tcPr>
+          <w:p>
+            <w:r>
+              <w:rPr>
+                <w:sz w:val="20"/>
+              </w:rPr>
+              <w:t>convert_image</w:t>
+            </w:r>
+          </w:p>
+        </w:tc>
+      </w:tr>
+    </w:tbl>
+    <w:p/>
+    <w:p>
+      <w:r>
+        <w:t>The child workflow ID format is: docconv-convert-{job_id}</w:t>
+      </w:r>
+    </w:p>
+    <w:p>
+      <w:pPr>
+        <w:pStyle w:val="Heading2"/>
+      </w:pPr>
+      <w:r>
+        <w:t>10.4  Activities</w:t>
+      </w:r>
+    </w:p>
+    <w:p>
+      <w:r>
+        <w:t>Activities are the individual, retryable steps executed by the Temporal worker. There are 12 activities registered:</w:t>
+      </w:r>
+    </w:p>
+    <w:tbl>
+      <w:tblPr>
+        <w:tblStyle w:val="LightGrid-Accent1"/>
+        <w:tblW w:type="auto" w:w="0"/>
+        <w:jc w:val="left"/>
+        <w:tblLook w:firstColumn="1" w:firstRow="1" w:lastColumn="0" w:lastRow="0" w:noHBand="0" w:noVBand="1" w:val="04A0"/>
+      </w:tblPr>
+      <w:tblGrid>
+        <w:gridCol w:w="3120"/>
+        <w:gridCol w:w="3120"/>
+        <w:gridCol w:w="3120"/>
+      </w:tblGrid>
+      <w:tr>
+        <w:tc>
+          <w:tcPr>
+            <w:tcW w:type="dxa" w:w="3120"/>
+          </w:tcPr>
+          <w:p>
+            <w:r>
+              <w:rPr>
+                <w:b/>
+                <w:sz w:val="20"/>
+              </w:rPr>
+              <w:t>Activity</w:t>
+            </w:r>
+          </w:p>
+        </w:tc>
+        <w:tc>
+          <w:tcPr>
+            <w:tcW w:type="dxa" w:w="3120"/>
+          </w:tcPr>
+          <w:p>
+            <w:r>
+              <w:rPr>
+                <w:b/>
+                <w:sz w:val="20"/>
+              </w:rPr>
+              <w:t>Module</w:t>
+            </w:r>
+          </w:p>
+        </w:tc>
+        <w:tc>
+          <w:tcPr>
+            <w:tcW w:type="dxa" w:w="3120"/>
+          </w:tcPr>
+          <w:p>
+            <w:r>
+              <w:rPr>
+                <w:b/>
+                <w:sz w:val="20"/>
+              </w:rPr>
+              <w:t>Description</w:t>
+            </w:r>
+          </w:p>
+        </w:tc>
+      </w:tr>
+      <w:tr>
+        <w:tc>
+          <w:tcPr>
+            <w:tcW w:type="dxa" w:w="3120"/>
+          </w:tcPr>
+          <w:p>
+            <w:r>
+              <w:rPr>
+                <w:sz w:val="20"/>
+              </w:rPr>
+              <w:t>fetch_document</w:t>
+            </w:r>
+          </w:p>
+        </w:tc>
+        <w:tc>
+          <w:tcPr>
+            <w:tcW w:type="dxa" w:w="3120"/>
+          </w:tcPr>
+          <w:p>
+            <w:r>
+              <w:rPr>
+                <w:sz w:val="20"/>
+              </w:rPr>
+              <w:t>activities.py</w:t>
+            </w:r>
+          </w:p>
+        </w:tc>
+        <w:tc>
+          <w:tcPr>
+            <w:tcW w:type="dxa" w:w="3120"/>
+          </w:tcPr>
+          <w:p>
+            <w:r>
+              <w:rPr>
+                <w:sz w:val="20"/>
+              </w:rPr>
+              <w:t>Download source file to local tmp (S3/URL/FTP)</w:t>
+            </w:r>
+          </w:p>
+        </w:tc>
+      </w:tr>
+      <w:tr>
+        <w:tc>
+          <w:tcPr>
+            <w:tcW w:type="dxa" w:w="3120"/>
+          </w:tcPr>
+          <w:p>
+            <w:r>
+              <w:rPr>
+                <w:sz w:val="20"/>
+              </w:rPr>
+              <w:t>convert_pdf</w:t>
+            </w:r>
+          </w:p>
+        </w:tc>
+        <w:tc>
+          <w:tcPr>
+            <w:tcW w:type="dxa" w:w="3120"/>
+          </w:tcPr>
+          <w:p>
+            <w:r>
+              <w:rPr>
+                <w:sz w:val="20"/>
+              </w:rPr>
+              <w:t>activities.py</w:t>
+            </w:r>
+          </w:p>
+        </w:tc>
+        <w:tc>
+          <w:tcPr>
+            <w:tcW w:type="dxa" w:w="3120"/>
+          </w:tcPr>
+          <w:p>
+            <w:r>
+              <w:rPr>
+                <w:sz w:val="20"/>
+              </w:rPr>
+              <w:t>PDF text extraction + embedded image OCR</w:t>
+            </w:r>
+          </w:p>
+        </w:tc>
+      </w:tr>
+      <w:tr>
+        <w:tc>
+          <w:tcPr>
+            <w:tcW w:type="dxa" w:w="3120"/>
+          </w:tcPr>
+          <w:p>
+            <w:r>
+              <w:rPr>
+                <w:sz w:val="20"/>
+              </w:rPr>
+              <w:t>convert_docx</w:t>
+            </w:r>
+          </w:p>
+        </w:tc>
+        <w:tc>
+          <w:tcPr>
+            <w:tcW w:type="dxa" w:w="3120"/>
+          </w:tcPr>
+          <w:p>
+            <w:r>
+              <w:rPr>
+                <w:sz w:val="20"/>
+              </w:rPr>
+              <w:t>activities.py</w:t>
+            </w:r>
+          </w:p>
+        </w:tc>
+        <w:tc>
+          <w:tcPr>
+            <w:tcW w:type="dxa" w:w="3120"/>
+          </w:tcPr>
+          <w:p>
+            <w:r>
+              <w:rPr>
+                <w:sz w:val="20"/>
+              </w:rPr>
+              <w:t>DOCX paragraph + table extraction</w:t>
+            </w:r>
+          </w:p>
+        </w:tc>
+      </w:tr>
+      <w:tr>
+        <w:tc>
+          <w:tcPr>
+            <w:tcW w:type="dxa" w:w="3120"/>
+          </w:tcPr>
+          <w:p>
+            <w:r>
+              <w:rPr>
+                <w:sz w:val="20"/>
+              </w:rPr>
+              <w:t>convert_xlsx</w:t>
+            </w:r>
+          </w:p>
+        </w:tc>
+        <w:tc>
+          <w:tcPr>
+            <w:tcW w:type="dxa" w:w="3120"/>
+          </w:tcPr>
+          <w:p>
+            <w:r>
+              <w:rPr>
+                <w:sz w:val="20"/>
+              </w:rPr>
+              <w:t>activities.py</w:t>
+            </w:r>
+          </w:p>
+        </w:tc>
+        <w:tc>
+          <w:tcPr>
+            <w:tcW w:type="dxa" w:w="3120"/>
+          </w:tcPr>
+          <w:p>
+            <w:r>
+              <w:rPr>
+                <w:sz w:val="20"/>
+              </w:rPr>
+              <w:t>XLSX/CSV spreadsheet extraction</w:t>
+            </w:r>
+          </w:p>
+        </w:tc>
+      </w:tr>
+      <w:tr>
+        <w:tc>
+          <w:tcPr>
+            <w:tcW w:type="dxa" w:w="3120"/>
+          </w:tcPr>
+          <w:p>
+            <w:r>
+              <w:rPr>
+                <w:sz w:val="20"/>
+              </w:rPr>
+              <w:t>convert_pptx</w:t>
+            </w:r>
+          </w:p>
+        </w:tc>
+        <w:tc>
+          <w:tcPr>
+            <w:tcW w:type="dxa" w:w="3120"/>
+          </w:tcPr>
+          <w:p>
+            <w:r>
+              <w:rPr>
+                <w:sz w:val="20"/>
+              </w:rPr>
+              <w:t>activities.py</w:t>
+            </w:r>
+          </w:p>
+        </w:tc>
+        <w:tc>
+          <w:tcPr>
+            <w:tcW w:type="dxa" w:w="3120"/>
+          </w:tcPr>
+          <w:p>
+            <w:r>
+              <w:rPr>
+                <w:sz w:val="20"/>
+              </w:rPr>
+              <w:t>PPTX slide text + speaker notes</w:t>
+            </w:r>
+          </w:p>
+        </w:tc>
+      </w:tr>
+      <w:tr>
+        <w:tc>
+          <w:tcPr>
+            <w:tcW w:type="dxa" w:w="3120"/>
+          </w:tcPr>
+          <w:p>
+            <w:r>
+              <w:rPr>
+                <w:sz w:val="20"/>
+              </w:rPr>
+              <w:t>convert_html</w:t>
+            </w:r>
+          </w:p>
+        </w:tc>
+        <w:tc>
+          <w:tcPr>
+            <w:tcW w:type="dxa" w:w="3120"/>
+          </w:tcPr>
+          <w:p>
+            <w:r>
+              <w:rPr>
+                <w:sz w:val="20"/>
+              </w:rPr>
+              <w:t>activities.py</w:t>
+            </w:r>
+          </w:p>
+        </w:tc>
+        <w:tc>
+          <w:tcPr>
+            <w:tcW w:type="dxa" w:w="3120"/>
+          </w:tcPr>
+          <w:p>
+            <w:r>
+              <w:rPr>
+                <w:sz w:val="20"/>
+              </w:rPr>
+              <w:t>HTML tag stripping</w:t>
+            </w:r>
+          </w:p>
+        </w:tc>
+      </w:tr>
+      <w:tr>
+        <w:tc>
+          <w:tcPr>
+            <w:tcW w:type="dxa" w:w="3120"/>
+          </w:tcPr>
+          <w:p>
+            <w:r>
+              <w:rPr>
+                <w:sz w:val="20"/>
+              </w:rPr>
+              <w:t>convert_rtf</w:t>
+            </w:r>
+          </w:p>
+        </w:tc>
+        <w:tc>
+          <w:tcPr>
+            <w:tcW w:type="dxa" w:w="3120"/>
+          </w:tcPr>
+          <w:p>
+            <w:r>
+              <w:rPr>
+                <w:sz w:val="20"/>
+              </w:rPr>
+              <w:t>activities.py</w:t>
+            </w:r>
+          </w:p>
+        </w:tc>
+        <w:tc>
+          <w:tcPr>
+            <w:tcW w:type="dxa" w:w="3120"/>
+          </w:tcPr>
+          <w:p>
+            <w:r>
+              <w:rPr>
+                <w:sz w:val="20"/>
+              </w:rPr>
+              <w:t>RTF control word stripping</w:t>
+            </w:r>
+          </w:p>
+        </w:tc>
+      </w:tr>
+      <w:tr>
+        <w:tc>
+          <w:tcPr>
+            <w:tcW w:type="dxa" w:w="3120"/>
+          </w:tcPr>
+          <w:p>
+            <w:r>
+              <w:rPr>
+                <w:sz w:val="20"/>
+              </w:rPr>
+              <w:t>convert_odt</w:t>
+            </w:r>
+          </w:p>
+        </w:tc>
+        <w:tc>
+          <w:tcPr>
+            <w:tcW w:type="dxa" w:w="3120"/>
+          </w:tcPr>
+          <w:p>
+            <w:r>
+              <w:rPr>
+                <w:sz w:val="20"/>
+              </w:rPr>
+              <w:t>activities.py</w:t>
+            </w:r>
+          </w:p>
+        </w:tc>
+        <w:tc>
+          <w:tcPr>
+            <w:tcW w:type="dxa" w:w="3120"/>
+          </w:tcPr>
+          <w:p>
+            <w:r>
+              <w:rPr>
+                <w:sz w:val="20"/>
+              </w:rPr>
+              <w:t>OpenDocument text extraction</w:t>
+            </w:r>
+          </w:p>
+        </w:tc>
+      </w:tr>
+      <w:tr>
+        <w:tc>
+          <w:tcPr>
+            <w:tcW w:type="dxa" w:w="3120"/>
+          </w:tcPr>
+          <w:p>
+            <w:r>
+              <w:rPr>
+                <w:sz w:val="20"/>
+              </w:rPr>
+              <w:t>convert_txt</w:t>
+            </w:r>
+          </w:p>
+        </w:tc>
+        <w:tc>
+          <w:tcPr>
+            <w:tcW w:type="dxa" w:w="3120"/>
+          </w:tcPr>
+          <w:p>
+            <w:r>
+              <w:rPr>
+                <w:sz w:val="20"/>
+              </w:rPr>
+              <w:t>activities.py</w:t>
+            </w:r>
+          </w:p>
+        </w:tc>
+        <w:tc>
+          <w:tcPr>
+            <w:tcW w:type="dxa" w:w="3120"/>
+          </w:tcPr>
+          <w:p>
+            <w:r>
+              <w:rPr>
+                <w:sz w:val="20"/>
+              </w:rPr>
+              <w:t>Plain text with encoding detection</w:t>
+            </w:r>
+          </w:p>
+        </w:tc>
+      </w:tr>
+      <w:tr>
+        <w:tc>
+          <w:tcPr>
+            <w:tcW w:type="dxa" w:w="3120"/>
+          </w:tcPr>
+          <w:p>
+            <w:r>
+              <w:rPr>
+                <w:sz w:val="20"/>
+              </w:rPr>
+              <w:t>convert_image</w:t>
+            </w:r>
+          </w:p>
+        </w:tc>
+        <w:tc>
+          <w:tcPr>
+            <w:tcW w:type="dxa" w:w="3120"/>
+          </w:tcPr>
+          <w:p>
+            <w:r>
+              <w:rPr>
+                <w:sz w:val="20"/>
+              </w:rPr>
+              <w:t>activities.py</w:t>
+            </w:r>
+          </w:p>
+        </w:tc>
+        <w:tc>
+          <w:tcPr>
+            <w:tcW w:type="dxa" w:w="3120"/>
+          </w:tcPr>
+          <w:p>
+            <w:r>
+              <w:rPr>
+                <w:sz w:val="20"/>
+              </w:rPr>
+              <w:t>Image OCR via Tesseract</w:t>
+            </w:r>
+          </w:p>
+        </w:tc>
+      </w:tr>
+      <w:tr>
+        <w:tc>
+          <w:tcPr>
+            <w:tcW w:type="dxa" w:w="3120"/>
+          </w:tcPr>
+          <w:p>
+            <w:r>
+              <w:rPr>
+                <w:sz w:val="20"/>
+              </w:rPr>
+              <w:t>upload_text</w:t>
+            </w:r>
+          </w:p>
+        </w:tc>
+        <w:tc>
+          <w:tcPr>
+            <w:tcW w:type="dxa" w:w="3120"/>
+          </w:tcPr>
+          <w:p>
+            <w:r>
+              <w:rPr>
+                <w:sz w:val="20"/>
+              </w:rPr>
+              <w:t>activities.py</w:t>
+            </w:r>
+          </w:p>
+        </w:tc>
+        <w:tc>
+          <w:tcPr>
+            <w:tcW w:type="dxa" w:w="3120"/>
+          </w:tcPr>
+          <w:p>
+            <w:r>
+              <w:rPr>
+                <w:sz w:val="20"/>
+              </w:rPr>
+              <w:t>Upload converted text to S3</w:t>
+            </w:r>
+          </w:p>
+        </w:tc>
+      </w:tr>
+      <w:tr>
+        <w:tc>
+          <w:tcPr>
+            <w:tcW w:type="dxa" w:w="3120"/>
+          </w:tcPr>
+          <w:p>
+            <w:r>
+              <w:rPr>
+                <w:sz w:val="20"/>
+              </w:rPr>
+              <w:t>cleanup_temp_files</w:t>
+            </w:r>
+          </w:p>
+        </w:tc>
+        <w:tc>
+          <w:tcPr>
+            <w:tcW w:type="dxa" w:w="3120"/>
+          </w:tcPr>
+          <w:p>
+            <w:r>
+              <w:rPr>
+                <w:sz w:val="20"/>
+              </w:rPr>
+              <w:t>activities.py</w:t>
+            </w:r>
+          </w:p>
+        </w:tc>
+        <w:tc>
+          <w:tcPr>
+            <w:tcW w:type="dxa" w:w="3120"/>
+          </w:tcPr>
+          <w:p>
+            <w:r>
+              <w:rPr>
+                <w:sz w:val="20"/>
+              </w:rPr>
+              <w:t>Remove temporary files</w:t>
+            </w:r>
+          </w:p>
+        </w:tc>
+      </w:tr>
+    </w:tbl>
+    <w:p/>
+    <w:p>
+      <w:r>
+        <w:t>Every activity sends heartbeats during long operations (every 10 chunks for converters, at key checkpoints for fetch/upload). The heartbeat timeout is 120 seconds – if the Temporal server doesn't receive a heartbeat within that window, it considers the worker dead and reschedules the activity on another worker.</w:t>
+      </w:r>
+    </w:p>
+    <w:p>
+      <w:r>
+        <w:t>Retry policy: exponential backoff starting at 5 seconds, doubling up to 60 seconds, with a maximum of TEMPORAL_RETRY_MAX_ATTEMPTS (default 3) attempts per activity.</w:t>
+      </w:r>
+    </w:p>
+    <w:p>
+      <w:pPr>
+        <w:pStyle w:val="Heading2"/>
+      </w:pPr>
+      <w:r>
+        <w:t>10.5  Batch Processing</w:t>
+      </w:r>
+    </w:p>
+    <w:p>
+      <w:r>
+        <w:t>The BatchConversionWorkflow accepts a list of ConversionWorkflowInput objects and launches them as parallel child workflows. Each child runs independently with its own retry logic. The batch workflow provides a queryable progress counter.</w:t>
+      </w:r>
+    </w:p>
+    <w:p>
+      <w:pPr>
+        <w:spacing w:before="80" w:after="80"/>
+        <w:ind w:left="283"/>
+        <w:shd w:fill="F0F2F5" w:val="clear"/>
+      </w:pPr>
+      <w:r>
+        <w:rPr>
+          <w:rFonts w:ascii="Consolas" w:hAnsi="Consolas"/>
+          <w:color w:val="1E1E2E"/>
+          <w:sz w:val="19"/>
+        </w:rPr>
+        <w:t># Start a batch workflow</w:t>
+        <w:br/>
+        <w:t>handle = await client.start_workflow(</w:t>
+        <w:br/>
+        <w:t xml:space="preserve">    "BatchConversionWorkflow",</w:t>
+        <w:br/>
+        <w:t xml:space="preserve">    [input1, input2, input3],</w:t>
+        <w:br/>
+        <w:t xml:space="preserve">    id="batch-001",</w:t>
+        <w:br/>
+        <w:t xml:space="preserve">    task_queue="docconv-tasks")</w:t>
+        <w:br/>
+        <w:br/>
+        <w:t># Query progress</w:t>
+        <w:br/>
+        <w:t>progress = await handle.query("get_batch_progress")</w:t>
+        <w:br/>
+        <w:t># {"total": 3, "completed": 2, "failed": 0}</w:t>
+      </w:r>
+    </w:p>
+    <w:p>
+      <w:pPr>
+        <w:pStyle w:val="Heading2"/>
+      </w:pPr>
+      <w:r>
+        <w:t>10.6  The Temporal Worker</w:t>
+      </w:r>
+    </w:p>
+    <w:p>
+      <w:r>
+        <w:t>The worker (worker.py) runs in a daemon thread alongside the API and bus listeners. It registers all 11+ workflows and 12 activities, connects to the Temporal server with automatic retry (30 attempts, 3-second intervals), and polls the docconv-tasks queue for work.</w:t>
+      </w:r>
+    </w:p>
+    <w:p>
+      <w:r>
+        <w:t>To run the worker separately (e.g. on a dedicated host), set ENABLE_API=false, ENABLE_SQS=false, ENABLE_RABBITMQ=false, ENABLE_KAFKA=false, ENABLE_TEMPORAL=true.</w:t>
+      </w:r>
+    </w:p>
+    <w:p>
+      <w:pPr>
+        <w:pStyle w:val="Heading2"/>
+      </w:pPr>
+      <w:r>
+        <w:t>10.7  Temporal Web UI</w:t>
+      </w:r>
+    </w:p>
+    <w:p>
+      <w:r>
+        <w:t>The Temporal Web UI is available at http://localhost:8088 and provides:</w:t>
+      </w:r>
+    </w:p>
+    <w:p>
+      <w:pPr>
+        <w:pStyle w:val="ListBullet"/>
+      </w:pPr>
+      <w:r>
+        <w:t>Workflow list with filtering by status, type, and ID</w:t>
+      </w:r>
+    </w:p>
+    <w:p>
+      <w:pPr>
+        <w:pStyle w:val="ListBullet"/>
+      </w:pPr>
+      <w:r>
+        <w:t>Detailed execution history for each workflow showing every activity attempt</w:t>
+      </w:r>
+    </w:p>
+    <w:p>
+      <w:pPr>
+        <w:pStyle w:val="ListBullet"/>
+      </w:pPr>
+      <w:r>
+        <w:t>Visual timeline of workflow execution with durations</w:t>
+      </w:r>
+    </w:p>
+    <w:p>
+      <w:pPr>
+        <w:pStyle w:val="ListBullet"/>
+      </w:pPr>
+      <w:r>
+        <w:t>Query panel to run get_status and get_step queries on running workflows</w:t>
+      </w:r>
+    </w:p>
+    <w:p>
+      <w:pPr>
+        <w:pStyle w:val="ListBullet"/>
+      </w:pPr>
+      <w:r>
+        <w:t>Signal panel to send cancel signals to running workflows</w:t>
+      </w:r>
+    </w:p>
+    <w:p>
+      <w:pPr>
+        <w:pStyle w:val="ListBullet"/>
+      </w:pPr>
+      <w:r>
+        <w:t>Stack trace view for debugging failed activities</w:t>
+      </w:r>
+    </w:p>
+    <w:p>
+      <w:pPr>
+        <w:pStyle w:val="Heading2"/>
+      </w:pPr>
+      <w:r>
+        <w:t>10.8  Workflow API Endpoints</w:t>
+      </w:r>
+    </w:p>
+    <w:p>
+      <w:r>
+        <w:t>Three REST endpoints interact with Temporal workflows:</w:t>
+      </w:r>
+    </w:p>
+    <w:p>
+      <w:pPr>
+        <w:spacing w:before="80" w:after="80"/>
+        <w:ind w:left="283"/>
+        <w:shd w:fill="F0F2F5" w:val="clear"/>
+      </w:pPr>
+      <w:r>
+        <w:rPr>
+          <w:rFonts w:ascii="Consolas" w:hAnsi="Consolas"/>
+          <w:color w:val="1E1E2E"/>
+          <w:sz w:val="19"/>
+        </w:rPr>
+        <w:t>GET  /workflow/{workflow_id}/status  – Query current state</w:t>
+        <w:br/>
+        <w:t>POST /workflow/{workflow_id}/cancel  – Send cancellation signal</w:t>
+        <w:br/>
+        <w:t>GET  /workflows/recent?limit=20     – List recent workflows</w:t>
+      </w:r>
+    </w:p>
+    <w:p>
+      <w:r>
+        <w:t>The workflow_id follows the format docconv-{job_id}. For example, if you submit a job with job_id='abc123', query status at /workflow/docconv-abc123/status.</w:t>
+      </w:r>
+    </w:p>
+    <w:p>
+      <w:pPr>
+        <w:pStyle w:val="Heading2"/>
+      </w:pPr>
+      <w:r>
+        <w:t>10.9  Execution Modes</w:t>
+      </w:r>
+    </w:p>
+    <w:p>
+      <w:r>
+        <w:t>The service supports two execution modes, controlled by environment variables:</w:t>
+      </w:r>
+    </w:p>
+    <w:tbl>
+      <w:tblPr>
+        <w:tblStyle w:val="LightGrid-Accent1"/>
+        <w:tblW w:type="auto" w:w="0"/>
+        <w:jc w:val="left"/>
+        <w:tblLook w:firstColumn="1" w:firstRow="1" w:lastColumn="0" w:lastRow="0" w:noHBand="0" w:noVBand="1" w:val="04A0"/>
+      </w:tblPr>
+      <w:tblGrid>
+        <w:gridCol w:w="4680"/>
+        <w:gridCol w:w="4680"/>
+      </w:tblGrid>
+      <w:tr>
+        <w:tc>
+          <w:tcPr>
+            <w:tcW w:type="dxa" w:w="4680"/>
+          </w:tcPr>
+          <w:p>
+            <w:r>
+              <w:rPr>
+                <w:b/>
+                <w:sz w:val="20"/>
+              </w:rPr>
+              <w:t>Setting</w:t>
+            </w:r>
+          </w:p>
+        </w:tc>
+        <w:tc>
+          <w:tcPr>
+            <w:tcW w:type="dxa" w:w="4680"/>
+          </w:tcPr>
+          <w:p>
+            <w:r>
+              <w:rPr>
+                <w:b/>
+                <w:sz w:val="20"/>
+              </w:rPr>
+              <w:t>Behavior</w:t>
+            </w:r>
+          </w:p>
+        </w:tc>
+      </w:tr>
+      <w:tr>
+        <w:tc>
+          <w:tcPr>
+            <w:tcW w:type="dxa" w:w="4680"/>
+          </w:tcPr>
+          <w:p>
+            <w:r>
+              <w:rPr>
+                <w:sz w:val="20"/>
+              </w:rPr>
+              <w:t>USE_TEMPORAL_WORKFLOWS=true</w:t>
+            </w:r>
+          </w:p>
+        </w:tc>
+        <w:tc>
+          <w:tcPr>
+            <w:tcW w:type="dxa" w:w="4680"/>
+          </w:tcPr>
+          <w:p>
+            <w:r>
+              <w:rPr>
+                <w:sz w:val="20"/>
+              </w:rPr>
+              <w:t>All jobs route through Temporal. Full durability, retries, and visibility.</w:t>
+            </w:r>
+          </w:p>
+        </w:tc>
+      </w:tr>
+      <w:tr>
+        <w:tc>
+          <w:tcPr>
+            <w:tcW w:type="dxa" w:w="4680"/>
+          </w:tcPr>
+          <w:p>
+            <w:r>
+              <w:rPr>
+                <w:sz w:val="20"/>
+              </w:rPr>
+              <w:t>USE_TEMPORAL_WORKFLOWS=false</w:t>
+            </w:r>
+          </w:p>
+        </w:tc>
+        <w:tc>
+          <w:tcPr>
+            <w:tcW w:type="dxa" w:w="4680"/>
+          </w:tcPr>
+          <w:p>
+            <w:r>
+              <w:rPr>
+                <w:sz w:val="20"/>
+              </w:rPr>
+              <w:t>Jobs process inline (direct pipeline). Faster for dev/testing.</w:t>
+            </w:r>
+          </w:p>
+        </w:tc>
+      </w:tr>
+      <w:tr>
+        <w:tc>
+          <w:tcPr>
+            <w:tcW w:type="dxa" w:w="4680"/>
+          </w:tcPr>
+          <w:p>
+            <w:r>
+              <w:rPr>
+                <w:sz w:val="20"/>
+              </w:rPr>
+              <w:t>ENABLE_TEMPORAL=false</w:t>
+            </w:r>
+          </w:p>
+        </w:tc>
+        <w:tc>
+          <w:tcPr>
+            <w:tcW w:type="dxa" w:w="4680"/>
+          </w:tcPr>
+          <w:p>
+            <w:r>
+              <w:rPr>
+                <w:sz w:val="20"/>
+              </w:rPr>
+              <w:t>Temporal worker doesn't start. All jobs use direct pipeline regardless of USE_TEMPORAL_WORKFLOWS.</w:t>
+            </w:r>
+          </w:p>
+        </w:tc>
+      </w:tr>
+      <w:tr>
+        <w:tc>
+          <w:tcPr>
+            <w:tcW w:type="dxa" w:w="4680"/>
+          </w:tcPr>
+          <w:p>
+            <w:r>
+              <w:rPr>
+                <w:sz w:val="20"/>
+              </w:rPr>
+              <w:t>Temporal server down</w:t>
+            </w:r>
+          </w:p>
+        </w:tc>
+        <w:tc>
+          <w:tcPr>
+            <w:tcW w:type="dxa" w:w="4680"/>
+          </w:tcPr>
+          <w:p>
+            <w:r>
+              <w:rPr>
+                <w:sz w:val="20"/>
+              </w:rPr>
+              <w:t>Automatic fallback to direct pipeline with a warning log.</w:t>
+            </w:r>
+          </w:p>
+        </w:tc>
+      </w:tr>
+    </w:tbl>
+    <w:p/>
+    <w:p>
+      <w:pPr>
+        <w:pStyle w:val="Heading2"/>
+      </w:pPr>
+      <w:r>
+        <w:t>10.10  Starting Workflows from Python</w:t>
+      </w:r>
+    </w:p>
+    <w:p>
+      <w:r>
+        <w:t>You can start workflows directly from Python code using the client helper:</w:t>
+      </w:r>
+    </w:p>
+    <w:p>
+      <w:pPr>
+        <w:spacing w:before="80" w:after="80"/>
+        <w:ind w:left="283"/>
+        <w:shd w:fill="F0F2F5" w:val="clear"/>
+      </w:pPr>
+      <w:r>
+        <w:rPr>
+          <w:rFonts w:ascii="Consolas" w:hAnsi="Consolas"/>
+          <w:color w:val="1E1E2E"/>
+          <w:sz w:val="19"/>
+        </w:rPr>
+        <w:t>from app.workflows.client import start_conversion_workflow_sync</w:t>
+        <w:br/>
+        <w:t>from app.models import ConversionJob</w:t>
+        <w:br/>
+        <w:br/>
+        <w:t>job = ConversionJob(</w:t>
+        <w:br/>
+        <w:t xml:space="preserve">    job_id="my-job-001",</w:t>
+        <w:br/>
+        <w:t xml:space="preserve">    document_type="pdf",</w:t>
+        <w:br/>
+        <w:t xml:space="preserve">    location_type="s3",</w:t>
+        <w:br/>
+        <w:t xml:space="preserve">    s3_bucket="docconv-input",</w:t>
+        <w:br/>
+        <w:t xml:space="preserve">    s3_key="docs/report.pdf",</w:t>
+        <w:br/>
+        <w:t>)</w:t>
+        <w:br/>
+        <w:br/>
+        <w:t>result = start_conversion_workflow_sync(job)</w:t>
+        <w:br/>
+        <w:t>print(f"Success: {result.success}")</w:t>
+        <w:br/>
+        <w:t>print(f"Output: s3://{result.output_bucket}/{result.output_key}")</w:t>
+      </w:r>
+    </w:p>
+    <w:p>
+      <w:r>
+        <w:t>For async code, use start_conversion_workflow() instead.</w:t>
+      </w:r>
+    </w:p>
+    <w:p>
+      <w:r>
+        <w:br w:type="page"/>
+      </w:r>
+    </w:p>
+    <w:p>
+      <w:pPr>
+        <w:pStyle w:val="Heading1"/>
+      </w:pPr>
+      <w:r>
+        <w:t>11. Document Converters</w:t>
+      </w:r>
+    </w:p>
+    <w:p>
+      <w:r>
+        <w:t>Each converter is a standalone Python module yielding text chunks via generators.</w:t>
+      </w:r>
+    </w:p>
+    <w:p>
+      <w:pPr>
+        <w:pStyle w:val="Heading3"/>
+      </w:pPr>
+      <w:r>
+        <w:t>PDF (pdf_converter.py)</w:t>
+      </w:r>
+    </w:p>
+    <w:p>
+      <w:r>
+        <w:t>Extracts selectable text via pdfplumber page-by-page. Falls back to full-page OCR for scanned pages. Extracts and OCRs embedded images tagged as [IMAGE TEXT].</w:t>
+      </w:r>
+    </w:p>
+    <w:p>
+      <w:pPr>
+        <w:pStyle w:val="Heading3"/>
+      </w:pPr>
+      <w:r>
+        <w:t>DOCX (docx_converter.py)</w:t>
+      </w:r>
+    </w:p>
+    <w:p>
+      <w:r>
+        <w:t>Reads paragraphs in batches of 50 using python-docx. Extracts table content with cell delimiters.</w:t>
+      </w:r>
+    </w:p>
+    <w:p>
+      <w:pPr>
+        <w:pStyle w:val="Heading3"/>
+      </w:pPr>
+      <w:r>
+        <w:t>XLSX / CSV (xlsx_converter.py)</w:t>
+      </w:r>
+    </w:p>
+    <w:p>
+      <w:r>
+        <w:t>XLSX: reads each sheet with openpyxl in read-only mode, 200 rows per batch. CSV: stdlib csv module.</w:t>
+      </w:r>
+    </w:p>
+    <w:p>
+      <w:pPr>
+        <w:pStyle w:val="Heading3"/>
+      </w:pPr>
+      <w:r>
+        <w:t>PPTX (pptx_converter.py)</w:t>
+      </w:r>
+    </w:p>
+    <w:p>
+      <w:r>
+        <w:t>Reads slide shapes (text frames + tables) and speaker notes. One slide per yield.</w:t>
+      </w:r>
+    </w:p>
+    <w:p>
+      <w:pPr>
+        <w:pStyle w:val="Heading3"/>
+      </w:pPr>
+      <w:r>
+        <w:t>HTML (html_converter.py)</w:t>
+      </w:r>
+    </w:p>
+    <w:p>
+      <w:r>
+        <w:t>Strips script/style tags via BeautifulSoup + lxml. Chunks by size.</w:t>
+      </w:r>
+    </w:p>
+    <w:p>
+      <w:pPr>
+        <w:pStyle w:val="Heading3"/>
+      </w:pPr>
+      <w:r>
+        <w:t>RTF (rtf_converter.py)</w:t>
+      </w:r>
+    </w:p>
+    <w:p>
+      <w:r>
+        <w:t>Strips RTF control words via striprtf. Chunks by size.</w:t>
+      </w:r>
+    </w:p>
+    <w:p>
+      <w:pPr>
+        <w:pStyle w:val="Heading3"/>
+      </w:pPr>
+      <w:r>
+        <w:t>ODT (odt_converter.py)</w:t>
+      </w:r>
+    </w:p>
+    <w:p>
+      <w:r>
+        <w:t>Reads OpenDocument paragraphs via odfpy. 50 paragraphs per batch.</w:t>
+      </w:r>
+    </w:p>
+    <w:p>
+      <w:pPr>
+        <w:pStyle w:val="Heading3"/>
+      </w:pPr>
+      <w:r>
+        <w:t>TXT (text_converter.py)</w:t>
+      </w:r>
+    </w:p>
+    <w:p>
+      <w:r>
+        <w:t>Detects encoding via chardet, reads in CHUNK_SIZE chunks.</w:t>
+      </w:r>
+    </w:p>
+    <w:p>
+      <w:pPr>
+        <w:pStyle w:val="Heading1"/>
+      </w:pPr>
+      <w:r>
+        <w:t>12. Image OCR</w:t>
+      </w:r>
+    </w:p>
+    <w:p>
+      <w:r>
+        <w:t>Handles JPEG, PNG, TIFF (multi-frame), BMP, WEBP via Pillow + Tesseract. Down-scales images &gt;4000px. Converts to RGB if needed. PDF converter also extracts and OCRs embedded images.</w:t>
+      </w:r>
+    </w:p>
+    <w:p>
+      <w:pPr>
+        <w:pStyle w:val="Heading1"/>
+      </w:pPr>
+      <w:r>
+        <w:t>13. File Fetchers (S3, URL, FTP)</w:t>
+      </w:r>
+    </w:p>
+    <w:p>
+      <w:r>
+        <w:t>Each fetcher streams to a local tmp file in CHUNK_SIZE chunks using generators.</w:t>
+      </w:r>
+    </w:p>
+    <w:p>
+      <w:pPr>
+        <w:pStyle w:val="Heading3"/>
+      </w:pPr>
+      <w:r>
+        <w:t>S3 Fetcher</w:t>
+      </w:r>
+    </w:p>
+    <w:p>
+      <w:pPr>
+        <w:pStyle w:val="ListBullet"/>
+      </w:pPr>
+      <w:r>
+        <w:t>Uses boto3 streaming</w:t>
+      </w:r>
+    </w:p>
+    <w:p>
+      <w:pPr>
+        <w:pStyle w:val="ListBullet"/>
+      </w:pPr>
+      <w:r>
+        <w:t>Supports custom endpoint URLs for LocalStack/MinIO</w:t>
+      </w:r>
+    </w:p>
+    <w:p>
+      <w:pPr>
+        <w:pStyle w:val="Heading3"/>
+      </w:pPr>
+      <w:r>
+        <w:t>URL Fetcher</w:t>
+      </w:r>
+    </w:p>
+    <w:p>
+      <w:pPr>
+        <w:pStyle w:val="ListBullet"/>
+      </w:pPr>
+      <w:r>
+        <w:t>requests with stream=True</w:t>
+      </w:r>
+    </w:p>
+    <w:p>
+      <w:pPr>
+        <w:pStyle w:val="ListBullet"/>
+      </w:pPr>
+      <w:r>
+        <w:t>Supports none/basic/bearer auth</w:t>
+      </w:r>
+    </w:p>
+    <w:p>
+      <w:pPr>
+        <w:pStyle w:val="ListBullet"/>
+      </w:pPr>
+      <w:r>
+        <w:t>120s timeout</w:t>
+      </w:r>
+    </w:p>
+    <w:p>
+      <w:pPr>
+        <w:pStyle w:val="Heading3"/>
+      </w:pPr>
+      <w:r>
+        <w:t>FTP Fetcher</w:t>
+      </w:r>
+    </w:p>
+    <w:p>
+      <w:pPr>
+        <w:pStyle w:val="ListBullet"/>
+      </w:pPr>
+      <w:r>
+        <w:t>stdlib ftplib retrbinary</w:t>
+      </w:r>
+    </w:p>
+    <w:p>
+      <w:pPr>
+        <w:pStyle w:val="ListBullet"/>
+      </w:pPr>
+      <w:r>
+        <w:t>Supports anonymous and authenticated access</w:t>
+      </w:r>
+    </w:p>
+    <w:p>
+      <w:pPr>
+        <w:pStyle w:val="Heading1"/>
+      </w:pPr>
+      <w:r>
+        <w:t>14. Output Storage (S3)</w:t>
+      </w:r>
+    </w:p>
+    <w:p>
+      <w:r>
+        <w:t>Text chunks write to a local tmp file, then upload to S3. Default path:</w:t>
+      </w:r>
+    </w:p>
+    <w:p>
+      <w:pPr>
+        <w:spacing w:before="80" w:after="80"/>
+        <w:ind w:left="283"/>
+        <w:shd w:fill="F0F2F5" w:val="clear"/>
+      </w:pPr>
+      <w:r>
+        <w:rPr>
+          <w:rFonts w:ascii="Consolas" w:hAnsi="Consolas"/>
+          <w:color w:val="1E1E2E"/>
+          <w:sz w:val="19"/>
+        </w:rPr>
+        <w:t>s3://{S3_OUTPUT_BUCKET}/converted/{job_id}.txt</w:t>
+      </w:r>
+    </w:p>
+    <w:p>
+      <w:pPr>
+        <w:pStyle w:val="Heading3"/>
+      </w:pPr>
+      <w:r>
+        <w:t>Checking Output</w:t>
+      </w:r>
+    </w:p>
+    <w:p>
+      <w:pPr>
+        <w:spacing w:before="80" w:after="80"/>
+        <w:ind w:left="283"/>
+        <w:shd w:fill="F0F2F5" w:val="clear"/>
+      </w:pPr>
+      <w:r>
+        <w:rPr>
+          <w:rFonts w:ascii="Consolas" w:hAnsi="Consolas"/>
+          <w:color w:val="1E1E2E"/>
+          <w:sz w:val="19"/>
+        </w:rPr>
+        <w:t>aws --endpoint-url=http://localhost:4566 s3 ls s3://docconv-output/converted/ --recursive</w:t>
+        <w:br/>
+        <w:t>aws --endpoint-url=http://localhost:4566 s3 cp s3://docconv-output/converted/JOB_ID.txt -</w:t>
+      </w:r>
+    </w:p>
+    <w:p>
+      <w:pPr>
+        <w:pStyle w:val="Heading1"/>
+      </w:pPr>
+      <w:r>
+        <w:t>15. Memory Efficiency &amp; Streaming</w:t>
+      </w:r>
+    </w:p>
+    <w:p>
+      <w:pPr>
+        <w:pStyle w:val="ListBullet"/>
+      </w:pPr>
+      <w:r>
+        <w:rPr>
+          <w:b/>
+        </w:rPr>
+        <w:t xml:space="preserve">Fetchers: </w:t>
+      </w:r>
+      <w:r>
+        <w:t>Stream to disk in CHUNK_SIZE chunks via generators. Auto-deleted after processing.</w:t>
+      </w:r>
+    </w:p>
+    <w:p>
+      <w:pPr>
+        <w:pStyle w:val="ListBullet"/>
+      </w:pPr>
+      <w:r>
+        <w:rPr>
+          <w:b/>
+        </w:rPr>
+        <w:t xml:space="preserve">Converters: </w:t>
+      </w:r>
+      <w:r>
+        <w:t>Yield text one page/chunk at a time. Never buffer full text in memory.</w:t>
+      </w:r>
+    </w:p>
+    <w:p>
+      <w:pPr>
+        <w:pStyle w:val="ListBullet"/>
+      </w:pPr>
+      <w:r>
+        <w:rPr>
+          <w:b/>
+        </w:rPr>
+        <w:t xml:space="preserve">Upload: </w:t>
+      </w:r>
+      <w:r>
+        <w:t>Writes chunks to a tmp file, then uploads to S3. No full-text buffering.</w:t>
+      </w:r>
+    </w:p>
+    <w:p>
+      <w:pPr>
+        <w:pStyle w:val="ListBullet"/>
+      </w:pPr>
+      <w:r>
+        <w:rPr>
+          <w:b/>
+        </w:rPr>
+        <w:t xml:space="preserve">PDF images: </w:t>
+      </w:r>
+      <w:r>
+        <w:t>Rendered to tmp PNG files for OCR, deleted immediately after each page.</w:t>
+      </w:r>
+    </w:p>
+    <w:p>
+      <w:pPr>
+        <w:pStyle w:val="ListBullet"/>
+      </w:pPr>
+      <w:r>
+        <w:rPr>
+          <w:b/>
+        </w:rPr>
+        <w:t xml:space="preserve">API uploads: </w:t>
+      </w:r>
+      <w:r>
+        <w:t>Streamed to disk in chunks from the HTTP request body.</w:t>
+      </w:r>
+    </w:p>
+    <w:p>
+      <w:pPr>
+        <w:pStyle w:val="ListBullet"/>
+      </w:pPr>
+      <w:r>
+        <w:rPr>
+          <w:b/>
+        </w:rPr>
+        <w:t xml:space="preserve">Temporal: </w:t>
+      </w:r>
+      <w:r>
+        <w:t>Activities use the same generators. Files persist across activity boundaries via durable tmp paths.</w:t>
+      </w:r>
+    </w:p>
+    <w:p>
+      <w:r>
+        <w:br w:type="page"/>
+      </w:r>
+    </w:p>
+    <w:p>
+      <w:pPr>
+        <w:pStyle w:val="Heading1"/>
+      </w:pPr>
+      <w:r>
+        <w:t>16. Testing</w:t>
+      </w:r>
+    </w:p>
+    <w:p>
+      <w:pPr>
+        <w:pStyle w:val="Heading3"/>
+      </w:pPr>
+      <w:r>
+        <w:t>Running the Integration Test Suite</w:t>
+      </w:r>
+    </w:p>
+    <w:p>
+      <w:pPr>
+        <w:spacing w:before="80" w:after="80"/>
+        <w:ind w:left="283"/>
+        <w:shd w:fill="F0F2F5" w:val="clear"/>
+      </w:pPr>
+      <w:r>
+        <w:rPr>
+          <w:rFonts w:ascii="Consolas" w:hAnsi="Consolas"/>
+          <w:color w:val="1E1E2E"/>
+          <w:sz w:val="19"/>
+        </w:rPr>
+        <w:t>cd docconv-service</w:t>
+        <w:br/>
+        <w:t>pip install -r requirements.txt reportlab httpx temporalio</w:t>
+        <w:br/>
+        <w:t>python -m tests.test_full_flow</w:t>
+      </w:r>
+    </w:p>
+    <w:p>
+      <w:pPr>
+        <w:pStyle w:val="Heading3"/>
+      </w:pPr>
+      <w:r>
+        <w:t>What the Tests Cover (48 tests)</w:t>
+      </w:r>
+    </w:p>
+    <w:tbl>
+      <w:tblPr>
+        <w:tblStyle w:val="LightGrid-Accent1"/>
+        <w:tblW w:type="auto" w:w="0"/>
+        <w:jc w:val="left"/>
+        <w:tblLook w:firstColumn="1" w:firstRow="1" w:lastColumn="0" w:lastRow="0" w:noHBand="0" w:noVBand="1" w:val="04A0"/>
+      </w:tblPr>
+      <w:tblGrid>
+        <w:gridCol w:w="3120"/>
+        <w:gridCol w:w="3120"/>
+        <w:gridCol w:w="3120"/>
+      </w:tblGrid>
+      <w:tr>
+        <w:tc>
+          <w:tcPr>
+            <w:tcW w:type="dxa" w:w="3120"/>
+          </w:tcPr>
+          <w:p>
             <w:r>
               <w:rPr>
                 <w:b/>
@@ -5361,9 +6803,6 @@
             <w:tcW w:type="dxa" w:w="3120"/>
           </w:tcPr>
           <w:p>
-            <w:pPr>
-              <w:jc w:val="left"/>
-            </w:pPr>
             <w:r>
               <w:rPr>
                 <w:b/>
@@ -5378,9 +6817,6 @@
             <w:tcW w:type="dxa" w:w="3120"/>
           </w:tcPr>
           <w:p>
-            <w:pPr>
-              <w:jc w:val="left"/>
-            </w:pPr>
             <w:r>
               <w:rPr>
                 <w:b/>
@@ -5427,7 +6863,7 @@
               <w:rPr>
                 <w:sz w:val="20"/>
               </w:rPr>
-              <w:t>Creates sample files for every supported format</w:t>
+              <w:t>Creates sample files for every format</w:t>
             </w:r>
           </w:p>
         </w:tc>
@@ -5468,7 +6904,7 @@
               <w:rPr>
                 <w:sz w:val="20"/>
               </w:rPr>
-              <w:t>Tests each converter module independently</w:t>
+              <w:t>Tests each converter module individually</w:t>
             </w:r>
           </w:p>
         </w:tc>
@@ -5637,37 +7073,68 @@
           </w:p>
         </w:tc>
       </w:tr>
+      <w:tr>
+        <w:tc>
+          <w:tcPr>
+            <w:tcW w:type="dxa" w:w="3120"/>
+          </w:tcPr>
+          <w:p>
+            <w:r>
+              <w:rPr>
+                <w:sz w:val="20"/>
+              </w:rPr>
+              <w:t>Temporal Tests</w:t>
+            </w:r>
+          </w:p>
+        </w:tc>
+        <w:tc>
+          <w:tcPr>
+            <w:tcW w:type="dxa" w:w="3120"/>
+          </w:tcPr>
+          <w:p>
+            <w:r>
+              <w:rPr>
+                <w:sz w:val="20"/>
+              </w:rPr>
+              <w:t>7</w:t>
+            </w:r>
+          </w:p>
+        </w:tc>
+        <w:tc>
+          <w:tcPr>
+            <w:tcW w:type="dxa" w:w="3120"/>
+          </w:tcPr>
+          <w:p>
+            <w:r>
+              <w:rPr>
+                <w:sz w:val="20"/>
+              </w:rPr>
+              <w:t>Dataclasses, input/output mapping, registries, fallback</w:t>
+            </w:r>
+          </w:p>
+        </w:tc>
+      </w:tr>
     </w:tbl>
     <w:p/>
     <w:p>
       <w:pPr>
-        <w:pStyle w:val="Heading3"/>
-      </w:pPr>
-      <w:r>
-        <w:t>Running via Docker</w:t>
+        <w:pStyle w:val="Heading1"/>
+      </w:pPr>
+      <w:r>
+        <w:t>17. Troubleshooting</w:t>
       </w:r>
     </w:p>
     <w:p>
       <w:pPr>
-        <w:spacing w:before="80" w:after="80"/>
-        <w:ind w:left="283"/>
-        <w:shd w:fill="F0F2F5" w:val="clear"/>
-      </w:pPr>
-      <w:r>
-        <w:rPr>
-          <w:rFonts w:ascii="Consolas" w:hAnsi="Consolas"/>
-          <w:color w:val="1E1E2E"/>
-          <w:sz w:val="19"/>
-        </w:rPr>
-        <w:t>docker compose exec docconv-app python -m tests.test_full_flow</w:t>
+        <w:pStyle w:val="Heading3"/>
+      </w:pPr>
+      <w:r>
+        <w:t>Services fail to start</w:t>
       </w:r>
     </w:p>
     <w:p>
-      <w:pPr>
-        <w:pStyle w:val="Heading1"/>
-      </w:pPr>
-      <w:r>
-        <w:t>16. Troubleshooting</w:t>
+      <w:r>
+        <w:t>Run "docker compose logs &lt;service&gt;". Ensure ports 4566, 5672, 7233, 8080, 8088, 9092 are free. Increase Docker memory to 8 GB.</w:t>
       </w:r>
     </w:p>
     <w:p>
@@ -5675,12 +7142,12 @@
         <w:pStyle w:val="Heading3"/>
       </w:pPr>
       <w:r>
-        <w:t>Services fail to start</w:t>
+        <w:t>Temporal server takes long to start</w:t>
       </w:r>
     </w:p>
     <w:p>
       <w:r>
-        <w:t>Run "docker compose logs &lt;service&gt;" to check for errors.  Ensure ports 4566, 5672, 9092, 8080 are not in use.  Increase Docker memory to 8 GB if Kafka/Zookeeper OOM.</w:t>
+        <w:t>The temporal-server container runs auto-setup which creates the database schema on first boot. This can take 30-40 seconds. The healthcheck has a 40-second start_period for this reason.</w:t>
       </w:r>
     </w:p>
     <w:p>
@@ -5688,12 +7155,12 @@
         <w:pStyle w:val="Heading3"/>
       </w:pPr>
       <w:r>
-        <w:t>SQS listener says 'queue not found'</w:t>
+        <w:t>Temporal worker says 'Could not connect'</w:t>
       </w:r>
     </w:p>
     <w:p>
       <w:r>
-        <w:t>LocalStack may still be initializing.  The listener retries 30 times with 2-second intervals.  Check that init-localstack.sh is executable (chmod +x).</w:t>
+        <w:t>The worker retries 30 times with 3-second intervals. Ensure temporal-server is healthy: docker compose logs temporal-server. The Temporal gRPC port is 7233.</w:t>
       </w:r>
     </w:p>
     <w:p>
@@ -5701,12 +7168,12 @@
         <w:pStyle w:val="Heading3"/>
       </w:pPr>
       <w:r>
-        <w:t>OCR returns empty text</w:t>
+        <w:t>Workflow shows FAILED in Temporal UI</w:t>
       </w:r>
     </w:p>
     <w:p>
       <w:r>
-        <w:t>Ensure the tesseract-ocr and tesseract-ocr-eng packages are installed in the Docker image (they are by default).  Check the image quality – very low resolution or handwritten text may produce poor results.</w:t>
+        <w:t>Click the workflow ID to see the full execution history. Each activity shows its input, output, and error stack trace. Check which activity failed and its retry count.</w:t>
       </w:r>
     </w:p>
     <w:p>
@@ -5714,12 +7181,12 @@
         <w:pStyle w:val="Heading3"/>
       </w:pPr>
       <w:r>
-        <w:t>PDF conversion is slow</w:t>
+        <w:t>SQS listener says 'queue not found'</w:t>
       </w:r>
     </w:p>
     <w:p>
       <w:r>
-        <w:t>Full-page OCR (for scanned PDFs) renders each page at 200 DPI.  This is CPU-intensive. For faster processing of selectable-text PDFs, no OCR is triggered.</w:t>
+        <w:t>LocalStack may still be initializing. Check that init-localstack.sh is executable.</w:t>
       </w:r>
     </w:p>
     <w:p>
@@ -5727,12 +7194,12 @@
         <w:pStyle w:val="Heading3"/>
       </w:pPr>
       <w:r>
-        <w:t>Upload fails with 'Connection refused'</w:t>
+        <w:t>OCR returns empty text</w:t>
       </w:r>
     </w:p>
     <w:p>
       <w:r>
-        <w:t>The S3 upload is targeting LocalStack.  Ensure LocalStack is running and healthy.  Check with: curl http://localhost:4566/_localstack/health</w:t>
+        <w:t>Ensure tesseract-ocr is installed in the Docker image (it is by default). Check image quality.</w:t>
       </w:r>
     </w:p>
     <w:p>
@@ -5740,12 +7207,12 @@
         <w:pStyle w:val="Heading3"/>
       </w:pPr>
       <w:r>
-        <w:t>RabbitMQ connection refused</w:t>
+        <w:t>PDF conversion is slow</w:t>
       </w:r>
     </w:p>
     <w:p>
       <w:r>
-        <w:t>The listener auto-retries every 5 seconds.  RabbitMQ may take 10-15 seconds to start.  Check: docker compose logs rabbitmq</w:t>
+        <w:t>Full-page OCR renders at 200 DPI per page. Selectable-text PDFs are fast (no OCR).</w:t>
       </w:r>
     </w:p>
     <w:p>
@@ -5753,12 +7220,12 @@
         <w:pStyle w:val="Heading3"/>
       </w:pPr>
       <w:r>
-        <w:t>Kafka consumer not receiving messages</w:t>
+        <w:t>Upload fails with 'Connection refused'</w:t>
       </w:r>
     </w:p>
     <w:p>
       <w:r>
-        <w:t>Ensure the topic exists or auto-creation is enabled (KAFKA_AUTO_CREATE_TOPICS_ENABLE=true).  Check bootstrap server address matches between producer and consumer.</w:t>
+        <w:t>The S3 upload targets LocalStack. Check: curl http://localhost:4566/_localstack/health</w:t>
       </w:r>
     </w:p>
     <w:p>
@@ -5766,25 +7233,64 @@
         <w:pStyle w:val="Heading3"/>
       </w:pPr>
       <w:r>
-        <w:t>API Test Console shows 'Disconnected'</w:t>
+        <w:t>RabbitMQ connection refused</w:t>
       </w:r>
     </w:p>
     <w:p>
       <w:r>
-        <w:t>Click 'Test Connection' to retry.  Ensure the Base URL matches your Docker host. If running Docker in a VM, use the VM's IP instead of localhost.</w:t>
+        <w:t>Auto-retries every 5 seconds. RabbitMQ may take 10-15 seconds to start.</w:t>
       </w:r>
     </w:p>
     <w:p>
-      <w:r>
-        <w:br w:type="page"/>
+      <w:pPr>
+        <w:pStyle w:val="Heading3"/>
+      </w:pPr>
+      <w:r>
+        <w:t>Kafka consumer not receiving messages</w:t>
       </w:r>
     </w:p>
     <w:p>
+      <w:r>
+        <w:t>Verify auto-topic creation is enabled. Check bootstrap server address.</w:t>
+      </w:r>
+    </w:p>
+    <w:p>
+      <w:pPr>
+        <w:pStyle w:val="Heading3"/>
+      </w:pPr>
+      <w:r>
+        <w:t>API Test Console shows 'Disconnected'</w:t>
+      </w:r>
+    </w:p>
+    <w:p>
+      <w:r>
+        <w:t>Click 'Test Connection'. If Docker runs in a VM, use the VM's IP instead of localhost.</w:t>
+      </w:r>
+    </w:p>
+    <w:p>
+      <w:pPr>
+        <w:pStyle w:val="Heading3"/>
+      </w:pPr>
+      <w:r>
+        <w:t>Temporal fallback keeps triggering</w:t>
+      </w:r>
+    </w:p>
+    <w:p>
+      <w:r>
+        <w:t>Check TEMPORAL_HOST points to the correct address. Inside Docker it should be temporal-server:7233. From the host it should be localhost:7233.</w:t>
+      </w:r>
+    </w:p>
+    <w:p>
+      <w:r>
+        <w:br w:type="page"/>
+      </w:r>
+    </w:p>
+    <w:p>
       <w:pPr>
         <w:pStyle w:val="Heading1"/>
       </w:pPr>
       <w:r>
-        <w:t>17. curl Examples Cookbook</w:t>
+        <w:t>18. curl Examples Cookbook</w:t>
       </w:r>
     </w:p>
     <w:p>
@@ -5832,9 +7338,7 @@
         </w:rPr>
         <w:t>curl -X POST http://localhost:8080/convert/upload \</w:t>
         <w:br/>
-        <w:t xml:space="preserve">  -F "file=@document.pdf" \</w:t>
-        <w:br/>
-        <w:t xml:space="preserve">  -F "document_type=pdf"</w:t>
+        <w:t xml:space="preserve">  -F "file=@document.pdf" -F "document_type=pdf"</w:t>
       </w:r>
     </w:p>
     <w:p>
@@ -5859,9 +7363,7 @@
         </w:rPr>
         <w:t>curl -X POST http://localhost:8080/convert/upload \</w:t>
         <w:br/>
-        <w:t xml:space="preserve">  -F "file=@scan.png" \</w:t>
-        <w:br/>
-        <w:t xml:space="preserve">  -F "document_type=image"</w:t>
+        <w:t xml:space="preserve">  -F "file=@scan.png" -F "document_type=image"</w:t>
       </w:r>
     </w:p>
     <w:p>
@@ -5869,7 +7371,7 @@
         <w:pStyle w:val="Heading3"/>
       </w:pPr>
       <w:r>
-        <w:t>Upload a DOCX with custom output key</w:t>
+        <w:t>Upload DOCX with custom output key</w:t>
       </w:r>
     </w:p>
     <w:p>
@@ -5886,9 +7388,7 @@
         </w:rPr>
         <w:t>curl -X POST http://localhost:8080/convert/upload \</w:t>
         <w:br/>
-        <w:t xml:space="preserve">  -F "file=@report.docx" \</w:t>
-        <w:br/>
-        <w:t xml:space="preserve">  -F "document_type=docx" \</w:t>
+        <w:t xml:space="preserve">  -F "file=@report.docx" -F "document_type=docx" \</w:t>
         <w:br/>
         <w:t xml:space="preserve">  -F "output_s3_key=reports/2025/q1.txt"</w:t>
       </w:r>
@@ -5917,9 +7417,7 @@
         <w:br/>
         <w:t xml:space="preserve">  -H "Content-Type: application/json" \</w:t>
         <w:br/>
-        <w:t xml:space="preserve">  -d '{"document_type":"html","location_type":"url",</w:t>
-        <w:br/>
-        <w:t xml:space="preserve">       "url":"https://example.com"}'</w:t>
+        <w:t xml:space="preserve">  -d '{"document_type":"html","location_type":"url","url":"https://example.com"}'</w:t>
       </w:r>
     </w:p>
     <w:p>
@@ -5950,40 +7448,7 @@
         <w:br/>
         <w:t xml:space="preserve">       "url":"https://secure.example.com/doc.pdf",</w:t>
         <w:br/>
-        <w:t xml:space="preserve">       "auth_type":"basic",</w:t>
-        <w:br/>
-        <w:t xml:space="preserve">       "auth_username":"user","auth_password":"pass"}'</w:t>
-      </w:r>
-    </w:p>
-    <w:p>
-      <w:pPr>
-        <w:pStyle w:val="Heading3"/>
-      </w:pPr>
-      <w:r>
-        <w:t>Convert from URL with Bearer token</w:t>
-      </w:r>
-    </w:p>
-    <w:p>
-      <w:pPr>
-        <w:spacing w:before="80" w:after="80"/>
-        <w:ind w:left="283"/>
-        <w:shd w:fill="F0F2F5" w:val="clear"/>
-      </w:pPr>
-      <w:r>
-        <w:rPr>
-          <w:rFonts w:ascii="Consolas" w:hAnsi="Consolas"/>
-          <w:color w:val="1E1E2E"/>
-          <w:sz w:val="19"/>
-        </w:rPr>
-        <w:t>curl -X POST http://localhost:8080/convert/job \</w:t>
-        <w:br/>
-        <w:t xml:space="preserve">  -H "Content-Type: application/json" \</w:t>
-        <w:br/>
-        <w:t xml:space="preserve">  -d '{"document_type":"xlsx","location_type":"url",</w:t>
-        <w:br/>
-        <w:t xml:space="preserve">       "url":"https://api.example.com/export.xlsx",</w:t>
-        <w:br/>
-        <w:t xml:space="preserve">       "auth_type":"bearer","auth_token":"tok_abc123"}'</w:t>
+        <w:t xml:space="preserve">       "auth_type":"basic","auth_username":"user","auth_password":"pass"}'</w:t>
       </w:r>
     </w:p>
     <w:p>
@@ -6046,6 +7511,75 @@
         <w:t xml:space="preserve">       "ftp_host":"ftp","ftp_path":"/data/file.txt",</w:t>
         <w:br/>
         <w:t xml:space="preserve">       "ftp_user":"docconv","ftp_pass":"docconv"}'</w:t>
+      </w:r>
+    </w:p>
+    <w:p>
+      <w:pPr>
+        <w:pStyle w:val="Heading3"/>
+      </w:pPr>
+      <w:r>
+        <w:t>Query Temporal workflow status</w:t>
+      </w:r>
+    </w:p>
+    <w:p>
+      <w:pPr>
+        <w:spacing w:before="80" w:after="80"/>
+        <w:ind w:left="283"/>
+        <w:shd w:fill="F0F2F5" w:val="clear"/>
+      </w:pPr>
+      <w:r>
+        <w:rPr>
+          <w:rFonts w:ascii="Consolas" w:hAnsi="Consolas"/>
+          <w:color w:val="1E1E2E"/>
+          <w:sz w:val="19"/>
+        </w:rPr>
+        <w:t>curl http://localhost:8080/workflow/docconv-abc123/status</w:t>
+      </w:r>
+    </w:p>
+    <w:p>
+      <w:pPr>
+        <w:pStyle w:val="Heading3"/>
+      </w:pPr>
+      <w:r>
+        <w:t>Cancel a running Temporal workflow</w:t>
+      </w:r>
+    </w:p>
+    <w:p>
+      <w:pPr>
+        <w:spacing w:before="80" w:after="80"/>
+        <w:ind w:left="283"/>
+        <w:shd w:fill="F0F2F5" w:val="clear"/>
+      </w:pPr>
+      <w:r>
+        <w:rPr>
+          <w:rFonts w:ascii="Consolas" w:hAnsi="Consolas"/>
+          <w:color w:val="1E1E2E"/>
+          <w:sz w:val="19"/>
+        </w:rPr>
+        <w:t>curl -X POST http://localhost:8080/workflow/docconv-abc123/cancel</w:t>
+      </w:r>
+    </w:p>
+    <w:p>
+      <w:pPr>
+        <w:pStyle w:val="Heading3"/>
+      </w:pPr>
+      <w:r>
+        <w:t>List recent Temporal workflows</w:t>
+      </w:r>
+    </w:p>
+    <w:p>
+      <w:pPr>
+        <w:spacing w:before="80" w:after="80"/>
+        <w:ind w:left="283"/>
+        <w:shd w:fill="F0F2F5" w:val="clear"/>
+      </w:pPr>
+      <w:r>
+        <w:rPr>
+          <w:rFonts w:ascii="Consolas" w:hAnsi="Consolas"/>
+          <w:color w:val="1E1E2E"/>
+          <w:sz w:val="19"/>
+        </w:rPr>
+        <w:t>curl http://localhost:8080/workflows/recent?limit=10</w:t>
       </w:r>
     </w:p>
     <w:p>
